--- a/GraphLab_Comprehensive_Theory_and_Algorithms_Guide.docx
+++ b/GraphLab_Comprehensive_Theory_and_Algorithms_Guide.docx
@@ -67,9 +67,9 @@
           <w:rFonts w:ascii="Calibri" w:hAnsi="Calibri"/>
           <w:i/>
           <w:color w:val="0F766E"/>
-          <w:sz w:val="26"/>
+          <w:sz w:val="25"/>
         </w:rPr>
-        <w:t>A Formal Mathematical Treatise, Algorithmic Analysis, Step-by-Step Numerical Walkthroughs, and System Architecture</w:t>
+        <w:t>A Formal Mathematical Treatise: Degree Sequence Constructive Realization, Subgraphs, Structural Invariants, Worked Examples, and Interactive Architecture</w:t>
       </w:r>
     </w:p>
     <w:p>
@@ -85,7 +85,7 @@
         </w:rPr>
         <w:t>Live Application: https://graph-lab-one.vercel.app/ | GitHub: Nightkilller/GraphLab-</w:t>
         <w:br/>
-        <w:t>Author: Aditya Gupta | Framework: React 19, TypeScript, Three.js, Groq AI</w:t>
+        <w:t>Author: Aditya Gupta | Framework: React 19, TypeScript, Three.js, Groq / OpenRouter AI</w:t>
       </w:r>
     </w:p>
     <w:p>
@@ -96,14 +96,14 @@
     <w:p>
       <w:pPr>
         <w:keepNext/>
-        <w:spacing w:before="360" w:after="120"/>
+        <w:spacing w:before="400" w:after="120"/>
       </w:pPr>
       <w:r>
         <w:rPr>
           <w:rFonts w:ascii="Calibri" w:hAnsi="Calibri"/>
           <w:b/>
           <w:color w:val="1E3A8A"/>
-          <w:sz w:val="36"/>
+          <w:sz w:val="34"/>
         </w:rPr>
         <w:t>Executive Summary &amp; System Overview</w:t>
       </w:r>
@@ -118,7 +118,7 @@
           <w:color w:val="1E293B"/>
           <w:sz w:val="21"/>
         </w:rPr>
-        <w:t>GraphLab is an advanced, modern interactive computational laboratory designed to bridge abstract discrete mathematics, graph theoretical theorems, and algorithmic visualization into a tactile, high-performance visual environment. Built using modern web standards (React 19, TypeScript 5, Vite 6, WebGL / Three.js, and Groq/OpenRouter LLMs), GraphLab enables mathematicians, computer scientists, students, and engineers to interactively construct, manipulate, analyze, and test graphs with mathematical rigor.</w:t>
+        <w:t>GraphLab is an interactive discrete mathematics laboratory designed to bridge formal graph theory theorems, algebraic structural invariants, and visual canvas mechanics into an intuitive, high-performance workbench. Built using modern web engineering standards (React 19, TypeScript 5, Vite 6, Three.js WebGL, and Groq/OpenRouter LLMs), GraphLab enables mathematicians, educators, researchers, and students to construct, analyze, decompose, and verify graph structures with mathematical rigor.</w:t>
       </w:r>
     </w:p>
     <w:p>
@@ -131,7 +131,7 @@
           <w:color w:val="1E293B"/>
           <w:sz w:val="21"/>
         </w:rPr>
-        <w:t>Unlike conventional static algorithm demonstrators, GraphLab functions as a fully reactive mathematical workbench. It incorporates structural invariant solvers including the Havel-Hakimi degree sequence reduction engine, two-graph component isomorphism verification with exact vertex bijection proofs, complement graph invariant computation, 2-coloring bipartite BFS decomposition, Eulerian and Hamiltonian path solvers, and step-by-step execution of classic traversal and optimization algorithms (BFS, DFS, Dijkstra, Bellman-Ford, Prim's MST, and Cycle Detection).</w:t>
+        <w:t>Unlike generic algorithm animators, GraphLab functions as a reactive mathematical engine. Its primary capabilities focus on fundamental discrete mathematics: step-by-step constructive graph realization from degree sequences via the Havel-Hakimi theorem; vertex-induced, edge-induced, and spanning subgraph extraction; two-graph component isomorphism verification with exact vertex bijection proofs; complement graph invariant computation; 2-coloring bipartite BFS decomposition; Eulerian and Hamiltonian path solvers; tri-color DFS cycle detection; and BFS unweighted shortest-path trees.</w:t>
       </w:r>
     </w:p>
     <w:tbl>
@@ -180,7 +180,7 @@
                 <w:color w:val="1E293B"/>
                 <w:sz w:val="20"/>
               </w:rPr>
-              <w:t>GraphLab unites rigorous mathematical proofs with real-time interactive canvas mechanics. Every visual element—from node degrees to priority queues and distance tables—is directly bound to the mathematical state machine.</w:t>
+              <w:t>GraphLab unites rigorous mathematical proofs with real-time interactive canvas mechanics. Every visual element—from node degrees to priority queues, adjacency matrices, and text annotations—is directly synchronized with the mathematical graph state machine.</w:t>
             </w:r>
           </w:p>
         </w:tc>
@@ -189,14 +189,14 @@
     <w:p>
       <w:pPr>
         <w:keepNext/>
-        <w:spacing w:before="360" w:after="120"/>
+        <w:spacing w:before="400" w:after="120"/>
       </w:pPr>
       <w:r>
         <w:rPr>
           <w:rFonts w:ascii="Calibri" w:hAnsi="Calibri"/>
           <w:b/>
           <w:color w:val="1E3A8A"/>
-          <w:sz w:val="36"/>
+          <w:sz w:val="34"/>
         </w:rPr>
         <w:t>Chapter 1: Mathematical Foundations of Graph Theory</w:t>
       </w:r>
@@ -211,7 +211,7 @@
           <w:rFonts w:ascii="Calibri" w:hAnsi="Calibri"/>
           <w:b/>
           <w:color w:val="0F766E"/>
-          <w:sz w:val="28"/>
+          <w:sz w:val="27"/>
         </w:rPr>
         <w:t>1.1 Formal Graph Definitions &amp; Notation</w:t>
       </w:r>
@@ -227,7 +227,7 @@
           <w:color w:val="1E293B"/>
           <w:sz w:val="21"/>
         </w:rPr>
-        <w:t xml:space="preserve">Definition: </w:t>
+        <w:t xml:space="preserve">Definition 1.1: </w:t>
       </w:r>
       <w:r>
         <w:rPr>
@@ -235,7 +235,7 @@
           <w:color w:val="1E293B"/>
           <w:sz w:val="21"/>
         </w:rPr>
-        <w:t>A graph G is a mathematical structure defined as an ordered pair G = (V, E), where:</w:t>
+        <w:t>A graph G is formally defined as an ordered pair G = (V, E), where:</w:t>
       </w:r>
     </w:p>
     <w:p>
@@ -304,7 +304,7 @@
           <w:color w:val="1E293B"/>
           <w:sz w:val="21"/>
         </w:rPr>
-        <w:t>An unordered pair {u, v} representing a bidirectional symmetric relationship between u and v.</w:t>
+        <w:t>An unordered pair {u, v} representing a bidirectional symmetric adjacency between u and v.</w:t>
       </w:r>
     </w:p>
     <w:p>
@@ -327,7 +327,7 @@
           <w:color w:val="1E293B"/>
           <w:sz w:val="21"/>
         </w:rPr>
-        <w:t>An ordered pair (u, v) denoting a relationship pointing from the source u to the target v.</w:t>
+        <w:t>An ordered pair (u, v) denoting an asymmetrical arc directed from source u to target v.</w:t>
       </w:r>
     </w:p>
     <w:p>
@@ -342,7 +342,7 @@
           <w:color w:val="1E293B"/>
           <w:sz w:val="21"/>
         </w:rPr>
-        <w:t xml:space="preserve">Edge Weight Function w: </w:t>
+        <w:t xml:space="preserve">Simple Graph: </w:t>
       </w:r>
       <w:r>
         <w:rPr>
@@ -350,22 +350,22 @@
           <w:color w:val="1E293B"/>
           <w:sz w:val="21"/>
         </w:rPr>
-        <w:t>A mapping w: E -&gt; R that assigns a numerical cost, distance, or capacity to each edge.</w:t>
+        <w:t>An undirected graph containing no self-loops (edges from a vertex to itself) and no multi-edges (multiple edges between the same pair of vertices).</w:t>
       </w:r>
     </w:p>
     <w:p>
       <w:pPr>
         <w:keepNext/>
-        <w:spacing w:before="280" w:after="80"/>
+        <w:spacing w:before="200" w:after="40"/>
       </w:pPr>
       <w:r>
         <w:rPr>
           <w:rFonts w:ascii="Calibri" w:hAnsi="Calibri"/>
           <w:b/>
-          <w:color w:val="0F766E"/>
-          <w:sz w:val="28"/>
+          <w:color w:val="1E293B"/>
+          <w:sz w:val="23"/>
         </w:rPr>
-        <w:t>1.2 Vertex Degrees &amp; The Handshaking Lemma</w:t>
+        <w:t>Concrete Worked Example 1.1: Graph Representation</w:t>
       </w:r>
     </w:p>
     <w:p>
@@ -378,103 +378,7 @@
           <w:color w:val="1E293B"/>
           <w:sz w:val="21"/>
         </w:rPr>
-        <w:t>The degree of a vertex v in an undirected graph, denoted deg(v) or d(v), is the number of edges incident with v (with loops counted twice in multigraphs). In a directed graph, vertex degree is bifurcated into in-degree deg-(v) (incoming arcs) and out-degree deg+(v) (outgoing arcs).</w:t>
-      </w:r>
-    </w:p>
-    <w:p>
-      <w:pPr>
-        <w:spacing w:before="0" w:after="120" w:line="276" w:lineRule="auto"/>
-      </w:pPr>
-      <w:r>
-        <w:rPr>
-          <w:rFonts w:ascii="Calibri" w:hAnsi="Calibri"/>
-          <w:b/>
-          <w:color w:val="1E293B"/>
-          <w:sz w:val="21"/>
-        </w:rPr>
-        <w:t xml:space="preserve">Theorem 1.1 (Euler's Handshaking Lemma): </w:t>
-      </w:r>
-      <w:r>
-        <w:rPr>
-          <w:rFonts w:ascii="Calibri" w:hAnsi="Calibri"/>
-          <w:color w:val="1E293B"/>
-          <w:sz w:val="21"/>
-        </w:rPr>
-        <w:t>For any undirected graph G = (V, E), the sum of the degrees of all vertices is equal to twice the total number of edges:</w:t>
-        <w:br/>
-        <w:t xml:space="preserve">    sum_{v in V} deg(v) = 2 * |E|</w:t>
-        <w:br/>
-        <w:t>Proof: Each edge e = {u, v} contributes exactly +1 to deg(u) and +1 to deg(v). Summing over all edges accounts for each edge exactly twice. As an immediate consequence, every graph must contain an even number of vertices with odd degree.</w:t>
-      </w:r>
-    </w:p>
-    <w:p>
-      <w:pPr>
-        <w:spacing w:before="160" w:after="60"/>
-        <w:jc w:val="center"/>
-      </w:pPr>
-      <w:r>
-        <w:drawing>
-          <wp:inline xmlns:a="http://schemas.openxmlformats.org/drawingml/2006/main" xmlns:pic="http://schemas.openxmlformats.org/drawingml/2006/picture">
-            <wp:extent cx="5669280" cy="2519680"/>
-            <wp:docPr id="2" name="Picture 2"/>
-            <wp:cNvGraphicFramePr>
-              <a:graphicFrameLocks noChangeAspect="1"/>
-            </wp:cNvGraphicFramePr>
-            <a:graphic>
-              <a:graphicData uri="http://schemas.openxmlformats.org/drawingml/2006/picture">
-                <pic:pic>
-                  <pic:nvPicPr>
-                    <pic:cNvPr id="0" name="diagram_1_graph_basics.png"/>
-                    <pic:cNvPicPr/>
-                  </pic:nvPicPr>
-                  <pic:blipFill>
-                    <a:blip r:embed="rId10"/>
-                    <a:stretch>
-                      <a:fillRect/>
-                    </a:stretch>
-                  </pic:blipFill>
-                  <pic:spPr>
-                    <a:xfrm>
-                      <a:off x="0" y="0"/>
-                      <a:ext cx="5669280" cy="2519680"/>
-                    </a:xfrm>
-                    <a:prstGeom prst="rect"/>
-                  </pic:spPr>
-                </pic:pic>
-              </a:graphicData>
-            </a:graphic>
-          </wp:inline>
-        </w:drawing>
-      </w:r>
-    </w:p>
-    <w:p>
-      <w:pPr>
-        <w:spacing w:before="0" w:after="240"/>
-        <w:jc w:val="center"/>
-      </w:pPr>
-      <w:r>
-        <w:rPr>
-          <w:rFonts w:ascii="Calibri" w:hAnsi="Calibri"/>
-          <w:i/>
-          <w:color w:val="64748B"/>
-          <w:sz w:val="19"/>
-        </w:rPr>
-        <w:t>Figure: Undirected Weighted Graph (Handshaking: sum deg(v) = 2|E|) and Directed Graph with In/Out-Degrees</w:t>
-      </w:r>
-    </w:p>
-    <w:p>
-      <w:pPr>
-        <w:keepNext/>
-        <w:spacing w:before="280" w:after="80"/>
-      </w:pPr>
-      <w:r>
-        <w:rPr>
-          <w:rFonts w:ascii="Calibri" w:hAnsi="Calibri"/>
-          <w:b/>
-          <w:color w:val="0F766E"/>
-          <w:sz w:val="28"/>
-        </w:rPr>
-        <w:t>1.3 Computational Representations of Graphs</w:t>
+        <w:t>Consider an undirected simple graph G1 with vertex set V = {1, 2, 3, 4, 5} and edge set E = {(1, 2), (1, 3), (2, 3), (2, 4), (3, 5), (4, 5)}. Here, order n = |V| = 5 and size m = |E| = 6.</w:t>
       </w:r>
     </w:p>
     <w:p>
@@ -487,7 +391,23 @@
           <w:color w:val="1E293B"/>
           <w:sz w:val="21"/>
         </w:rPr>
-        <w:t>In GraphLab's internal engine, graphs can be represented through three standard data structures, each optimizing for specific algorithmic operations:</w:t>
+        <w:t>We can represent G1 computationally in three ways:</w:t>
+        <w:br/>
+        <w:t>1. Adjacency Matrix A (symmetric 5x5 binary matrix where A[i][j] = 1 if (i, j) in E, else 0):</w:t>
+        <w:br/>
+        <w:t xml:space="preserve">       [0, 1, 1, 0, 0]</w:t>
+        <w:br/>
+        <w:t xml:space="preserve">       [1, 0, 1, 1, 0]</w:t>
+        <w:br/>
+        <w:t xml:space="preserve">   A = [1, 1, 0, 0, 1]</w:t>
+        <w:br/>
+        <w:t xml:space="preserve">       [0, 1, 0, 0, 1]</w:t>
+        <w:br/>
+        <w:t xml:space="preserve">       [0, 0, 1, 1, 0]</w:t>
+        <w:br/>
+        <w:t>2. Adjacency List: { 1: [2, 3], 2: [1, 3, 4], 3: [1, 2, 5], 4: [2, 5], 5: [3, 4] }.</w:t>
+        <w:br/>
+        <w:t>3. Edge List: [ (1, 2), (1, 3), (2, 3), (2, 4), (3, 5), (4, 5) ].</w:t>
       </w:r>
     </w:p>
     <w:tbl>
@@ -1028,16 +948,16 @@
     <w:p>
       <w:pPr>
         <w:keepNext/>
-        <w:spacing w:before="360" w:after="120"/>
+        <w:spacing w:before="280" w:after="80"/>
       </w:pPr>
       <w:r>
         <w:rPr>
           <w:rFonts w:ascii="Calibri" w:hAnsi="Calibri"/>
           <w:b/>
-          <w:color w:val="1E3A8A"/>
-          <w:sz w:val="36"/>
+          <w:color w:val="0F766E"/>
+          <w:sz w:val="27"/>
         </w:rPr>
-        <w:t>Chapter 2: Canonical Graph Families &amp; Topological Structures</w:t>
+        <w:t>1.2 Vertex Degrees &amp; The Handshaking Lemma</w:t>
       </w:r>
     </w:p>
     <w:p>
@@ -1050,7 +970,160 @@
           <w:color w:val="1E293B"/>
           <w:sz w:val="21"/>
         </w:rPr>
-        <w:t>GraphLab provides one-click generators for standard graph families, allowing users to analyze foundational benchmarks and test structural invariants:</w:t>
+        <w:t>The degree of a vertex v in an undirected graph, denoted deg(v) or d(v), is the number of edges incident with v. In directed graphs, degree is bifurcated into in-degree deg-(v) (incoming arcs) and out-degree deg+(v) (outgoing arcs).</w:t>
+      </w:r>
+    </w:p>
+    <w:p>
+      <w:pPr>
+        <w:spacing w:before="0" w:after="120" w:line="276" w:lineRule="auto"/>
+      </w:pPr>
+      <w:r>
+        <w:rPr>
+          <w:rFonts w:ascii="Calibri" w:hAnsi="Calibri"/>
+          <w:b/>
+          <w:color w:val="1E293B"/>
+          <w:sz w:val="21"/>
+        </w:rPr>
+        <w:t xml:space="preserve">Theorem 1.1 (Euler's Handshaking Lemma, 1736): </w:t>
+      </w:r>
+      <w:r>
+        <w:rPr>
+          <w:rFonts w:ascii="Calibri" w:hAnsi="Calibri"/>
+          <w:color w:val="1E293B"/>
+          <w:sz w:val="21"/>
+        </w:rPr>
+        <w:t>For any undirected graph G = (V, E), the sum of the degrees of all vertices equals exactly twice the total number of edges:</w:t>
+        <w:br/>
+        <w:t xml:space="preserve">    sum_{v in V} deg(v) = 2 * |E|</w:t>
+        <w:br/>
+        <w:t>Proof: Each undirected edge e = {u, v} has two endpoints. When we sum the degrees across all vertices, edge e contributes exactly +1 to deg(u) and +1 to deg(v). Therefore, each edge is counted precisely twice. An immediate corollary is that every graph must have an EVEN number of vertices with odd degree.</w:t>
+      </w:r>
+    </w:p>
+    <w:p>
+      <w:pPr>
+        <w:keepNext/>
+        <w:spacing w:before="200" w:after="40"/>
+      </w:pPr>
+      <w:r>
+        <w:rPr>
+          <w:rFonts w:ascii="Calibri" w:hAnsi="Calibri"/>
+          <w:b/>
+          <w:color w:val="1E293B"/>
+          <w:sz w:val="23"/>
+        </w:rPr>
+        <w:t>Concrete Worked Example 1.2: Handshaking Lemma Verification</w:t>
+      </w:r>
+    </w:p>
+    <w:p>
+      <w:pPr>
+        <w:spacing w:before="0" w:after="120" w:line="276" w:lineRule="auto"/>
+      </w:pPr>
+      <w:r>
+        <w:rPr>
+          <w:rFonts w:ascii="Calibri" w:hAnsi="Calibri"/>
+          <w:color w:val="1E293B"/>
+          <w:sz w:val="21"/>
+        </w:rPr>
+        <w:t>Let us calculate the vertex degrees for graph G1 from Example 1.1:</w:t>
+        <w:br/>
+        <w:t>• deg(1) = 2 (incident to {1, 2}, {1, 3})</w:t>
+        <w:br/>
+        <w:t>• deg(2) = 3 (incident to {2, 1}, {2, 3}, {2, 4})</w:t>
+        <w:br/>
+        <w:t>• deg(3) = 3 (incident to {3, 1}, {3, 2}, {3, 5})</w:t>
+        <w:br/>
+        <w:t>• deg(4) = 2 (incident to {4, 2}, {4, 5})</w:t>
+        <w:br/>
+        <w:t>• deg(5) = 2 (incident to {5, 3}, {5, 4})</w:t>
+        <w:br/>
+        <w:t>Sum of degrees: 2 + 3 + 3 + 2 + 2 = 12.</w:t>
+        <w:br/>
+        <w:t>Check twice edge count: 2 * |E| = 2 * 6 = 12. Perfect match!</w:t>
+        <w:br/>
+        <w:t>Notice also that vertices with odd degrees are {2, 3} (count = 2, which is even, satisfying the Handshaking corollary).</w:t>
+      </w:r>
+    </w:p>
+    <w:p>
+      <w:pPr>
+        <w:spacing w:before="160" w:after="60"/>
+        <w:jc w:val="center"/>
+      </w:pPr>
+      <w:r>
+        <w:drawing>
+          <wp:inline xmlns:a="http://schemas.openxmlformats.org/drawingml/2006/main" xmlns:pic="http://schemas.openxmlformats.org/drawingml/2006/picture">
+            <wp:extent cx="5669280" cy="2519680"/>
+            <wp:docPr id="2" name="Picture 2"/>
+            <wp:cNvGraphicFramePr>
+              <a:graphicFrameLocks noChangeAspect="1"/>
+            </wp:cNvGraphicFramePr>
+            <a:graphic>
+              <a:graphicData uri="http://schemas.openxmlformats.org/drawingml/2006/picture">
+                <pic:pic>
+                  <pic:nvPicPr>
+                    <pic:cNvPr id="0" name="diagram_1_graph_basics.png"/>
+                    <pic:cNvPicPr/>
+                  </pic:nvPicPr>
+                  <pic:blipFill>
+                    <a:blip r:embed="rId10"/>
+                    <a:stretch>
+                      <a:fillRect/>
+                    </a:stretch>
+                  </pic:blipFill>
+                  <pic:spPr>
+                    <a:xfrm>
+                      <a:off x="0" y="0"/>
+                      <a:ext cx="5669280" cy="2519680"/>
+                    </a:xfrm>
+                    <a:prstGeom prst="rect"/>
+                  </pic:spPr>
+                </pic:pic>
+              </a:graphicData>
+            </a:graphic>
+          </wp:inline>
+        </w:drawing>
+      </w:r>
+    </w:p>
+    <w:p>
+      <w:pPr>
+        <w:spacing w:before="0" w:after="240"/>
+        <w:jc w:val="center"/>
+      </w:pPr>
+      <w:r>
+        <w:rPr>
+          <w:rFonts w:ascii="Calibri" w:hAnsi="Calibri"/>
+          <w:i/>
+          <w:color w:val="64748B"/>
+          <w:sz w:val="19"/>
+        </w:rPr>
+        <w:t>Figure: Undirected Graph (Handshaking: sum deg(v) = 2|E| = 14) and Directed Graph with In/Out-Degrees</w:t>
+      </w:r>
+    </w:p>
+    <w:p>
+      <w:pPr>
+        <w:keepNext/>
+        <w:spacing w:before="400" w:after="120"/>
+      </w:pPr>
+      <w:r>
+        <w:rPr>
+          <w:rFonts w:ascii="Calibri" w:hAnsi="Calibri"/>
+          <w:b/>
+          <w:color w:val="1E3A8A"/>
+          <w:sz w:val="34"/>
+        </w:rPr>
+        <w:t>Chapter 2: Canonical Graph Families &amp; Topological Benchmarks</w:t>
+      </w:r>
+    </w:p>
+    <w:p>
+      <w:pPr>
+        <w:spacing w:before="0" w:after="120" w:line="276" w:lineRule="auto"/>
+      </w:pPr>
+      <w:r>
+        <w:rPr>
+          <w:rFonts w:ascii="Calibri" w:hAnsi="Calibri"/>
+          <w:color w:val="1E293B"/>
+          <w:sz w:val="21"/>
+        </w:rPr>
+        <w:t>GraphLab provides one-click visual generators for canonical graph families. These families serve as theoretical benchmarks for invariant testing, chromatic number analysis, and planarity checks:</w:t>
       </w:r>
     </w:p>
     <w:p>
@@ -1073,7 +1146,7 @@
           <w:color w:val="1E293B"/>
           <w:sz w:val="21"/>
         </w:rPr>
-        <w:t>A simple undirected graph in which every pair of distinct vertices is connected by a unique edge. Every vertex has degree n - 1. Total edges = C(n, 2) = n(n - 1)/2. It has clique number omega(G) = n and chromatic number chi(G) = n.</w:t>
+        <w:t>A simple undirected graph in which every distinct pair of vertices is connected by an edge. Every vertex has degree n - 1 (it is (n-1)-regular). Total edges = C(n, 2) = n(n - 1)/2. Clique number omega(K_n) = n, chromatic number chi(K_n) = n.</w:t>
       </w:r>
     </w:p>
     <w:p>
@@ -1096,7 +1169,7 @@
           <w:color w:val="1E293B"/>
           <w:sz w:val="21"/>
         </w:rPr>
-        <w:t>A connected 2-regular graph on n &gt;= 3 vertices consisting of a single closed loop. If n is even, C_n is bipartite (2-colorable). If n is odd, C_n has chromatic number 3 and serves as an odd-cycle witness.</w:t>
+        <w:t>A connected 2-regular graph on n &gt;= 3 vertices forming a closed loop. Total edges = n. If n is even, C_n is bipartite (chi = 2). If n is odd, chi = 3, serving as an odd-cycle witness against bipartiteness.</w:t>
       </w:r>
     </w:p>
     <w:p>
@@ -1119,7 +1192,7 @@
           <w:color w:val="1E293B"/>
           <w:sz w:val="21"/>
         </w:rPr>
-        <w:t>A graph whose vertex set can be partitioned into two disjoint sets V1 (|V1|=m) and V2 (|V2|=n) such that every vertex in V1 is adjacent to every vertex in V2, and no edges exist within the same set. Total edges = m * n.</w:t>
+        <w:t>A graph whose vertex set is partitioned into disjoint sets V1 (|V1|=m) and V2 (|V2|=n) such that every vertex in V1 is adjacent to every vertex in V2, and no edges exist within V1 or V2. Total edges = m * n. By Kuratowski's theorem, K_{3,3} is non-planar.</w:t>
       </w:r>
     </w:p>
     <w:p>
@@ -1142,7 +1215,7 @@
           <w:color w:val="1E293B"/>
           <w:sz w:val="21"/>
         </w:rPr>
-        <w:t>A tree with one central vertex of degree n - 1 and n - 1 peripheral leaves of degree 1. Diameter is 2.</w:t>
+        <w:t>A tree with 1 central hub vertex of degree n - 1 and n - 1 peripheral leaves of degree 1. Total edges = n - 1, diameter = 2.</w:t>
       </w:r>
     </w:p>
     <w:p>
@@ -1165,7 +1238,7 @@
           <w:color w:val="1E293B"/>
           <w:sz w:val="21"/>
         </w:rPr>
-        <w:t>A tree is an undirected connected graph without cycles. Essential theorem: for any tree with n vertices, |E| = n - 1. A forest is a disjoint union of trees.</w:t>
+        <w:t>A tree is an undirected connected acyclic graph. Fundamental theorem: any tree on n vertices has exactly |E| = n - 1 edges. Every tree on n &gt;= 2 vertices possesses at least two leaves (vertices of degree 1). A forest is an acyclic graph (disjoint union of trees).</w:t>
       </w:r>
     </w:p>
     <w:p>
@@ -1188,9 +1261,1130 @@
           <w:color w:val="1E293B"/>
           <w:sz w:val="21"/>
         </w:rPr>
-        <w:t>The Cartesian product of two path graphs. Always bipartite, planar, and contains m*n vertices with m(n-1) + n(m-1) edges.</w:t>
+        <w:t>Cartesian product of two path graphs. Always bipartite and planar. Contains m * n vertices and m(n - 1) + n(m - 1) edges.</w:t>
       </w:r>
     </w:p>
+    <w:p>
+      <w:pPr>
+        <w:keepNext/>
+        <w:spacing w:before="200" w:after="40"/>
+      </w:pPr>
+      <w:r>
+        <w:rPr>
+          <w:rFonts w:ascii="Calibri" w:hAnsi="Calibri"/>
+          <w:b/>
+          <w:color w:val="1E293B"/>
+          <w:sz w:val="23"/>
+        </w:rPr>
+        <w:t>Concrete Worked Examples 2.1: Family Numerical Profiles</w:t>
+      </w:r>
+    </w:p>
+    <w:p>
+      <w:pPr>
+        <w:spacing w:before="0" w:after="120" w:line="276" w:lineRule="auto"/>
+      </w:pPr>
+      <w:r>
+        <w:rPr>
+          <w:rFonts w:ascii="Calibri" w:hAnsi="Calibri"/>
+          <w:color w:val="1E293B"/>
+          <w:sz w:val="21"/>
+        </w:rPr>
+        <w:t>The following table provides the exact mathematical parameters for standard instances generated in GraphLab:</w:t>
+      </w:r>
+    </w:p>
+    <w:tbl>
+      <w:tblPr>
+        <w:tblW w:type="auto" w:w="0"/>
+        <w:tblLook w:firstColumn="1" w:firstRow="1" w:lastColumn="0" w:lastRow="0" w:noHBand="0" w:noVBand="1" w:val="04A0"/>
+        <w:jc w:val="center"/>
+        <w:tblBorders>
+          <w:top w:val="single" w:sz="6" w:space="0" w:color="CBD5E1"/>
+          <w:left w:val="single" w:sz="6" w:space="0" w:color="CBD5E1"/>
+          <w:bottom w:val="single" w:sz="6" w:space="0" w:color="CBD5E1"/>
+          <w:right w:val="single" w:sz="6" w:space="0" w:color="CBD5E1"/>
+          <w:insideH w:val="single" w:sz="4" w:space="0" w:color="CBD5E1"/>
+          <w:insideV w:val="single" w:sz="4" w:space="0" w:color="CBD5E1"/>
+        </w:tblBorders>
+      </w:tblPr>
+      <w:tblGrid>
+        <w:gridCol w:w="1560"/>
+        <w:gridCol w:w="1560"/>
+        <w:gridCol w:w="1560"/>
+        <w:gridCol w:w="1560"/>
+        <w:gridCol w:w="1560"/>
+        <w:gridCol w:w="1560"/>
+      </w:tblGrid>
+      <w:tr>
+        <w:tc>
+          <w:tcPr>
+            <w:tcW w:type="dxa" w:w="1872"/>
+            <w:shd w:fill="1E3A8A"/>
+            <w:tcMar>
+              <w:top w:w="100" w:type="dxa"/>
+              <w:bottom w:w="100" w:type="dxa"/>
+              <w:left w:w="120" w:type="dxa"/>
+              <w:right w:w="120" w:type="dxa"/>
+            </w:tcMar>
+          </w:tcPr>
+          <w:p>
+            <w:pPr>
+              <w:spacing w:before="0" w:after="0"/>
+            </w:pPr>
+            <w:r>
+              <w:rPr>
+                <w:rFonts w:ascii="Calibri" w:hAnsi="Calibri"/>
+                <w:b/>
+                <w:color w:val="FFFFFF"/>
+                <w:sz w:val="20"/>
+              </w:rPr>
+              <w:t>Family</w:t>
+            </w:r>
+          </w:p>
+        </w:tc>
+        <w:tc>
+          <w:tcPr>
+            <w:tcW w:type="dxa" w:w="1152"/>
+            <w:shd w:fill="1E3A8A"/>
+            <w:tcMar>
+              <w:top w:w="100" w:type="dxa"/>
+              <w:bottom w:w="100" w:type="dxa"/>
+              <w:left w:w="120" w:type="dxa"/>
+              <w:right w:w="120" w:type="dxa"/>
+            </w:tcMar>
+          </w:tcPr>
+          <w:p>
+            <w:pPr>
+              <w:spacing w:before="0" w:after="0"/>
+            </w:pPr>
+            <w:r>
+              <w:rPr>
+                <w:rFonts w:ascii="Calibri" w:hAnsi="Calibri"/>
+                <w:b/>
+                <w:color w:val="FFFFFF"/>
+                <w:sz w:val="20"/>
+              </w:rPr>
+              <w:t>Order (n)</w:t>
+            </w:r>
+          </w:p>
+        </w:tc>
+        <w:tc>
+          <w:tcPr>
+            <w:tcW w:type="dxa" w:w="1152"/>
+            <w:shd w:fill="1E3A8A"/>
+            <w:tcMar>
+              <w:top w:w="100" w:type="dxa"/>
+              <w:bottom w:w="100" w:type="dxa"/>
+              <w:left w:w="120" w:type="dxa"/>
+              <w:right w:w="120" w:type="dxa"/>
+            </w:tcMar>
+          </w:tcPr>
+          <w:p>
+            <w:pPr>
+              <w:spacing w:before="0" w:after="0"/>
+            </w:pPr>
+            <w:r>
+              <w:rPr>
+                <w:rFonts w:ascii="Calibri" w:hAnsi="Calibri"/>
+                <w:b/>
+                <w:color w:val="FFFFFF"/>
+                <w:sz w:val="20"/>
+              </w:rPr>
+              <w:t>Size (m)</w:t>
+            </w:r>
+          </w:p>
+        </w:tc>
+        <w:tc>
+          <w:tcPr>
+            <w:tcW w:type="dxa" w:w="2592"/>
+            <w:shd w:fill="1E3A8A"/>
+            <w:tcMar>
+              <w:top w:w="100" w:type="dxa"/>
+              <w:bottom w:w="100" w:type="dxa"/>
+              <w:left w:w="120" w:type="dxa"/>
+              <w:right w:w="120" w:type="dxa"/>
+            </w:tcMar>
+          </w:tcPr>
+          <w:p>
+            <w:pPr>
+              <w:spacing w:before="0" w:after="0"/>
+            </w:pPr>
+            <w:r>
+              <w:rPr>
+                <w:rFonts w:ascii="Calibri" w:hAnsi="Calibri"/>
+                <w:b/>
+                <w:color w:val="FFFFFF"/>
+                <w:sz w:val="20"/>
+              </w:rPr>
+              <w:t>Degree Sequence</w:t>
+            </w:r>
+          </w:p>
+        </w:tc>
+        <w:tc>
+          <w:tcPr>
+            <w:tcW w:type="dxa" w:w="1584"/>
+            <w:shd w:fill="1E3A8A"/>
+            <w:tcMar>
+              <w:top w:w="100" w:type="dxa"/>
+              <w:bottom w:w="100" w:type="dxa"/>
+              <w:left w:w="120" w:type="dxa"/>
+              <w:right w:w="120" w:type="dxa"/>
+            </w:tcMar>
+          </w:tcPr>
+          <w:p>
+            <w:pPr>
+              <w:spacing w:before="0" w:after="0"/>
+            </w:pPr>
+            <w:r>
+              <w:rPr>
+                <w:rFonts w:ascii="Calibri" w:hAnsi="Calibri"/>
+                <w:b/>
+                <w:color w:val="FFFFFF"/>
+                <w:sz w:val="20"/>
+              </w:rPr>
+              <w:t>Chromatic chi</w:t>
+            </w:r>
+          </w:p>
+        </w:tc>
+        <w:tc>
+          <w:tcPr>
+            <w:tcW w:type="dxa" w:w="1728"/>
+            <w:shd w:fill="1E3A8A"/>
+            <w:tcMar>
+              <w:top w:w="100" w:type="dxa"/>
+              <w:bottom w:w="100" w:type="dxa"/>
+              <w:left w:w="120" w:type="dxa"/>
+              <w:right w:w="120" w:type="dxa"/>
+            </w:tcMar>
+          </w:tcPr>
+          <w:p>
+            <w:pPr>
+              <w:spacing w:before="0" w:after="0"/>
+            </w:pPr>
+            <w:r>
+              <w:rPr>
+                <w:rFonts w:ascii="Calibri" w:hAnsi="Calibri"/>
+                <w:b/>
+                <w:color w:val="FFFFFF"/>
+                <w:sz w:val="20"/>
+              </w:rPr>
+              <w:t>Planar?</w:t>
+            </w:r>
+          </w:p>
+        </w:tc>
+      </w:tr>
+      <w:tr>
+        <w:tc>
+          <w:tcPr>
+            <w:tcW w:type="dxa" w:w="1872"/>
+            <w:shd w:fill="FFFFFF"/>
+            <w:tcMar>
+              <w:top w:w="80" w:type="dxa"/>
+              <w:bottom w:w="80" w:type="dxa"/>
+              <w:left w:w="120" w:type="dxa"/>
+              <w:right w:w="120" w:type="dxa"/>
+            </w:tcMar>
+          </w:tcPr>
+          <w:p>
+            <w:pPr>
+              <w:spacing w:before="0" w:after="0"/>
+            </w:pPr>
+            <w:r>
+              <w:rPr>
+                <w:rFonts w:ascii="Calibri" w:hAnsi="Calibri"/>
+                <w:color w:val="1E293B"/>
+                <w:sz w:val="19"/>
+              </w:rPr>
+              <w:t>Complete K5</w:t>
+            </w:r>
+          </w:p>
+        </w:tc>
+        <w:tc>
+          <w:tcPr>
+            <w:tcW w:type="dxa" w:w="1152"/>
+            <w:shd w:fill="FFFFFF"/>
+            <w:tcMar>
+              <w:top w:w="80" w:type="dxa"/>
+              <w:bottom w:w="80" w:type="dxa"/>
+              <w:left w:w="120" w:type="dxa"/>
+              <w:right w:w="120" w:type="dxa"/>
+            </w:tcMar>
+          </w:tcPr>
+          <w:p>
+            <w:pPr>
+              <w:spacing w:before="0" w:after="0"/>
+            </w:pPr>
+            <w:r>
+              <w:rPr>
+                <w:rFonts w:ascii="Calibri" w:hAnsi="Calibri"/>
+                <w:color w:val="1E293B"/>
+                <w:sz w:val="19"/>
+              </w:rPr>
+              <w:t>5</w:t>
+            </w:r>
+          </w:p>
+        </w:tc>
+        <w:tc>
+          <w:tcPr>
+            <w:tcW w:type="dxa" w:w="1152"/>
+            <w:shd w:fill="FFFFFF"/>
+            <w:tcMar>
+              <w:top w:w="80" w:type="dxa"/>
+              <w:bottom w:w="80" w:type="dxa"/>
+              <w:left w:w="120" w:type="dxa"/>
+              <w:right w:w="120" w:type="dxa"/>
+            </w:tcMar>
+          </w:tcPr>
+          <w:p>
+            <w:pPr>
+              <w:spacing w:before="0" w:after="0"/>
+            </w:pPr>
+            <w:r>
+              <w:rPr>
+                <w:rFonts w:ascii="Calibri" w:hAnsi="Calibri"/>
+                <w:color w:val="1E293B"/>
+                <w:sz w:val="19"/>
+              </w:rPr>
+              <w:t>10</w:t>
+            </w:r>
+          </w:p>
+        </w:tc>
+        <w:tc>
+          <w:tcPr>
+            <w:tcW w:type="dxa" w:w="2592"/>
+            <w:shd w:fill="FFFFFF"/>
+            <w:tcMar>
+              <w:top w:w="80" w:type="dxa"/>
+              <w:bottom w:w="80" w:type="dxa"/>
+              <w:left w:w="120" w:type="dxa"/>
+              <w:right w:w="120" w:type="dxa"/>
+            </w:tcMar>
+          </w:tcPr>
+          <w:p>
+            <w:pPr>
+              <w:spacing w:before="0" w:after="0"/>
+            </w:pPr>
+            <w:r>
+              <w:rPr>
+                <w:rFonts w:ascii="Calibri" w:hAnsi="Calibri"/>
+                <w:color w:val="1E293B"/>
+                <w:sz w:val="19"/>
+              </w:rPr>
+              <w:t>(4, 4, 4, 4, 4)</w:t>
+            </w:r>
+          </w:p>
+        </w:tc>
+        <w:tc>
+          <w:tcPr>
+            <w:tcW w:type="dxa" w:w="1584"/>
+            <w:shd w:fill="FFFFFF"/>
+            <w:tcMar>
+              <w:top w:w="80" w:type="dxa"/>
+              <w:bottom w:w="80" w:type="dxa"/>
+              <w:left w:w="120" w:type="dxa"/>
+              <w:right w:w="120" w:type="dxa"/>
+            </w:tcMar>
+          </w:tcPr>
+          <w:p>
+            <w:pPr>
+              <w:spacing w:before="0" w:after="0"/>
+            </w:pPr>
+            <w:r>
+              <w:rPr>
+                <w:rFonts w:ascii="Calibri" w:hAnsi="Calibri"/>
+                <w:color w:val="1E293B"/>
+                <w:sz w:val="19"/>
+              </w:rPr>
+              <w:t>5</w:t>
+            </w:r>
+          </w:p>
+        </w:tc>
+        <w:tc>
+          <w:tcPr>
+            <w:tcW w:type="dxa" w:w="1728"/>
+            <w:shd w:fill="FFFFFF"/>
+            <w:tcMar>
+              <w:top w:w="80" w:type="dxa"/>
+              <w:bottom w:w="80" w:type="dxa"/>
+              <w:left w:w="120" w:type="dxa"/>
+              <w:right w:w="120" w:type="dxa"/>
+            </w:tcMar>
+          </w:tcPr>
+          <w:p>
+            <w:pPr>
+              <w:spacing w:before="0" w:after="0"/>
+            </w:pPr>
+            <w:r>
+              <w:rPr>
+                <w:rFonts w:ascii="Calibri" w:hAnsi="Calibri"/>
+                <w:color w:val="1E293B"/>
+                <w:sz w:val="19"/>
+              </w:rPr>
+              <w:t>No (Kuratowski)</w:t>
+            </w:r>
+          </w:p>
+        </w:tc>
+      </w:tr>
+      <w:tr>
+        <w:tc>
+          <w:tcPr>
+            <w:tcW w:type="dxa" w:w="1872"/>
+            <w:shd w:fill="F8FAFC"/>
+            <w:tcMar>
+              <w:top w:w="80" w:type="dxa"/>
+              <w:bottom w:w="80" w:type="dxa"/>
+              <w:left w:w="120" w:type="dxa"/>
+              <w:right w:w="120" w:type="dxa"/>
+            </w:tcMar>
+          </w:tcPr>
+          <w:p>
+            <w:pPr>
+              <w:spacing w:before="0" w:after="0"/>
+            </w:pPr>
+            <w:r>
+              <w:rPr>
+                <w:rFonts w:ascii="Calibri" w:hAnsi="Calibri"/>
+                <w:color w:val="1E293B"/>
+                <w:sz w:val="19"/>
+              </w:rPr>
+              <w:t>Cycle C6</w:t>
+            </w:r>
+          </w:p>
+        </w:tc>
+        <w:tc>
+          <w:tcPr>
+            <w:tcW w:type="dxa" w:w="1152"/>
+            <w:shd w:fill="F8FAFC"/>
+            <w:tcMar>
+              <w:top w:w="80" w:type="dxa"/>
+              <w:bottom w:w="80" w:type="dxa"/>
+              <w:left w:w="120" w:type="dxa"/>
+              <w:right w:w="120" w:type="dxa"/>
+            </w:tcMar>
+          </w:tcPr>
+          <w:p>
+            <w:pPr>
+              <w:spacing w:before="0" w:after="0"/>
+            </w:pPr>
+            <w:r>
+              <w:rPr>
+                <w:rFonts w:ascii="Calibri" w:hAnsi="Calibri"/>
+                <w:color w:val="1E293B"/>
+                <w:sz w:val="19"/>
+              </w:rPr>
+              <w:t>6</w:t>
+            </w:r>
+          </w:p>
+        </w:tc>
+        <w:tc>
+          <w:tcPr>
+            <w:tcW w:type="dxa" w:w="1152"/>
+            <w:shd w:fill="F8FAFC"/>
+            <w:tcMar>
+              <w:top w:w="80" w:type="dxa"/>
+              <w:bottom w:w="80" w:type="dxa"/>
+              <w:left w:w="120" w:type="dxa"/>
+              <w:right w:w="120" w:type="dxa"/>
+            </w:tcMar>
+          </w:tcPr>
+          <w:p>
+            <w:pPr>
+              <w:spacing w:before="0" w:after="0"/>
+            </w:pPr>
+            <w:r>
+              <w:rPr>
+                <w:rFonts w:ascii="Calibri" w:hAnsi="Calibri"/>
+                <w:color w:val="1E293B"/>
+                <w:sz w:val="19"/>
+              </w:rPr>
+              <w:t>6</w:t>
+            </w:r>
+          </w:p>
+        </w:tc>
+        <w:tc>
+          <w:tcPr>
+            <w:tcW w:type="dxa" w:w="2592"/>
+            <w:shd w:fill="F8FAFC"/>
+            <w:tcMar>
+              <w:top w:w="80" w:type="dxa"/>
+              <w:bottom w:w="80" w:type="dxa"/>
+              <w:left w:w="120" w:type="dxa"/>
+              <w:right w:w="120" w:type="dxa"/>
+            </w:tcMar>
+          </w:tcPr>
+          <w:p>
+            <w:pPr>
+              <w:spacing w:before="0" w:after="0"/>
+            </w:pPr>
+            <w:r>
+              <w:rPr>
+                <w:rFonts w:ascii="Calibri" w:hAnsi="Calibri"/>
+                <w:color w:val="1E293B"/>
+                <w:sz w:val="19"/>
+              </w:rPr>
+              <w:t>(2, 2, 2, 2, 2, 2)</w:t>
+            </w:r>
+          </w:p>
+        </w:tc>
+        <w:tc>
+          <w:tcPr>
+            <w:tcW w:type="dxa" w:w="1584"/>
+            <w:shd w:fill="F8FAFC"/>
+            <w:tcMar>
+              <w:top w:w="80" w:type="dxa"/>
+              <w:bottom w:w="80" w:type="dxa"/>
+              <w:left w:w="120" w:type="dxa"/>
+              <w:right w:w="120" w:type="dxa"/>
+            </w:tcMar>
+          </w:tcPr>
+          <w:p>
+            <w:pPr>
+              <w:spacing w:before="0" w:after="0"/>
+            </w:pPr>
+            <w:r>
+              <w:rPr>
+                <w:rFonts w:ascii="Calibri" w:hAnsi="Calibri"/>
+                <w:color w:val="1E293B"/>
+                <w:sz w:val="19"/>
+              </w:rPr>
+              <w:t>2 (Bipartite)</w:t>
+            </w:r>
+          </w:p>
+        </w:tc>
+        <w:tc>
+          <w:tcPr>
+            <w:tcW w:type="dxa" w:w="1728"/>
+            <w:shd w:fill="F8FAFC"/>
+            <w:tcMar>
+              <w:top w:w="80" w:type="dxa"/>
+              <w:bottom w:w="80" w:type="dxa"/>
+              <w:left w:w="120" w:type="dxa"/>
+              <w:right w:w="120" w:type="dxa"/>
+            </w:tcMar>
+          </w:tcPr>
+          <w:p>
+            <w:pPr>
+              <w:spacing w:before="0" w:after="0"/>
+            </w:pPr>
+            <w:r>
+              <w:rPr>
+                <w:rFonts w:ascii="Calibri" w:hAnsi="Calibri"/>
+                <w:color w:val="1E293B"/>
+                <w:sz w:val="19"/>
+              </w:rPr>
+              <w:t>Yes</w:t>
+            </w:r>
+          </w:p>
+        </w:tc>
+      </w:tr>
+      <w:tr>
+        <w:tc>
+          <w:tcPr>
+            <w:tcW w:type="dxa" w:w="1872"/>
+            <w:shd w:fill="FFFFFF"/>
+            <w:tcMar>
+              <w:top w:w="80" w:type="dxa"/>
+              <w:bottom w:w="80" w:type="dxa"/>
+              <w:left w:w="120" w:type="dxa"/>
+              <w:right w:w="120" w:type="dxa"/>
+            </w:tcMar>
+          </w:tcPr>
+          <w:p>
+            <w:pPr>
+              <w:spacing w:before="0" w:after="0"/>
+            </w:pPr>
+            <w:r>
+              <w:rPr>
+                <w:rFonts w:ascii="Calibri" w:hAnsi="Calibri"/>
+                <w:color w:val="1E293B"/>
+                <w:sz w:val="19"/>
+              </w:rPr>
+              <w:t>Bipartite K3,3</w:t>
+            </w:r>
+          </w:p>
+        </w:tc>
+        <w:tc>
+          <w:tcPr>
+            <w:tcW w:type="dxa" w:w="1152"/>
+            <w:shd w:fill="FFFFFF"/>
+            <w:tcMar>
+              <w:top w:w="80" w:type="dxa"/>
+              <w:bottom w:w="80" w:type="dxa"/>
+              <w:left w:w="120" w:type="dxa"/>
+              <w:right w:w="120" w:type="dxa"/>
+            </w:tcMar>
+          </w:tcPr>
+          <w:p>
+            <w:pPr>
+              <w:spacing w:before="0" w:after="0"/>
+            </w:pPr>
+            <w:r>
+              <w:rPr>
+                <w:rFonts w:ascii="Calibri" w:hAnsi="Calibri"/>
+                <w:color w:val="1E293B"/>
+                <w:sz w:val="19"/>
+              </w:rPr>
+              <w:t>6</w:t>
+            </w:r>
+          </w:p>
+        </w:tc>
+        <w:tc>
+          <w:tcPr>
+            <w:tcW w:type="dxa" w:w="1152"/>
+            <w:shd w:fill="FFFFFF"/>
+            <w:tcMar>
+              <w:top w:w="80" w:type="dxa"/>
+              <w:bottom w:w="80" w:type="dxa"/>
+              <w:left w:w="120" w:type="dxa"/>
+              <w:right w:w="120" w:type="dxa"/>
+            </w:tcMar>
+          </w:tcPr>
+          <w:p>
+            <w:pPr>
+              <w:spacing w:before="0" w:after="0"/>
+            </w:pPr>
+            <w:r>
+              <w:rPr>
+                <w:rFonts w:ascii="Calibri" w:hAnsi="Calibri"/>
+                <w:color w:val="1E293B"/>
+                <w:sz w:val="19"/>
+              </w:rPr>
+              <w:t>9</w:t>
+            </w:r>
+          </w:p>
+        </w:tc>
+        <w:tc>
+          <w:tcPr>
+            <w:tcW w:type="dxa" w:w="2592"/>
+            <w:shd w:fill="FFFFFF"/>
+            <w:tcMar>
+              <w:top w:w="80" w:type="dxa"/>
+              <w:bottom w:w="80" w:type="dxa"/>
+              <w:left w:w="120" w:type="dxa"/>
+              <w:right w:w="120" w:type="dxa"/>
+            </w:tcMar>
+          </w:tcPr>
+          <w:p>
+            <w:pPr>
+              <w:spacing w:before="0" w:after="0"/>
+            </w:pPr>
+            <w:r>
+              <w:rPr>
+                <w:rFonts w:ascii="Calibri" w:hAnsi="Calibri"/>
+                <w:color w:val="1E293B"/>
+                <w:sz w:val="19"/>
+              </w:rPr>
+              <w:t>(3, 3, 3, 3, 3, 3)</w:t>
+            </w:r>
+          </w:p>
+        </w:tc>
+        <w:tc>
+          <w:tcPr>
+            <w:tcW w:type="dxa" w:w="1584"/>
+            <w:shd w:fill="FFFFFF"/>
+            <w:tcMar>
+              <w:top w:w="80" w:type="dxa"/>
+              <w:bottom w:w="80" w:type="dxa"/>
+              <w:left w:w="120" w:type="dxa"/>
+              <w:right w:w="120" w:type="dxa"/>
+            </w:tcMar>
+          </w:tcPr>
+          <w:p>
+            <w:pPr>
+              <w:spacing w:before="0" w:after="0"/>
+            </w:pPr>
+            <w:r>
+              <w:rPr>
+                <w:rFonts w:ascii="Calibri" w:hAnsi="Calibri"/>
+                <w:color w:val="1E293B"/>
+                <w:sz w:val="19"/>
+              </w:rPr>
+              <w:t>2</w:t>
+            </w:r>
+          </w:p>
+        </w:tc>
+        <w:tc>
+          <w:tcPr>
+            <w:tcW w:type="dxa" w:w="1728"/>
+            <w:shd w:fill="FFFFFF"/>
+            <w:tcMar>
+              <w:top w:w="80" w:type="dxa"/>
+              <w:bottom w:w="80" w:type="dxa"/>
+              <w:left w:w="120" w:type="dxa"/>
+              <w:right w:w="120" w:type="dxa"/>
+            </w:tcMar>
+          </w:tcPr>
+          <w:p>
+            <w:pPr>
+              <w:spacing w:before="0" w:after="0"/>
+            </w:pPr>
+            <w:r>
+              <w:rPr>
+                <w:rFonts w:ascii="Calibri" w:hAnsi="Calibri"/>
+                <w:color w:val="1E293B"/>
+                <w:sz w:val="19"/>
+              </w:rPr>
+              <w:t>No (Kuratowski)</w:t>
+            </w:r>
+          </w:p>
+        </w:tc>
+      </w:tr>
+      <w:tr>
+        <w:tc>
+          <w:tcPr>
+            <w:tcW w:type="dxa" w:w="1872"/>
+            <w:shd w:fill="F8FAFC"/>
+            <w:tcMar>
+              <w:top w:w="80" w:type="dxa"/>
+              <w:bottom w:w="80" w:type="dxa"/>
+              <w:left w:w="120" w:type="dxa"/>
+              <w:right w:w="120" w:type="dxa"/>
+            </w:tcMar>
+          </w:tcPr>
+          <w:p>
+            <w:pPr>
+              <w:spacing w:before="0" w:after="0"/>
+            </w:pPr>
+            <w:r>
+              <w:rPr>
+                <w:rFonts w:ascii="Calibri" w:hAnsi="Calibri"/>
+                <w:color w:val="1E293B"/>
+                <w:sz w:val="19"/>
+              </w:rPr>
+              <w:t>Star S6</w:t>
+            </w:r>
+          </w:p>
+        </w:tc>
+        <w:tc>
+          <w:tcPr>
+            <w:tcW w:type="dxa" w:w="1152"/>
+            <w:shd w:fill="F8FAFC"/>
+            <w:tcMar>
+              <w:top w:w="80" w:type="dxa"/>
+              <w:bottom w:w="80" w:type="dxa"/>
+              <w:left w:w="120" w:type="dxa"/>
+              <w:right w:w="120" w:type="dxa"/>
+            </w:tcMar>
+          </w:tcPr>
+          <w:p>
+            <w:pPr>
+              <w:spacing w:before="0" w:after="0"/>
+            </w:pPr>
+            <w:r>
+              <w:rPr>
+                <w:rFonts w:ascii="Calibri" w:hAnsi="Calibri"/>
+                <w:color w:val="1E293B"/>
+                <w:sz w:val="19"/>
+              </w:rPr>
+              <w:t>6</w:t>
+            </w:r>
+          </w:p>
+        </w:tc>
+        <w:tc>
+          <w:tcPr>
+            <w:tcW w:type="dxa" w:w="1152"/>
+            <w:shd w:fill="F8FAFC"/>
+            <w:tcMar>
+              <w:top w:w="80" w:type="dxa"/>
+              <w:bottom w:w="80" w:type="dxa"/>
+              <w:left w:w="120" w:type="dxa"/>
+              <w:right w:w="120" w:type="dxa"/>
+            </w:tcMar>
+          </w:tcPr>
+          <w:p>
+            <w:pPr>
+              <w:spacing w:before="0" w:after="0"/>
+            </w:pPr>
+            <w:r>
+              <w:rPr>
+                <w:rFonts w:ascii="Calibri" w:hAnsi="Calibri"/>
+                <w:color w:val="1E293B"/>
+                <w:sz w:val="19"/>
+              </w:rPr>
+              <w:t>5</w:t>
+            </w:r>
+          </w:p>
+        </w:tc>
+        <w:tc>
+          <w:tcPr>
+            <w:tcW w:type="dxa" w:w="2592"/>
+            <w:shd w:fill="F8FAFC"/>
+            <w:tcMar>
+              <w:top w:w="80" w:type="dxa"/>
+              <w:bottom w:w="80" w:type="dxa"/>
+              <w:left w:w="120" w:type="dxa"/>
+              <w:right w:w="120" w:type="dxa"/>
+            </w:tcMar>
+          </w:tcPr>
+          <w:p>
+            <w:pPr>
+              <w:spacing w:before="0" w:after="0"/>
+            </w:pPr>
+            <w:r>
+              <w:rPr>
+                <w:rFonts w:ascii="Calibri" w:hAnsi="Calibri"/>
+                <w:color w:val="1E293B"/>
+                <w:sz w:val="19"/>
+              </w:rPr>
+              <w:t>(5, 1, 1, 1, 1, 1)</w:t>
+            </w:r>
+          </w:p>
+        </w:tc>
+        <w:tc>
+          <w:tcPr>
+            <w:tcW w:type="dxa" w:w="1584"/>
+            <w:shd w:fill="F8FAFC"/>
+            <w:tcMar>
+              <w:top w:w="80" w:type="dxa"/>
+              <w:bottom w:w="80" w:type="dxa"/>
+              <w:left w:w="120" w:type="dxa"/>
+              <w:right w:w="120" w:type="dxa"/>
+            </w:tcMar>
+          </w:tcPr>
+          <w:p>
+            <w:pPr>
+              <w:spacing w:before="0" w:after="0"/>
+            </w:pPr>
+            <w:r>
+              <w:rPr>
+                <w:rFonts w:ascii="Calibri" w:hAnsi="Calibri"/>
+                <w:color w:val="1E293B"/>
+                <w:sz w:val="19"/>
+              </w:rPr>
+              <w:t>2</w:t>
+            </w:r>
+          </w:p>
+        </w:tc>
+        <w:tc>
+          <w:tcPr>
+            <w:tcW w:type="dxa" w:w="1728"/>
+            <w:shd w:fill="F8FAFC"/>
+            <w:tcMar>
+              <w:top w:w="80" w:type="dxa"/>
+              <w:bottom w:w="80" w:type="dxa"/>
+              <w:left w:w="120" w:type="dxa"/>
+              <w:right w:w="120" w:type="dxa"/>
+            </w:tcMar>
+          </w:tcPr>
+          <w:p>
+            <w:pPr>
+              <w:spacing w:before="0" w:after="0"/>
+            </w:pPr>
+            <w:r>
+              <w:rPr>
+                <w:rFonts w:ascii="Calibri" w:hAnsi="Calibri"/>
+                <w:color w:val="1E293B"/>
+                <w:sz w:val="19"/>
+              </w:rPr>
+              <w:t>Yes</w:t>
+            </w:r>
+          </w:p>
+        </w:tc>
+      </w:tr>
+      <w:tr>
+        <w:tc>
+          <w:tcPr>
+            <w:tcW w:type="dxa" w:w="1872"/>
+            <w:shd w:fill="FFFFFF"/>
+            <w:tcMar>
+              <w:top w:w="80" w:type="dxa"/>
+              <w:bottom w:w="80" w:type="dxa"/>
+              <w:left w:w="120" w:type="dxa"/>
+              <w:right w:w="120" w:type="dxa"/>
+            </w:tcMar>
+          </w:tcPr>
+          <w:p>
+            <w:pPr>
+              <w:spacing w:before="0" w:after="0"/>
+            </w:pPr>
+            <w:r>
+              <w:rPr>
+                <w:rFonts w:ascii="Calibri" w:hAnsi="Calibri"/>
+                <w:color w:val="1E293B"/>
+                <w:sz w:val="19"/>
+              </w:rPr>
+              <w:t>Binary Tree T7</w:t>
+            </w:r>
+          </w:p>
+        </w:tc>
+        <w:tc>
+          <w:tcPr>
+            <w:tcW w:type="dxa" w:w="1152"/>
+            <w:shd w:fill="FFFFFF"/>
+            <w:tcMar>
+              <w:top w:w="80" w:type="dxa"/>
+              <w:bottom w:w="80" w:type="dxa"/>
+              <w:left w:w="120" w:type="dxa"/>
+              <w:right w:w="120" w:type="dxa"/>
+            </w:tcMar>
+          </w:tcPr>
+          <w:p>
+            <w:pPr>
+              <w:spacing w:before="0" w:after="0"/>
+            </w:pPr>
+            <w:r>
+              <w:rPr>
+                <w:rFonts w:ascii="Calibri" w:hAnsi="Calibri"/>
+                <w:color w:val="1E293B"/>
+                <w:sz w:val="19"/>
+              </w:rPr>
+              <w:t>7</w:t>
+            </w:r>
+          </w:p>
+        </w:tc>
+        <w:tc>
+          <w:tcPr>
+            <w:tcW w:type="dxa" w:w="1152"/>
+            <w:shd w:fill="FFFFFF"/>
+            <w:tcMar>
+              <w:top w:w="80" w:type="dxa"/>
+              <w:bottom w:w="80" w:type="dxa"/>
+              <w:left w:w="120" w:type="dxa"/>
+              <w:right w:w="120" w:type="dxa"/>
+            </w:tcMar>
+          </w:tcPr>
+          <w:p>
+            <w:pPr>
+              <w:spacing w:before="0" w:after="0"/>
+            </w:pPr>
+            <w:r>
+              <w:rPr>
+                <w:rFonts w:ascii="Calibri" w:hAnsi="Calibri"/>
+                <w:color w:val="1E293B"/>
+                <w:sz w:val="19"/>
+              </w:rPr>
+              <w:t>6</w:t>
+            </w:r>
+          </w:p>
+        </w:tc>
+        <w:tc>
+          <w:tcPr>
+            <w:tcW w:type="dxa" w:w="2592"/>
+            <w:shd w:fill="FFFFFF"/>
+            <w:tcMar>
+              <w:top w:w="80" w:type="dxa"/>
+              <w:bottom w:w="80" w:type="dxa"/>
+              <w:left w:w="120" w:type="dxa"/>
+              <w:right w:w="120" w:type="dxa"/>
+            </w:tcMar>
+          </w:tcPr>
+          <w:p>
+            <w:pPr>
+              <w:spacing w:before="0" w:after="0"/>
+            </w:pPr>
+            <w:r>
+              <w:rPr>
+                <w:rFonts w:ascii="Calibri" w:hAnsi="Calibri"/>
+                <w:color w:val="1E293B"/>
+                <w:sz w:val="19"/>
+              </w:rPr>
+              <w:t>(3, 3, 2, 1, 1, 1, 1)</w:t>
+            </w:r>
+          </w:p>
+        </w:tc>
+        <w:tc>
+          <w:tcPr>
+            <w:tcW w:type="dxa" w:w="1584"/>
+            <w:shd w:fill="FFFFFF"/>
+            <w:tcMar>
+              <w:top w:w="80" w:type="dxa"/>
+              <w:bottom w:w="80" w:type="dxa"/>
+              <w:left w:w="120" w:type="dxa"/>
+              <w:right w:w="120" w:type="dxa"/>
+            </w:tcMar>
+          </w:tcPr>
+          <w:p>
+            <w:pPr>
+              <w:spacing w:before="0" w:after="0"/>
+            </w:pPr>
+            <w:r>
+              <w:rPr>
+                <w:rFonts w:ascii="Calibri" w:hAnsi="Calibri"/>
+                <w:color w:val="1E293B"/>
+                <w:sz w:val="19"/>
+              </w:rPr>
+              <w:t>2</w:t>
+            </w:r>
+          </w:p>
+        </w:tc>
+        <w:tc>
+          <w:tcPr>
+            <w:tcW w:type="dxa" w:w="1728"/>
+            <w:shd w:fill="FFFFFF"/>
+            <w:tcMar>
+              <w:top w:w="80" w:type="dxa"/>
+              <w:bottom w:w="80" w:type="dxa"/>
+              <w:left w:w="120" w:type="dxa"/>
+              <w:right w:w="120" w:type="dxa"/>
+            </w:tcMar>
+          </w:tcPr>
+          <w:p>
+            <w:pPr>
+              <w:spacing w:before="0" w:after="0"/>
+            </w:pPr>
+            <w:r>
+              <w:rPr>
+                <w:rFonts w:ascii="Calibri" w:hAnsi="Calibri"/>
+                <w:color w:val="1E293B"/>
+                <w:sz w:val="19"/>
+              </w:rPr>
+              <w:t>Yes</w:t>
+            </w:r>
+          </w:p>
+        </w:tc>
+      </w:tr>
+      <w:tr>
+        <w:tc>
+          <w:tcPr>
+            <w:tcW w:type="dxa" w:w="1872"/>
+            <w:shd w:fill="F8FAFC"/>
+            <w:tcMar>
+              <w:top w:w="80" w:type="dxa"/>
+              <w:bottom w:w="80" w:type="dxa"/>
+              <w:left w:w="120" w:type="dxa"/>
+              <w:right w:w="120" w:type="dxa"/>
+            </w:tcMar>
+          </w:tcPr>
+          <w:p>
+            <w:pPr>
+              <w:spacing w:before="0" w:after="0"/>
+            </w:pPr>
+            <w:r>
+              <w:rPr>
+                <w:rFonts w:ascii="Calibri" w:hAnsi="Calibri"/>
+                <w:color w:val="1E293B"/>
+                <w:sz w:val="19"/>
+              </w:rPr>
+              <w:t>Grid P3 x P3</w:t>
+            </w:r>
+          </w:p>
+        </w:tc>
+        <w:tc>
+          <w:tcPr>
+            <w:tcW w:type="dxa" w:w="1152"/>
+            <w:shd w:fill="F8FAFC"/>
+            <w:tcMar>
+              <w:top w:w="80" w:type="dxa"/>
+              <w:bottom w:w="80" w:type="dxa"/>
+              <w:left w:w="120" w:type="dxa"/>
+              <w:right w:w="120" w:type="dxa"/>
+            </w:tcMar>
+          </w:tcPr>
+          <w:p>
+            <w:pPr>
+              <w:spacing w:before="0" w:after="0"/>
+            </w:pPr>
+            <w:r>
+              <w:rPr>
+                <w:rFonts w:ascii="Calibri" w:hAnsi="Calibri"/>
+                <w:color w:val="1E293B"/>
+                <w:sz w:val="19"/>
+              </w:rPr>
+              <w:t>9</w:t>
+            </w:r>
+          </w:p>
+        </w:tc>
+        <w:tc>
+          <w:tcPr>
+            <w:tcW w:type="dxa" w:w="1152"/>
+            <w:shd w:fill="F8FAFC"/>
+            <w:tcMar>
+              <w:top w:w="80" w:type="dxa"/>
+              <w:bottom w:w="80" w:type="dxa"/>
+              <w:left w:w="120" w:type="dxa"/>
+              <w:right w:w="120" w:type="dxa"/>
+            </w:tcMar>
+          </w:tcPr>
+          <w:p>
+            <w:pPr>
+              <w:spacing w:before="0" w:after="0"/>
+            </w:pPr>
+            <w:r>
+              <w:rPr>
+                <w:rFonts w:ascii="Calibri" w:hAnsi="Calibri"/>
+                <w:color w:val="1E293B"/>
+                <w:sz w:val="19"/>
+              </w:rPr>
+              <w:t>12</w:t>
+            </w:r>
+          </w:p>
+        </w:tc>
+        <w:tc>
+          <w:tcPr>
+            <w:tcW w:type="dxa" w:w="2592"/>
+            <w:shd w:fill="F8FAFC"/>
+            <w:tcMar>
+              <w:top w:w="80" w:type="dxa"/>
+              <w:bottom w:w="80" w:type="dxa"/>
+              <w:left w:w="120" w:type="dxa"/>
+              <w:right w:w="120" w:type="dxa"/>
+            </w:tcMar>
+          </w:tcPr>
+          <w:p>
+            <w:pPr>
+              <w:spacing w:before="0" w:after="0"/>
+            </w:pPr>
+            <w:r>
+              <w:rPr>
+                <w:rFonts w:ascii="Calibri" w:hAnsi="Calibri"/>
+                <w:color w:val="1E293B"/>
+                <w:sz w:val="19"/>
+              </w:rPr>
+              <w:t>(4, 3, 3, 3, 3, 2, 2, 2, 2)</w:t>
+            </w:r>
+          </w:p>
+        </w:tc>
+        <w:tc>
+          <w:tcPr>
+            <w:tcW w:type="dxa" w:w="1584"/>
+            <w:shd w:fill="F8FAFC"/>
+            <w:tcMar>
+              <w:top w:w="80" w:type="dxa"/>
+              <w:bottom w:w="80" w:type="dxa"/>
+              <w:left w:w="120" w:type="dxa"/>
+              <w:right w:w="120" w:type="dxa"/>
+            </w:tcMar>
+          </w:tcPr>
+          <w:p>
+            <w:pPr>
+              <w:spacing w:before="0" w:after="0"/>
+            </w:pPr>
+            <w:r>
+              <w:rPr>
+                <w:rFonts w:ascii="Calibri" w:hAnsi="Calibri"/>
+                <w:color w:val="1E293B"/>
+                <w:sz w:val="19"/>
+              </w:rPr>
+              <w:t>2</w:t>
+            </w:r>
+          </w:p>
+        </w:tc>
+        <w:tc>
+          <w:tcPr>
+            <w:tcW w:type="dxa" w:w="1728"/>
+            <w:shd w:fill="F8FAFC"/>
+            <w:tcMar>
+              <w:top w:w="80" w:type="dxa"/>
+              <w:bottom w:w="80" w:type="dxa"/>
+              <w:left w:w="120" w:type="dxa"/>
+              <w:right w:w="120" w:type="dxa"/>
+            </w:tcMar>
+          </w:tcPr>
+          <w:p>
+            <w:pPr>
+              <w:spacing w:before="0" w:after="0"/>
+            </w:pPr>
+            <w:r>
+              <w:rPr>
+                <w:rFonts w:ascii="Calibri" w:hAnsi="Calibri"/>
+                <w:color w:val="1E293B"/>
+                <w:sz w:val="19"/>
+              </w:rPr>
+              <w:t>Yes</w:t>
+            </w:r>
+          </w:p>
+        </w:tc>
+      </w:tr>
+    </w:tbl>
     <w:p>
       <w:pPr>
         <w:spacing w:before="160" w:after="60"/>
@@ -1249,16 +2443,16 @@
     <w:p>
       <w:pPr>
         <w:keepNext/>
-        <w:spacing w:before="360" w:after="120"/>
+        <w:spacing w:before="400" w:after="120"/>
       </w:pPr>
       <w:r>
         <w:rPr>
           <w:rFonts w:ascii="Calibri" w:hAnsi="Calibri"/>
           <w:b/>
           <w:color w:val="1E3A8A"/>
-          <w:sz w:val="36"/>
+          <w:sz w:val="34"/>
         </w:rPr>
-        <w:t>Chapter 3: Graph Invariants &amp; Discrete Mathematics Solvers</w:t>
+        <w:t>Chapter 3: Degree Sequences &amp; Constructive Graph Realization (Havel-Hakimi)</w:t>
       </w:r>
     </w:p>
     <w:p>
@@ -1271,22 +2465,9 @@
           <w:rFonts w:ascii="Calibri" w:hAnsi="Calibri"/>
           <w:b/>
           <w:color w:val="0F766E"/>
-          <w:sz w:val="28"/>
+          <w:sz w:val="27"/>
         </w:rPr>
-        <w:t>3.1 Havel-Hakimi Theorem &amp; Graphical Sequences</w:t>
-      </w:r>
-    </w:p>
-    <w:p>
-      <w:pPr>
-        <w:spacing w:before="0" w:after="120" w:line="276" w:lineRule="auto"/>
-      </w:pPr>
-      <w:r>
-        <w:rPr>
-          <w:rFonts w:ascii="Calibri" w:hAnsi="Calibri"/>
-          <w:color w:val="1E293B"/>
-          <w:sz w:val="21"/>
-        </w:rPr>
-        <w:t>A finite sequence of non-negative integers (d1, d2, ..., dn) is called graphical (or graphic) if there exists a simple undirected graph whose degree sequence is precisely (d1, d2, ..., dn).</w:t>
+        <w:t>3.1 Degree Sequences &amp; Graphical Realizability</w:t>
       </w:r>
     </w:p>
     <w:p>
@@ -1300,7 +2481,7 @@
           <w:color w:val="1E293B"/>
           <w:sz w:val="21"/>
         </w:rPr>
-        <w:t xml:space="preserve">Theorem 3.1 (Havel-Hakimi Reduction): </w:t>
+        <w:t xml:space="preserve">Definition 3.1: </w:t>
       </w:r>
       <w:r>
         <w:rPr>
@@ -1308,7 +2489,11 @@
           <w:color w:val="1E293B"/>
           <w:sz w:val="21"/>
         </w:rPr>
-        <w:t>Let S = (d1, d2, ..., dn) be a non-increasing sequence of non-negative integers with d1 &gt;= 1. S is graphical if and only if the modified sequence S' = (d2 - 1, d3 - 1, ..., d_{d1+1} - 1, d_{d1+2}, ..., dn) is graphical after re-sorting in descending order.</w:t>
+        <w:t>The degree sequence of an undirected graph G is the monotonic non-increasing sequence formed by ordering the degrees of its vertices:</w:t>
+        <w:br/>
+        <w:t xml:space="preserve">    d = (d1, d2, d3, ..., dn)   where d1 &gt;= d2 &gt;= ... &gt;= dn &gt;= 0.</w:t>
+        <w:br/>
+        <w:t>A sequence of non-negative integers is called graphical (or graphic) if there exists a simple undirected graph whose degree sequence is precisely d. The corresponding graph is called a realization of d.</w:t>
       </w:r>
     </w:p>
     <w:p>
@@ -1322,7 +2507,7 @@
           <w:color w:val="1E293B"/>
           <w:sz w:val="21"/>
         </w:rPr>
-        <w:t xml:space="preserve">Algorithmic Execution Trace: </w:t>
+        <w:t xml:space="preserve">Necessary Conditions for Graphicality: </w:t>
       </w:r>
       <w:r>
         <w:rPr>
@@ -1330,70 +2515,15 @@
           <w:color w:val="1E293B"/>
           <w:sz w:val="21"/>
         </w:rPr>
-        <w:t>Step-by-Step Reduction Walkthrough for Sequence S0 = (3, 3, 2, 2, 2):</w:t>
+        <w:t>Before applying constructive algorithms, three necessary conditions must hold:</w:t>
         <w:br/>
-        <w:t>1. d1 = 3. Subtract 1 from the next 3 elements: (3-1, 2-1, 2-1, 2) = (2, 1, 1, 2). Sort descending -&gt; S1 = (2, 2, 1, 1).</w:t>
+        <w:t>1. Sum of Degrees is Even: By the Handshaking Lemma, sum_{i=1}^n di = 2|E|. An odd sum immediately proves non-graphicality.</w:t>
         <w:br/>
-        <w:t>2. d1 = 2. Subtract 1 from the next 2 elements: (2-1, 1-1, 1) = (1, 0, 1). Sort descending -&gt; S2 = (1, 1, 0).</w:t>
+        <w:t>2. Maximum Degree Constraint: In a simple graph with n vertices, no vertex can have degree exceeding n - 1 (i.e., d1 &lt; n). A value d1 &gt;= n immediately invalidates the sequence.</w:t>
         <w:br/>
-        <w:t>3. d1 = 1. Subtract 1 from the next 1 element: (1-1, 0) = (0, 0). Sort descending -&gt; S3 = (0, 0).</w:t>
+        <w:t>3. Erdős–Gallai Theorem (1960): A non-increasing sequence d is graphical if and only if sum di is even and for every k in {1, 2, ..., n}:</w:t>
         <w:br/>
-        <w:t>4. S3 = (0, 0) consists solely of non-negative zeros and is trivially graphical (two isolated vertices). By Havel-Hakimi, (3, 3, 2, 2, 2) is proved to be GRAPHICAL!</w:t>
-      </w:r>
-    </w:p>
-    <w:p>
-      <w:pPr>
-        <w:spacing w:before="160" w:after="60"/>
-        <w:jc w:val="center"/>
-      </w:pPr>
-      <w:r>
-        <w:drawing>
-          <wp:inline xmlns:a="http://schemas.openxmlformats.org/drawingml/2006/main" xmlns:pic="http://schemas.openxmlformats.org/drawingml/2006/picture">
-            <wp:extent cx="5669280" cy="2288517"/>
-            <wp:docPr id="4" name="Picture 4"/>
-            <wp:cNvGraphicFramePr>
-              <a:graphicFrameLocks noChangeAspect="1"/>
-            </wp:cNvGraphicFramePr>
-            <a:graphic>
-              <a:graphicData uri="http://schemas.openxmlformats.org/drawingml/2006/picture">
-                <pic:pic>
-                  <pic:nvPicPr>
-                    <pic:cNvPr id="0" name="diagram_3_havel_hakimi.png"/>
-                    <pic:cNvPicPr/>
-                  </pic:nvPicPr>
-                  <pic:blipFill>
-                    <a:blip r:embed="rId12"/>
-                    <a:stretch>
-                      <a:fillRect/>
-                    </a:stretch>
-                  </pic:blipFill>
-                  <pic:spPr>
-                    <a:xfrm>
-                      <a:off x="0" y="0"/>
-                      <a:ext cx="5669280" cy="2288517"/>
-                    </a:xfrm>
-                    <a:prstGeom prst="rect"/>
-                  </pic:spPr>
-                </pic:pic>
-              </a:graphicData>
-            </a:graphic>
-          </wp:inline>
-        </w:drawing>
-      </w:r>
-    </w:p>
-    <w:p>
-      <w:pPr>
-        <w:spacing w:before="0" w:after="240"/>
-        <w:jc w:val="center"/>
-      </w:pPr>
-      <w:r>
-        <w:rPr>
-          <w:rFonts w:ascii="Calibri" w:hAnsi="Calibri"/>
-          <w:i/>
-          <w:color w:val="64748B"/>
-          <w:sz w:val="19"/>
-        </w:rPr>
-        <w:t>Figure: Havel-Hakimi Reduction Proof and Synthesized Realization Graph on Canvas</w:t>
+        <w:t xml:space="preserve">       sum_{i=1}^k di &lt;= k(k - 1) + sum_{i=k+1}^n min(di, k).</w:t>
       </w:r>
     </w:p>
     <w:p>
@@ -1406,9 +2536,9 @@
           <w:rFonts w:ascii="Calibri" w:hAnsi="Calibri"/>
           <w:b/>
           <w:color w:val="0F766E"/>
-          <w:sz w:val="28"/>
+          <w:sz w:val="27"/>
         </w:rPr>
-        <w:t>3.2 Graph Isomorphism Problem &amp; Canvas Two-Graph Checker</w:t>
+        <w:t>3.2 The Havel-Hakimi Theorem (1955, 1962)</w:t>
       </w:r>
     </w:p>
     <w:p>
@@ -1422,7 +2552,7 @@
           <w:color w:val="1E293B"/>
           <w:sz w:val="21"/>
         </w:rPr>
-        <w:t xml:space="preserve">Definition 3.2 (Graph Isomorphism): </w:t>
+        <w:t xml:space="preserve">Theorem 3.2 (Havel-Hakimi Reduction): </w:t>
       </w:r>
       <w:r>
         <w:rPr>
@@ -1430,102 +2560,11 @@
           <w:color w:val="1E293B"/>
           <w:sz w:val="21"/>
         </w:rPr>
-        <w:t>Two graphs G1 = (V1, E1) and G2 = (V2, E2) are isomorphic (denoted G1 =~ G2) if there exists a bijective function f: V1 -&gt; V2 such that for any two vertices u, v in V1:</w:t>
+        <w:t>Let S = (d1, d2, ..., dn) be a non-increasing sequence of non-negative integers with d1 &gt;= 1. Then S is graphical if and only if the modified sequence:</w:t>
         <w:br/>
-        <w:t xml:space="preserve">    {u, v} in E1 &lt;===&gt; {f(u), f(v)} in E2</w:t>
+        <w:t xml:space="preserve">    S' = (d2 - 1, d3 - 1, ..., d_{d1+1} - 1, d_{d1+2}, ..., dn)</w:t>
         <w:br/>
-        <w:t>Isomorphism preserves all structural graph invariants: vertex order, edge cardinality, degree multiset, eigenvalues of the adjacency matrix, and subgraph counts.</w:t>
-      </w:r>
-    </w:p>
-    <w:p>
-      <w:pPr>
-        <w:spacing w:before="0" w:after="120" w:line="276" w:lineRule="auto"/>
-      </w:pPr>
-      <w:r>
-        <w:rPr>
-          <w:rFonts w:ascii="Calibri" w:hAnsi="Calibri"/>
-          <w:color w:val="1E293B"/>
-          <w:sz w:val="21"/>
-        </w:rPr>
-        <w:t>GraphLab features an automated canvas isomorphism inspector. When two disjoint graphs or components are drawn on the canvas, GraphLab executes a hierarchical filtering pipeline:</w:t>
-        <w:br/>
-        <w:t>1. Invariant Filter: Checks if |V1| == |V2| and |E1| == |E2|.</w:t>
-        <w:br/>
-        <w:t>2. Degree Sequence Filter: Sorts and compares degree multisets.</w:t>
-        <w:br/>
-        <w:t>3. Neighborhood Invariant Profile: Hashes neighbor degree profiles for each vertex.</w:t>
-        <w:br/>
-        <w:t>4. Exact Bijection Search: Performs backtracking search with constraint satisfaction to find the exact vertex mapping f: u -&gt; v, displaying the result on canvas or giving an explicit counterexample.</w:t>
-      </w:r>
-    </w:p>
-    <w:p>
-      <w:pPr>
-        <w:spacing w:before="160" w:after="60"/>
-        <w:jc w:val="center"/>
-      </w:pPr>
-      <w:r>
-        <w:drawing>
-          <wp:inline xmlns:a="http://schemas.openxmlformats.org/drawingml/2006/main" xmlns:pic="http://schemas.openxmlformats.org/drawingml/2006/picture">
-            <wp:extent cx="5669280" cy="2554039"/>
-            <wp:docPr id="5" name="Picture 5"/>
-            <wp:cNvGraphicFramePr>
-              <a:graphicFrameLocks noChangeAspect="1"/>
-            </wp:cNvGraphicFramePr>
-            <a:graphic>
-              <a:graphicData uri="http://schemas.openxmlformats.org/drawingml/2006/picture">
-                <pic:pic>
-                  <pic:nvPicPr>
-                    <pic:cNvPr id="0" name="diagram_4_isomorphism.png"/>
-                    <pic:cNvPicPr/>
-                  </pic:nvPicPr>
-                  <pic:blipFill>
-                    <a:blip r:embed="rId13"/>
-                    <a:stretch>
-                      <a:fillRect/>
-                    </a:stretch>
-                  </pic:blipFill>
-                  <pic:spPr>
-                    <a:xfrm>
-                      <a:off x="0" y="0"/>
-                      <a:ext cx="5669280" cy="2554039"/>
-                    </a:xfrm>
-                    <a:prstGeom prst="rect"/>
-                  </pic:spPr>
-                </pic:pic>
-              </a:graphicData>
-            </a:graphic>
-          </wp:inline>
-        </w:drawing>
-      </w:r>
-    </w:p>
-    <w:p>
-      <w:pPr>
-        <w:spacing w:before="0" w:after="240"/>
-        <w:jc w:val="center"/>
-      </w:pPr>
-      <w:r>
-        <w:rPr>
-          <w:rFonts w:ascii="Calibri" w:hAnsi="Calibri"/>
-          <w:i/>
-          <w:color w:val="64748B"/>
-          <w:sz w:val="19"/>
-        </w:rPr>
-        <w:t>Figure: Two-Graph Isomorphism Verification: Vertex Bijection Mapping f(u) = v between Distinct Components</w:t>
-      </w:r>
-    </w:p>
-    <w:p>
-      <w:pPr>
-        <w:keepNext/>
-        <w:spacing w:before="280" w:after="80"/>
-      </w:pPr>
-      <w:r>
-        <w:rPr>
-          <w:rFonts w:ascii="Calibri" w:hAnsi="Calibri"/>
-          <w:b/>
-          <w:color w:val="0F766E"/>
-          <w:sz w:val="28"/>
-        </w:rPr>
-        <w:t>3.3 Complement Graphs &amp; Invariants</w:t>
+        <w:t>is graphical after sorting into non-increasing order.</w:t>
       </w:r>
     </w:p>
     <w:p>
@@ -1539,7 +2578,7 @@
           <w:color w:val="1E293B"/>
           <w:sz w:val="21"/>
         </w:rPr>
-        <w:t xml:space="preserve">Definition 3.3 (Complement Graph): </w:t>
+        <w:t xml:space="preserve">Proof Sketch: </w:t>
       </w:r>
       <w:r>
         <w:rPr>
@@ -1547,88 +2586,7 @@
           <w:color w:val="1E293B"/>
           <w:sz w:val="21"/>
         </w:rPr>
-        <w:t>The complement (or inverse) of a simple graph G = (V, E), denoted G_bar, is a graph on the same vertex set V such that two distinct vertices are adjacent in G_bar if and only if they are NOT adjacent in G.</w:t>
-      </w:r>
-    </w:p>
-    <w:p>
-      <w:pPr>
-        <w:spacing w:before="0" w:after="120" w:line="276" w:lineRule="auto"/>
-      </w:pPr>
-      <w:r>
-        <w:rPr>
-          <w:rFonts w:ascii="Calibri" w:hAnsi="Calibri"/>
-          <w:b/>
-          <w:color w:val="1E293B"/>
-          <w:sz w:val="21"/>
-        </w:rPr>
-        <w:t xml:space="preserve">Key Complement Invariants: </w:t>
-      </w:r>
-      <w:r>
-        <w:rPr>
-          <w:rFonts w:ascii="Calibri" w:hAnsi="Calibri"/>
-          <w:color w:val="1E293B"/>
-          <w:sz w:val="21"/>
-        </w:rPr>
-        <w:t>1. Sum of Edge Sizes: |E(G)| + |E(G_bar)| = C(n, 2) = n(n - 1) / 2.</w:t>
-        <w:br/>
-        <w:t>2. Degree Inversion Rule: deg_{G_bar}(v) = (n - 1) - deg_G(v) for all v in V.</w:t>
-        <w:br/>
-        <w:t>3. Self-Complementary Graphs: A graph G is self-complementary if G =~ G_bar. This implies |E(G)| = n(n - 1)/4, requiring n = 0 or 1 (mod 4). Examples include P4 (order 4) and C5 (order 5).</w:t>
-      </w:r>
-    </w:p>
-    <w:p>
-      <w:pPr>
-        <w:spacing w:before="160" w:after="60"/>
-        <w:jc w:val="center"/>
-      </w:pPr>
-      <w:r>
-        <w:drawing>
-          <wp:inline xmlns:a="http://schemas.openxmlformats.org/drawingml/2006/main" xmlns:pic="http://schemas.openxmlformats.org/drawingml/2006/picture">
-            <wp:extent cx="5669280" cy="2554039"/>
-            <wp:docPr id="6" name="Picture 6"/>
-            <wp:cNvGraphicFramePr>
-              <a:graphicFrameLocks noChangeAspect="1"/>
-            </wp:cNvGraphicFramePr>
-            <a:graphic>
-              <a:graphicData uri="http://schemas.openxmlformats.org/drawingml/2006/picture">
-                <pic:pic>
-                  <pic:nvPicPr>
-                    <pic:cNvPr id="0" name="diagram_5_complement.png"/>
-                    <pic:cNvPicPr/>
-                  </pic:nvPicPr>
-                  <pic:blipFill>
-                    <a:blip r:embed="rId14"/>
-                    <a:stretch>
-                      <a:fillRect/>
-                    </a:stretch>
-                  </pic:blipFill>
-                  <pic:spPr>
-                    <a:xfrm>
-                      <a:off x="0" y="0"/>
-                      <a:ext cx="5669280" cy="2554039"/>
-                    </a:xfrm>
-                    <a:prstGeom prst="rect"/>
-                  </pic:spPr>
-                </pic:pic>
-              </a:graphicData>
-            </a:graphic>
-          </wp:inline>
-        </w:drawing>
-      </w:r>
-    </w:p>
-    <w:p>
-      <w:pPr>
-        <w:spacing w:before="0" w:after="240"/>
-        <w:jc w:val="center"/>
-      </w:pPr>
-      <w:r>
-        <w:rPr>
-          <w:rFonts w:ascii="Calibri" w:hAnsi="Calibri"/>
-          <w:i/>
-          <w:color w:val="64748B"/>
-          <w:sz w:val="19"/>
-        </w:rPr>
-        <w:t>Figure: Complement Graph Invariant: Original G (6 edges) + Complement G' (4 edges) = C(5, 2) = 10 Edges</w:t>
+        <w:t>The proof relies on an edge-switching argument (2-switch). If there exists any realization of S, there exists a realization wherein vertex v1 (the vertex of maximum degree d1) is adjacent to the d1 vertices of next highest degree. Thus, connecting v1 greedily to the next d1 vertices preserves the existence of a simple realization without loss of generality.</w:t>
       </w:r>
     </w:p>
     <w:p>
@@ -1641,31 +2599,9 @@
           <w:rFonts w:ascii="Calibri" w:hAnsi="Calibri"/>
           <w:b/>
           <w:color w:val="0F766E"/>
-          <w:sz w:val="28"/>
+          <w:sz w:val="27"/>
         </w:rPr>
-        <w:t>3.4 Bipartite Graphs &amp; Kőnig's Theorem</w:t>
-      </w:r>
-    </w:p>
-    <w:p>
-      <w:pPr>
-        <w:spacing w:before="0" w:after="120" w:line="276" w:lineRule="auto"/>
-      </w:pPr>
-      <w:r>
-        <w:rPr>
-          <w:rFonts w:ascii="Calibri" w:hAnsi="Calibri"/>
-          <w:b/>
-          <w:color w:val="1E293B"/>
-          <w:sz w:val="21"/>
-        </w:rPr>
-        <w:t xml:space="preserve">Theorem 3.4 (Kőnig's Theorem, 1936): </w:t>
-      </w:r>
-      <w:r>
-        <w:rPr>
-          <w:rFonts w:ascii="Calibri" w:hAnsi="Calibri"/>
-          <w:color w:val="1E293B"/>
-          <w:sz w:val="21"/>
-        </w:rPr>
-        <w:t>A graph G is bipartite if and only if it contains no odd-length cycles. Furthermore, G is bipartite if and only if its chromatic number chi(G) &lt;= 2.</w:t>
+        <w:t>3.3 How GraphLab Constructs the Graph from the Degree Sequence</w:t>
       </w:r>
     </w:p>
     <w:p>
@@ -1678,82 +2614,13 @@
           <w:color w:val="1E293B"/>
           <w:sz w:val="21"/>
         </w:rPr>
-        <w:t>GraphLab employs Breadth-First Search (BFS) starting from any unvisited node. The root is assigned color 0; every neighbor is assigned color 1 - c. If an edge connects two vertices of the same color, the algorithm terminates, extracts the shortest odd cycle, and displays the exact odd-cycle counterexample proof. If 2-colorable, GraphLab can rearrange the vertices into two clean vertical columns.</w:t>
+        <w:t>GraphLab implements an automated constructive edge realization algorithm. It transforms an abstract degree sequence into a fully interactive, clickable graph on the canvas through the following deterministic pipeline:</w:t>
       </w:r>
     </w:p>
     <w:p>
       <w:pPr>
-        <w:spacing w:before="160" w:after="60"/>
-        <w:jc w:val="center"/>
-      </w:pPr>
-      <w:r>
-        <w:drawing>
-          <wp:inline xmlns:a="http://schemas.openxmlformats.org/drawingml/2006/main" xmlns:pic="http://schemas.openxmlformats.org/drawingml/2006/picture">
-            <wp:extent cx="5669280" cy="2398542"/>
-            <wp:docPr id="7" name="Picture 7"/>
-            <wp:cNvGraphicFramePr>
-              <a:graphicFrameLocks noChangeAspect="1"/>
-            </wp:cNvGraphicFramePr>
-            <a:graphic>
-              <a:graphicData uri="http://schemas.openxmlformats.org/drawingml/2006/picture">
-                <pic:pic>
-                  <pic:nvPicPr>
-                    <pic:cNvPr id="0" name="diagram_6_bipartite.png"/>
-                    <pic:cNvPicPr/>
-                  </pic:nvPicPr>
-                  <pic:blipFill>
-                    <a:blip r:embed="rId15"/>
-                    <a:stretch>
-                      <a:fillRect/>
-                    </a:stretch>
-                  </pic:blipFill>
-                  <pic:spPr>
-                    <a:xfrm>
-                      <a:off x="0" y="0"/>
-                      <a:ext cx="5669280" cy="2398542"/>
-                    </a:xfrm>
-                    <a:prstGeom prst="rect"/>
-                  </pic:spPr>
-                </pic:pic>
-              </a:graphicData>
-            </a:graphic>
-          </wp:inline>
-        </w:drawing>
-      </w:r>
-    </w:p>
-    <w:p>
-      <w:pPr>
-        <w:spacing w:before="0" w:after="240"/>
-        <w:jc w:val="center"/>
-      </w:pPr>
-      <w:r>
-        <w:rPr>
-          <w:rFonts w:ascii="Calibri" w:hAnsi="Calibri"/>
-          <w:i/>
-          <w:color w:val="64748B"/>
-          <w:sz w:val="19"/>
-        </w:rPr>
-        <w:t>Figure: Bipartite 2-Coloring BFS Partition vs Non-Bipartite Odd-Cycle Witness Triangle</w:t>
-      </w:r>
-    </w:p>
-    <w:p>
-      <w:pPr>
-        <w:keepNext/>
-        <w:spacing w:before="280" w:after="80"/>
-      </w:pPr>
-      <w:r>
-        <w:rPr>
-          <w:rFonts w:ascii="Calibri" w:hAnsi="Calibri"/>
-          <w:b/>
-          <w:color w:val="0F766E"/>
-          <w:sz w:val="28"/>
-        </w:rPr>
-        <w:t>3.5 Eulerian &amp; Hamiltonian Paths and Circuits</w:t>
-      </w:r>
-    </w:p>
-    <w:p>
-      <w:pPr>
-        <w:spacing w:before="0" w:after="120" w:line="276" w:lineRule="auto"/>
+        <w:pStyle w:val="ListBullet"/>
+        <w:spacing w:before="20" w:after="60" w:line="276" w:lineRule="auto"/>
       </w:pPr>
       <w:r>
         <w:rPr>
@@ -1762,7 +2629,7 @@
           <w:color w:val="1E293B"/>
           <w:sz w:val="21"/>
         </w:rPr>
-        <w:t xml:space="preserve">Eulerian Graphs: </w:t>
+        <w:t xml:space="preserve">Step 1: Input Validation &amp; Vertex Spawning: </w:t>
       </w:r>
       <w:r>
         <w:rPr>
@@ -1770,12 +2637,13 @@
           <w:color w:val="1E293B"/>
           <w:sz w:val="21"/>
         </w:rPr>
-        <w:t>Eulerian Circuit Theorem: A connected undirected graph G has an Eulerian circuit (traversing every edge exactly once and returning to the start) if and only if every vertex has EVEN degree. It contains an open Eulerian path if and only if exactly TWO vertices have ODD degree.</w:t>
+        <w:t>GraphLab checks that sum di is even and d1 &lt; n. It then instantiates n vertices labeled v1, v2, ..., vn, each assigned its target degree requirement di. Vertices are positioned evenly around a circular regular polygon on the canvas for optimal visual clarity.</w:t>
       </w:r>
     </w:p>
     <w:p>
       <w:pPr>
-        <w:spacing w:before="0" w:after="120" w:line="276" w:lineRule="auto"/>
+        <w:pStyle w:val="ListBullet"/>
+        <w:spacing w:before="20" w:after="60" w:line="276" w:lineRule="auto"/>
       </w:pPr>
       <w:r>
         <w:rPr>
@@ -1784,7 +2652,7 @@
           <w:color w:val="1E293B"/>
           <w:sz w:val="21"/>
         </w:rPr>
-        <w:t xml:space="preserve">Hamiltonian Graphs: </w:t>
+        <w:t xml:space="preserve">Step 2: Priority Queue of Unsatisfied Degrees: </w:t>
       </w:r>
       <w:r>
         <w:rPr>
@@ -1792,42 +2660,13 @@
           <w:color w:val="1E293B"/>
           <w:sz w:val="21"/>
         </w:rPr>
-        <w:t>A Hamiltonian cycle visits every VERTEX exactly once and returns to the start. Unlike Eulerian trails (which are polynomial O(E) via Fleury's or Hierholzer's algorithms), the Hamiltonian cycle problem is NP-complete. GraphLab utilizes Dirac's Theorem (min deg &gt;= n/2 implies Hamiltonian) and Ore's Theorem (deg(u)+deg(v) &gt;= n for non-adjacent pairs) as sufficient conditions, alongside branch-and-bound backtracking.</w:t>
+        <w:t>The algorithm maintains a list of vertices paired with their remaining degree demand. Vertices are sorted in descending order of remaining demand.</w:t>
       </w:r>
     </w:p>
     <w:p>
       <w:pPr>
-        <w:keepNext/>
-        <w:spacing w:before="360" w:after="120"/>
-      </w:pPr>
-      <w:r>
-        <w:rPr>
-          <w:rFonts w:ascii="Calibri" w:hAnsi="Calibri"/>
-          <w:b/>
-          <w:color w:val="1E3A8A"/>
-          <w:sz w:val="36"/>
-        </w:rPr>
-        <w:t>Chapter 4: Classic Graph Traversal &amp; Optimization Algorithms</w:t>
-      </w:r>
-    </w:p>
-    <w:p>
-      <w:pPr>
-        <w:keepNext/>
-        <w:spacing w:before="280" w:after="80"/>
-      </w:pPr>
-      <w:r>
-        <w:rPr>
-          <w:rFonts w:ascii="Calibri" w:hAnsi="Calibri"/>
-          <w:b/>
-          <w:color w:val="0F766E"/>
-          <w:sz w:val="28"/>
-        </w:rPr>
-        <w:t>4.1 Breadth-First Search (BFS)</w:t>
-      </w:r>
-    </w:p>
-    <w:p>
-      <w:pPr>
-        <w:spacing w:before="0" w:after="120" w:line="276" w:lineRule="auto"/>
+        <w:pStyle w:val="ListBullet"/>
+        <w:spacing w:before="20" w:after="60" w:line="276" w:lineRule="auto"/>
       </w:pPr>
       <w:r>
         <w:rPr>
@@ -1836,7 +2675,7 @@
           <w:color w:val="1E293B"/>
           <w:sz w:val="21"/>
         </w:rPr>
-        <w:t xml:space="preserve">Algorithmic Invariant: </w:t>
+        <w:t xml:space="preserve">Step 3: Greedy Edge Wiring: </w:t>
       </w:r>
       <w:r>
         <w:rPr>
@@ -1844,12 +2683,13 @@
           <w:color w:val="1E293B"/>
           <w:sz w:val="21"/>
         </w:rPr>
-        <w:t>Breadth-First Search explores vertices in order of increasing distance (hop count) from the start node. It systematically builds a shortest-path tree on unweighted graphs using a FIFO (First-In, First-Out) Queue.</w:t>
+        <w:t>The vertex with the highest remaining demand, v*, is extracted (say demand = d*). The algorithm selects the next d* vertices in the sorted list that are NOT yet adjacent to v* and have positive remaining demand.</w:t>
       </w:r>
     </w:p>
     <w:p>
       <w:pPr>
-        <w:spacing w:before="0" w:after="120" w:line="276" w:lineRule="auto"/>
+        <w:pStyle w:val="ListBullet"/>
+        <w:spacing w:before="20" w:after="60" w:line="276" w:lineRule="auto"/>
       </w:pPr>
       <w:r>
         <w:rPr>
@@ -1858,7 +2698,7 @@
           <w:color w:val="1E293B"/>
           <w:sz w:val="21"/>
         </w:rPr>
-        <w:t xml:space="preserve">Complexity: </w:t>
+        <w:t xml:space="preserve">Step 4: Edge Creation &amp; Demand Decrement: </w:t>
       </w:r>
       <w:r>
         <w:rPr>
@@ -1866,27 +2706,13 @@
           <w:color w:val="1E293B"/>
           <w:sz w:val="21"/>
         </w:rPr>
-        <w:t>Time Complexity: O(|V| + |E|). Space Complexity: O(|V|) auxiliary storage for Queue and Visited array.</w:t>
+        <w:t>For each chosen neighbor vj, an undirected edge (v*, vj) is synthesized on the canvas. The remaining demand of vj is decremented by 1, and the remaining demand of v* becomes 0.</w:t>
       </w:r>
     </w:p>
     <w:p>
       <w:pPr>
-        <w:keepNext/>
-        <w:spacing w:before="280" w:after="80"/>
-      </w:pPr>
-      <w:r>
-        <w:rPr>
-          <w:rFonts w:ascii="Calibri" w:hAnsi="Calibri"/>
-          <w:b/>
-          <w:color w:val="0F766E"/>
-          <w:sz w:val="28"/>
-        </w:rPr>
-        <w:t>4.2 Depth-First Search (DFS) &amp; 3-Color Cycle Detection</w:t>
-      </w:r>
-    </w:p>
-    <w:p>
-      <w:pPr>
-        <w:spacing w:before="0" w:after="120" w:line="276" w:lineRule="auto"/>
+        <w:pStyle w:val="ListBullet"/>
+        <w:spacing w:before="20" w:after="60" w:line="276" w:lineRule="auto"/>
       </w:pPr>
       <w:r>
         <w:rPr>
@@ -1895,7 +2721,7 @@
           <w:color w:val="1E293B"/>
           <w:sz w:val="21"/>
         </w:rPr>
-        <w:t xml:space="preserve">Algorithmic Invariant: </w:t>
+        <w:t xml:space="preserve">Step 5: Iterative Re-Sorting: </w:t>
       </w:r>
       <w:r>
         <w:rPr>
@@ -1903,12 +2729,13 @@
           <w:color w:val="1E293B"/>
           <w:sz w:val="21"/>
         </w:rPr>
-        <w:t>Depth-First Search explores deeply along each branch before backtracking using a LIFO Stack or recursion. It computes discovery d[u] and finishing f[u] timestamps, satisfying the Parenthesis Theorem.</w:t>
+        <w:t>The list is re-sorted in descending order. Steps 3–5 repeat until all remaining demands reach 0.</w:t>
       </w:r>
     </w:p>
     <w:p>
       <w:pPr>
-        <w:spacing w:before="0" w:after="120" w:line="276" w:lineRule="auto"/>
+        <w:pStyle w:val="ListBullet"/>
+        <w:spacing w:before="20" w:after="60" w:line="276" w:lineRule="auto"/>
       </w:pPr>
       <w:r>
         <w:rPr>
@@ -1917,7 +2744,7 @@
           <w:color w:val="1E293B"/>
           <w:sz w:val="21"/>
         </w:rPr>
-        <w:t xml:space="preserve">Cycle Detection State Machine: </w:t>
+        <w:t xml:space="preserve">Step 6: Realization Finalization: </w:t>
       </w:r>
       <w:r>
         <w:rPr>
@@ -1925,212 +2752,7 @@
           <w:color w:val="1E293B"/>
           <w:sz w:val="21"/>
         </w:rPr>
-        <w:t>Cycle Detection is implemented via Tri-Coloring state machine:</w:t>
-        <w:br/>
-        <w:t>• WHITE: Vertex unvisited.</w:t>
-        <w:br/>
-        <w:t>• GRAY: Vertex currently being explored on the recursion stack (ancestor).</w:t>
-        <w:br/>
-        <w:t>• BLACK: Vertex and all its descendants are fully explored.</w:t>
-        <w:br/>
-        <w:t>A cycle is detected if and only if DFS encounters a directed edge (u, v) where v is GRAY (a back-edge pointing to an ancestor!).</w:t>
-      </w:r>
-    </w:p>
-    <w:p>
-      <w:pPr>
-        <w:spacing w:before="160" w:after="60"/>
-        <w:jc w:val="center"/>
-      </w:pPr>
-      <w:r>
-        <w:drawing>
-          <wp:inline xmlns:a="http://schemas.openxmlformats.org/drawingml/2006/main" xmlns:pic="http://schemas.openxmlformats.org/drawingml/2006/picture">
-            <wp:extent cx="5669280" cy="2549355"/>
-            <wp:docPr id="8" name="Picture 8"/>
-            <wp:cNvGraphicFramePr>
-              <a:graphicFrameLocks noChangeAspect="1"/>
-            </wp:cNvGraphicFramePr>
-            <a:graphic>
-              <a:graphicData uri="http://schemas.openxmlformats.org/drawingml/2006/picture">
-                <pic:pic>
-                  <pic:nvPicPr>
-                    <pic:cNvPr id="0" name="diagram_7_bfs_dfs.png"/>
-                    <pic:cNvPicPr/>
-                  </pic:nvPicPr>
-                  <pic:blipFill>
-                    <a:blip r:embed="rId16"/>
-                    <a:stretch>
-                      <a:fillRect/>
-                    </a:stretch>
-                  </pic:blipFill>
-                  <pic:spPr>
-                    <a:xfrm>
-                      <a:off x="0" y="0"/>
-                      <a:ext cx="5669280" cy="2549355"/>
-                    </a:xfrm>
-                    <a:prstGeom prst="rect"/>
-                  </pic:spPr>
-                </pic:pic>
-              </a:graphicData>
-            </a:graphic>
-          </wp:inline>
-        </w:drawing>
-      </w:r>
-    </w:p>
-    <w:p>
-      <w:pPr>
-        <w:spacing w:before="0" w:after="240"/>
-        <w:jc w:val="center"/>
-      </w:pPr>
-      <w:r>
-        <w:rPr>
-          <w:rFonts w:ascii="Calibri" w:hAnsi="Calibri"/>
-          <w:i/>
-          <w:color w:val="64748B"/>
-          <w:sz w:val="19"/>
-        </w:rPr>
-        <w:t>Figure: BFS Queue Discovery Tree vs DFS Stack Recursion Tree with Gray Back-Edge Cycle Witness</w:t>
-      </w:r>
-    </w:p>
-    <w:p>
-      <w:pPr>
-        <w:keepNext/>
-        <w:spacing w:before="280" w:after="80"/>
-      </w:pPr>
-      <w:r>
-        <w:rPr>
-          <w:rFonts w:ascii="Calibri" w:hAnsi="Calibri"/>
-          <w:b/>
-          <w:color w:val="0F766E"/>
-          <w:sz w:val="28"/>
-        </w:rPr>
-        <w:t>4.3 Dijkstra's Shortest Path Algorithm</w:t>
-      </w:r>
-    </w:p>
-    <w:p>
-      <w:pPr>
-        <w:spacing w:before="0" w:after="120" w:line="276" w:lineRule="auto"/>
-      </w:pPr>
-      <w:r>
-        <w:rPr>
-          <w:rFonts w:ascii="Calibri" w:hAnsi="Calibri"/>
-          <w:b/>
-          <w:color w:val="1E293B"/>
-          <w:sz w:val="21"/>
-        </w:rPr>
-        <w:t xml:space="preserve">Greedy Choice Property: </w:t>
-      </w:r>
-      <w:r>
-        <w:rPr>
-          <w:rFonts w:ascii="Calibri" w:hAnsi="Calibri"/>
-          <w:color w:val="1E293B"/>
-          <w:sz w:val="21"/>
-        </w:rPr>
-        <w:t>Dijkstra's algorithm computes the single-source shortest path on graphs with non-negative edge weights (w(e) &gt;= 0). It maintains a set of settled vertices S whose shortest path is finalized, and repeatedly extracts the vertex u in V \ S with minimal tentative distance d[u] using a Min-Priority Queue.</w:t>
-      </w:r>
-    </w:p>
-    <w:p>
-      <w:pPr>
-        <w:spacing w:before="0" w:after="120" w:line="276" w:lineRule="auto"/>
-      </w:pPr>
-      <w:r>
-        <w:rPr>
-          <w:rFonts w:ascii="Calibri" w:hAnsi="Calibri"/>
-          <w:b/>
-          <w:color w:val="1E293B"/>
-          <w:sz w:val="21"/>
-        </w:rPr>
-        <w:t xml:space="preserve">Edge Relaxation Formula: </w:t>
-      </w:r>
-      <w:r>
-        <w:rPr>
-          <w:rFonts w:ascii="Calibri" w:hAnsi="Calibri"/>
-          <w:color w:val="1E293B"/>
-          <w:sz w:val="21"/>
-        </w:rPr>
-        <w:t>For every edge (u, v) incident to settled vertex u:</w:t>
-        <w:br/>
-        <w:t xml:space="preserve">    if d[u] + w(u, v) &lt; d[v]:</w:t>
-        <w:br/>
-        <w:t xml:space="preserve">        d[v] = d[u] + w(u, v)</w:t>
-        <w:br/>
-        <w:t xml:space="preserve">        parent[v] = u</w:t>
-      </w:r>
-    </w:p>
-    <w:p>
-      <w:pPr>
-        <w:spacing w:before="0" w:after="120" w:line="276" w:lineRule="auto"/>
-      </w:pPr>
-      <w:r>
-        <w:rPr>
-          <w:rFonts w:ascii="Calibri" w:hAnsi="Calibri"/>
-          <w:b/>
-          <w:color w:val="1E293B"/>
-          <w:sz w:val="21"/>
-        </w:rPr>
-        <w:t xml:space="preserve">Complexity: </w:t>
-      </w:r>
-      <w:r>
-        <w:rPr>
-          <w:rFonts w:ascii="Calibri" w:hAnsi="Calibri"/>
-          <w:color w:val="1E293B"/>
-          <w:sz w:val="21"/>
-        </w:rPr>
-        <w:t>Time Complexity: O((|V| + |E|) * log |V|) using a binary min-heap; O(|V| * log |V| + |E|) using Fibonacci heap. Space: O(|V|).</w:t>
-      </w:r>
-    </w:p>
-    <w:p>
-      <w:pPr>
-        <w:spacing w:before="160" w:after="60"/>
-        <w:jc w:val="center"/>
-      </w:pPr>
-      <w:r>
-        <w:drawing>
-          <wp:inline xmlns:a="http://schemas.openxmlformats.org/drawingml/2006/main" xmlns:pic="http://schemas.openxmlformats.org/drawingml/2006/picture">
-            <wp:extent cx="5669280" cy="3121289"/>
-            <wp:docPr id="9" name="Picture 9"/>
-            <wp:cNvGraphicFramePr>
-              <a:graphicFrameLocks noChangeAspect="1"/>
-            </wp:cNvGraphicFramePr>
-            <a:graphic>
-              <a:graphicData uri="http://schemas.openxmlformats.org/drawingml/2006/picture">
-                <pic:pic>
-                  <pic:nvPicPr>
-                    <pic:cNvPr id="0" name="diagram_8_dijkstra.png"/>
-                    <pic:cNvPicPr/>
-                  </pic:nvPicPr>
-                  <pic:blipFill>
-                    <a:blip r:embed="rId17"/>
-                    <a:stretch>
-                      <a:fillRect/>
-                    </a:stretch>
-                  </pic:blipFill>
-                  <pic:spPr>
-                    <a:xfrm>
-                      <a:off x="0" y="0"/>
-                      <a:ext cx="5669280" cy="3121289"/>
-                    </a:xfrm>
-                    <a:prstGeom prst="rect"/>
-                  </pic:spPr>
-                </pic:pic>
-              </a:graphicData>
-            </a:graphic>
-          </wp:inline>
-        </w:drawing>
-      </w:r>
-    </w:p>
-    <w:p>
-      <w:pPr>
-        <w:spacing w:before="0" w:after="240"/>
-        <w:jc w:val="center"/>
-      </w:pPr>
-      <w:r>
-        <w:rPr>
-          <w:rFonts w:ascii="Calibri" w:hAnsi="Calibri"/>
-          <w:i/>
-          <w:color w:val="64748B"/>
-          <w:sz w:val="19"/>
-        </w:rPr>
-        <w:t>Figure: Dijkstra's Shortest Path Tree from Source A to All Destinations (Optimal Path to Z = 13)</w:t>
+        <w:t>GraphLab displays the synthesized graph on canvas with node badges showing exact achieved degrees and edge counts. If at any point a vertex cannot find enough non-adjacent candidates or demand drops below 0, the algorithm terminates with a proof of non-graphicality.</w:t>
       </w:r>
     </w:p>
     <w:p>
@@ -2143,9 +2765,22 @@
           <w:rFonts w:ascii="Calibri" w:hAnsi="Calibri"/>
           <w:b/>
           <w:color w:val="1E293B"/>
-          <w:sz w:val="24"/>
+          <w:sz w:val="23"/>
         </w:rPr>
-        <w:t>Dijkstra Step-by-Step Numerical Trace Table</w:t>
+        <w:t>Concrete Worked Example 3.1: Step-by-Step Graphical Construction</w:t>
+      </w:r>
+    </w:p>
+    <w:p>
+      <w:pPr>
+        <w:spacing w:before="0" w:after="120" w:line="276" w:lineRule="auto"/>
+      </w:pPr>
+      <w:r>
+        <w:rPr>
+          <w:rFonts w:ascii="Calibri" w:hAnsi="Calibri"/>
+          <w:color w:val="1E293B"/>
+          <w:sz w:val="21"/>
+        </w:rPr>
+        <w:t>Let us execute the complete realization algorithm on target sequence S = (3, 3, 2, 2, 2) on 5 vertices {v1, v2, v3, v4, v5}:</w:t>
       </w:r>
     </w:p>
     <w:tbl>
@@ -2172,7 +2807,7 @@
       <w:tr>
         <w:tc>
           <w:tcPr>
-            <w:tcW w:type="dxa" w:w="864"/>
+            <w:tcW w:type="dxa" w:w="1296"/>
             <w:shd w:fill="1E3A8A"/>
             <w:tcMar>
               <w:top w:w="100" w:type="dxa"/>
@@ -2192,7 +2827,7 @@
                 <w:color w:val="FFFFFF"/>
                 <w:sz w:val="20"/>
               </w:rPr>
-              <w:t>Step</w:t>
+              <w:t>Iteration</w:t>
             </w:r>
           </w:p>
         </w:tc>
@@ -2218,13 +2853,13 @@
                 <w:color w:val="FFFFFF"/>
                 <w:sz w:val="20"/>
               </w:rPr>
-              <w:t>Extracted Node u</w:t>
+              <w:t>Active Vertex v*</w:t>
             </w:r>
           </w:p>
         </w:tc>
         <w:tc>
           <w:tcPr>
-            <w:tcW w:type="dxa" w:w="1152"/>
+            <w:tcW w:type="dxa" w:w="2448"/>
             <w:shd w:fill="1E3A8A"/>
             <w:tcMar>
               <w:top w:w="100" w:type="dxa"/>
@@ -2244,33 +2879,7 @@
                 <w:color w:val="FFFFFF"/>
                 <w:sz w:val="20"/>
               </w:rPr>
-              <w:t>d[u]</w:t>
-            </w:r>
-          </w:p>
-        </w:tc>
-        <w:tc>
-          <w:tcPr>
-            <w:tcW w:type="dxa" w:w="2880"/>
-            <w:shd w:fill="1E3A8A"/>
-            <w:tcMar>
-              <w:top w:w="100" w:type="dxa"/>
-              <w:bottom w:w="100" w:type="dxa"/>
-              <w:left w:w="120" w:type="dxa"/>
-              <w:right w:w="120" w:type="dxa"/>
-            </w:tcMar>
-          </w:tcPr>
-          <w:p>
-            <w:pPr>
-              <w:spacing w:before="0" w:after="0"/>
-            </w:pPr>
-            <w:r>
-              <w:rPr>
-                <w:rFonts w:ascii="Calibri" w:hAnsi="Calibri"/>
-                <w:b/>
-                <w:color w:val="FFFFFF"/>
-                <w:sz w:val="20"/>
-              </w:rPr>
-              <w:t>Edges Relaxed</w:t>
+              <w:t>Target Neighbors</w:t>
             </w:r>
           </w:p>
         </w:tc>
@@ -2296,7 +2905,33 @@
                 <w:color w:val="FFFFFF"/>
                 <w:sz w:val="20"/>
               </w:rPr>
-              <w:t>Priority Queue State (v, dist)</w:t>
+              <w:t>Edges Wired</w:t>
+            </w:r>
+          </w:p>
+        </w:tc>
+        <w:tc>
+          <w:tcPr>
+            <w:tcW w:type="dxa" w:w="2592"/>
+            <w:shd w:fill="1E3A8A"/>
+            <w:tcMar>
+              <w:top w:w="100" w:type="dxa"/>
+              <w:bottom w:w="100" w:type="dxa"/>
+              <w:left w:w="120" w:type="dxa"/>
+              <w:right w:w="120" w:type="dxa"/>
+            </w:tcMar>
+          </w:tcPr>
+          <w:p>
+            <w:pPr>
+              <w:spacing w:before="0" w:after="0"/>
+            </w:pPr>
+            <w:r>
+              <w:rPr>
+                <w:rFonts w:ascii="Calibri" w:hAnsi="Calibri"/>
+                <w:b/>
+                <w:color w:val="FFFFFF"/>
+                <w:sz w:val="20"/>
+              </w:rPr>
+              <w:t>Remaining Degrees (v1..v5)</w:t>
             </w:r>
           </w:p>
         </w:tc>
@@ -2304,7 +2939,7 @@
       <w:tr>
         <w:tc>
           <w:tcPr>
-            <w:tcW w:type="dxa" w:w="864"/>
+            <w:tcW w:type="dxa" w:w="1296"/>
             <w:shd w:fill="FFFFFF"/>
             <w:tcMar>
               <w:top w:w="80" w:type="dxa"/>
@@ -2323,7 +2958,7 @@
                 <w:color w:val="1E293B"/>
                 <w:sz w:val="19"/>
               </w:rPr>
-              <w:t>0</w:t>
+              <w:t>Init</w:t>
             </w:r>
           </w:p>
         </w:tc>
@@ -2348,13 +2983,13 @@
                 <w:color w:val="1E293B"/>
                 <w:sz w:val="19"/>
               </w:rPr>
-              <w:t>Init</w:t>
+              <w:t>-</w:t>
             </w:r>
           </w:p>
         </w:tc>
         <w:tc>
           <w:tcPr>
-            <w:tcW w:type="dxa" w:w="1152"/>
+            <w:tcW w:type="dxa" w:w="2448"/>
             <w:shd w:fill="FFFFFF"/>
             <w:tcMar>
               <w:top w:w="80" w:type="dxa"/>
@@ -2373,32 +3008,7 @@
                 <w:color w:val="1E293B"/>
                 <w:sz w:val="19"/>
               </w:rPr>
-              <w:t>0</w:t>
-            </w:r>
-          </w:p>
-        </w:tc>
-        <w:tc>
-          <w:tcPr>
-            <w:tcW w:type="dxa" w:w="2880"/>
-            <w:shd w:fill="FFFFFF"/>
-            <w:tcMar>
-              <w:top w:w="80" w:type="dxa"/>
-              <w:bottom w:w="80" w:type="dxa"/>
-              <w:left w:w="120" w:type="dxa"/>
-              <w:right w:w="120" w:type="dxa"/>
-            </w:tcMar>
-          </w:tcPr>
-          <w:p>
-            <w:pPr>
-              <w:spacing w:before="0" w:after="0"/>
-            </w:pPr>
-            <w:r>
-              <w:rPr>
-                <w:rFonts w:ascii="Calibri" w:hAnsi="Calibri"/>
-                <w:color w:val="1E293B"/>
-                <w:sz w:val="19"/>
-              </w:rPr>
-              <w:t>Set d[A]=0, others=inf</w:t>
+              <w:t>-</w:t>
             </w:r>
           </w:p>
         </w:tc>
@@ -2423,7 +3033,32 @@
                 <w:color w:val="1E293B"/>
                 <w:sz w:val="19"/>
               </w:rPr>
-              <w:t>[(A, 0)]</w:t>
+              <w:t>None</w:t>
+            </w:r>
+          </w:p>
+        </w:tc>
+        <w:tc>
+          <w:tcPr>
+            <w:tcW w:type="dxa" w:w="2592"/>
+            <w:shd w:fill="FFFFFF"/>
+            <w:tcMar>
+              <w:top w:w="80" w:type="dxa"/>
+              <w:bottom w:w="80" w:type="dxa"/>
+              <w:left w:w="120" w:type="dxa"/>
+              <w:right w:w="120" w:type="dxa"/>
+            </w:tcMar>
+          </w:tcPr>
+          <w:p>
+            <w:pPr>
+              <w:spacing w:before="0" w:after="0"/>
+            </w:pPr>
+            <w:r>
+              <w:rPr>
+                <w:rFonts w:ascii="Calibri" w:hAnsi="Calibri"/>
+                <w:color w:val="1E293B"/>
+                <w:sz w:val="19"/>
+              </w:rPr>
+              <w:t>v1:3, v2:3, v3:2, v4:2, v5:2</w:t>
             </w:r>
           </w:p>
         </w:tc>
@@ -2431,7 +3066,7 @@
       <w:tr>
         <w:tc>
           <w:tcPr>
-            <w:tcW w:type="dxa" w:w="864"/>
+            <w:tcW w:type="dxa" w:w="1296"/>
             <w:shd w:fill="F8FAFC"/>
             <w:tcMar>
               <w:top w:w="80" w:type="dxa"/>
@@ -2475,13 +3110,13 @@
                 <w:color w:val="1E293B"/>
                 <w:sz w:val="19"/>
               </w:rPr>
-              <w:t>A</w:t>
+              <w:t>v1 (deg=3)</w:t>
             </w:r>
           </w:p>
         </w:tc>
         <w:tc>
           <w:tcPr>
-            <w:tcW w:type="dxa" w:w="1152"/>
+            <w:tcW w:type="dxa" w:w="2448"/>
             <w:shd w:fill="F8FAFC"/>
             <w:tcMar>
               <w:top w:w="80" w:type="dxa"/>
@@ -2500,32 +3135,7 @@
                 <w:color w:val="1E293B"/>
                 <w:sz w:val="19"/>
               </w:rPr>
-              <w:t>0</w:t>
-            </w:r>
-          </w:p>
-        </w:tc>
-        <w:tc>
-          <w:tcPr>
-            <w:tcW w:type="dxa" w:w="2880"/>
-            <w:shd w:fill="F8FAFC"/>
-            <w:tcMar>
-              <w:top w:w="80" w:type="dxa"/>
-              <w:bottom w:w="80" w:type="dxa"/>
-              <w:left w:w="120" w:type="dxa"/>
-              <w:right w:w="120" w:type="dxa"/>
-            </w:tcMar>
-          </w:tcPr>
-          <w:p>
-            <w:pPr>
-              <w:spacing w:before="0" w:after="0"/>
-            </w:pPr>
-            <w:r>
-              <w:rPr>
-                <w:rFonts w:ascii="Calibri" w:hAnsi="Calibri"/>
-                <w:color w:val="1E293B"/>
-                <w:sz w:val="19"/>
-              </w:rPr>
-              <w:t>(A, C): d[C]=2; (A, B): d[B]=4</w:t>
+              <w:t>Next 3 highest: {v2, v3, v4}</w:t>
             </w:r>
           </w:p>
         </w:tc>
@@ -2550,7 +3160,34 @@
                 <w:color w:val="1E293B"/>
                 <w:sz w:val="19"/>
               </w:rPr>
-              <w:t>[(C, 2), (B, 4)]</w:t>
+              <w:t>(v1, v2), (v1, v3), (v1, v4)</w:t>
+            </w:r>
+          </w:p>
+        </w:tc>
+        <w:tc>
+          <w:tcPr>
+            <w:tcW w:type="dxa" w:w="2592"/>
+            <w:shd w:fill="F8FAFC"/>
+            <w:tcMar>
+              <w:top w:w="80" w:type="dxa"/>
+              <w:bottom w:w="80" w:type="dxa"/>
+              <w:left w:w="120" w:type="dxa"/>
+              <w:right w:w="120" w:type="dxa"/>
+            </w:tcMar>
+          </w:tcPr>
+          <w:p>
+            <w:pPr>
+              <w:spacing w:before="0" w:after="0"/>
+            </w:pPr>
+            <w:r>
+              <w:rPr>
+                <w:rFonts w:ascii="Calibri" w:hAnsi="Calibri"/>
+                <w:color w:val="1E293B"/>
+                <w:sz w:val="19"/>
+              </w:rPr>
+              <w:t>v1:0, v2:2, v3:1, v4:1, v5:2</w:t>
+              <w:br/>
+              <w:t>Sorted: v2(2), v5(2), v3(1), v4(1)</w:t>
             </w:r>
           </w:p>
         </w:tc>
@@ -2558,7 +3195,7 @@
       <w:tr>
         <w:tc>
           <w:tcPr>
-            <w:tcW w:type="dxa" w:w="864"/>
+            <w:tcW w:type="dxa" w:w="1296"/>
             <w:shd w:fill="FFFFFF"/>
             <w:tcMar>
               <w:top w:w="80" w:type="dxa"/>
@@ -2602,13 +3239,13 @@
                 <w:color w:val="1E293B"/>
                 <w:sz w:val="19"/>
               </w:rPr>
-              <w:t>C</w:t>
+              <w:t>v2 (deg=2)</w:t>
             </w:r>
           </w:p>
         </w:tc>
         <w:tc>
           <w:tcPr>
-            <w:tcW w:type="dxa" w:w="1152"/>
+            <w:tcW w:type="dxa" w:w="2448"/>
             <w:shd w:fill="FFFFFF"/>
             <w:tcMar>
               <w:top w:w="80" w:type="dxa"/>
@@ -2627,32 +3264,7 @@
                 <w:color w:val="1E293B"/>
                 <w:sz w:val="19"/>
               </w:rPr>
-              <w:t>2</w:t>
-            </w:r>
-          </w:p>
-        </w:tc>
-        <w:tc>
-          <w:tcPr>
-            <w:tcW w:type="dxa" w:w="2880"/>
-            <w:shd w:fill="FFFFFF"/>
-            <w:tcMar>
-              <w:top w:w="80" w:type="dxa"/>
-              <w:bottom w:w="80" w:type="dxa"/>
-              <w:left w:w="120" w:type="dxa"/>
-              <w:right w:w="120" w:type="dxa"/>
-            </w:tcMar>
-          </w:tcPr>
-          <w:p>
-            <w:pPr>
-              <w:spacing w:before="0" w:after="0"/>
-            </w:pPr>
-            <w:r>
-              <w:rPr>
-                <w:rFonts w:ascii="Calibri" w:hAnsi="Calibri"/>
-                <w:color w:val="1E293B"/>
-                <w:sz w:val="19"/>
-              </w:rPr>
-              <w:t>(C, B): d[B]=min(4, 2+1)=3; (C, D): d[D]=10</w:t>
+              <w:t>Next 2 highest: {v5, v3}</w:t>
             </w:r>
           </w:p>
         </w:tc>
@@ -2677,7 +3289,34 @@
                 <w:color w:val="1E293B"/>
                 <w:sz w:val="19"/>
               </w:rPr>
-              <w:t>[(B, 3), (D, 10)]</w:t>
+              <w:t>(v2, v5), (v2, v3)</w:t>
+            </w:r>
+          </w:p>
+        </w:tc>
+        <w:tc>
+          <w:tcPr>
+            <w:tcW w:type="dxa" w:w="2592"/>
+            <w:shd w:fill="FFFFFF"/>
+            <w:tcMar>
+              <w:top w:w="80" w:type="dxa"/>
+              <w:bottom w:w="80" w:type="dxa"/>
+              <w:left w:w="120" w:type="dxa"/>
+              <w:right w:w="120" w:type="dxa"/>
+            </w:tcMar>
+          </w:tcPr>
+          <w:p>
+            <w:pPr>
+              <w:spacing w:before="0" w:after="0"/>
+            </w:pPr>
+            <w:r>
+              <w:rPr>
+                <w:rFonts w:ascii="Calibri" w:hAnsi="Calibri"/>
+                <w:color w:val="1E293B"/>
+                <w:sz w:val="19"/>
+              </w:rPr>
+              <w:t>v2:0, v5:1, v3:0, v4:1</w:t>
+              <w:br/>
+              <w:t>Sorted: v5(1), v4(1), v3(0)</w:t>
             </w:r>
           </w:p>
         </w:tc>
@@ -2685,7 +3324,7 @@
       <w:tr>
         <w:tc>
           <w:tcPr>
-            <w:tcW w:type="dxa" w:w="864"/>
+            <w:tcW w:type="dxa" w:w="1296"/>
             <w:shd w:fill="F8FAFC"/>
             <w:tcMar>
               <w:top w:w="80" w:type="dxa"/>
@@ -2729,7 +3368,2323 @@
                 <w:color w:val="1E293B"/>
                 <w:sz w:val="19"/>
               </w:rPr>
-              <w:t>B</w:t>
+              <w:t>v5 (deg=1)</w:t>
+            </w:r>
+          </w:p>
+        </w:tc>
+        <w:tc>
+          <w:tcPr>
+            <w:tcW w:type="dxa" w:w="2448"/>
+            <w:shd w:fill="F8FAFC"/>
+            <w:tcMar>
+              <w:top w:w="80" w:type="dxa"/>
+              <w:bottom w:w="80" w:type="dxa"/>
+              <w:left w:w="120" w:type="dxa"/>
+              <w:right w:w="120" w:type="dxa"/>
+            </w:tcMar>
+          </w:tcPr>
+          <w:p>
+            <w:pPr>
+              <w:spacing w:before="0" w:after="0"/>
+            </w:pPr>
+            <w:r>
+              <w:rPr>
+                <w:rFonts w:ascii="Calibri" w:hAnsi="Calibri"/>
+                <w:color w:val="1E293B"/>
+                <w:sz w:val="19"/>
+              </w:rPr>
+              <w:t>Next 1 highest: {v4}</w:t>
+            </w:r>
+          </w:p>
+        </w:tc>
+        <w:tc>
+          <w:tcPr>
+            <w:tcW w:type="dxa" w:w="2304"/>
+            <w:shd w:fill="F8FAFC"/>
+            <w:tcMar>
+              <w:top w:w="80" w:type="dxa"/>
+              <w:bottom w:w="80" w:type="dxa"/>
+              <w:left w:w="120" w:type="dxa"/>
+              <w:right w:w="120" w:type="dxa"/>
+            </w:tcMar>
+          </w:tcPr>
+          <w:p>
+            <w:pPr>
+              <w:spacing w:before="0" w:after="0"/>
+            </w:pPr>
+            <w:r>
+              <w:rPr>
+                <w:rFonts w:ascii="Calibri" w:hAnsi="Calibri"/>
+                <w:color w:val="1E293B"/>
+                <w:sz w:val="19"/>
+              </w:rPr>
+              <w:t>(v5, v4)</w:t>
+            </w:r>
+          </w:p>
+        </w:tc>
+        <w:tc>
+          <w:tcPr>
+            <w:tcW w:type="dxa" w:w="2592"/>
+            <w:shd w:fill="F8FAFC"/>
+            <w:tcMar>
+              <w:top w:w="80" w:type="dxa"/>
+              <w:bottom w:w="80" w:type="dxa"/>
+              <w:left w:w="120" w:type="dxa"/>
+              <w:right w:w="120" w:type="dxa"/>
+            </w:tcMar>
+          </w:tcPr>
+          <w:p>
+            <w:pPr>
+              <w:spacing w:before="0" w:after="0"/>
+            </w:pPr>
+            <w:r>
+              <w:rPr>
+                <w:rFonts w:ascii="Calibri" w:hAnsi="Calibri"/>
+                <w:color w:val="1E293B"/>
+                <w:sz w:val="19"/>
+              </w:rPr>
+              <w:t>All remaining demands = 0!</w:t>
+              <w:br/>
+              <w:t>Realization Complete.</w:t>
+            </w:r>
+          </w:p>
+        </w:tc>
+      </w:tr>
+    </w:tbl>
+    <w:p>
+      <w:pPr>
+        <w:spacing w:before="0" w:after="120" w:line="276" w:lineRule="auto"/>
+      </w:pPr>
+      <w:r>
+        <w:rPr>
+          <w:rFonts w:ascii="Calibri" w:hAnsi="Calibri"/>
+          <w:color w:val="1E293B"/>
+          <w:sz w:val="21"/>
+        </w:rPr>
+        <w:t>Total edges wired: |E| = 6. Edge set = { (v1, v2), (v1, v3), (v1, v4), (v2, v5), (v2, v3), (v5, v4) }.</w:t>
+        <w:br/>
+        <w:t>Verification of Achieved Degrees on Canvas:</w:t>
+        <w:br/>
+        <w:t>• deg(v1) = |{v2, v3, v4}| = 3</w:t>
+        <w:br/>
+        <w:t>• deg(v2) = |{v1, v3, v5}| = 3</w:t>
+        <w:br/>
+        <w:t>• deg(v3) = |{v1, v2}| = 2</w:t>
+        <w:br/>
+        <w:t>• deg(v4) = |{v1, v5}| = 2</w:t>
+        <w:br/>
+        <w:t>• deg(v5) = |{v2, v4}| = 2</w:t>
+        <w:br/>
+        <w:t>The resulting graph matches the input sequence (3, 3, 2, 2, 2) perfectly!</w:t>
+      </w:r>
+    </w:p>
+    <w:p>
+      <w:pPr>
+        <w:keepNext/>
+        <w:spacing w:before="200" w:after="40"/>
+      </w:pPr>
+      <w:r>
+        <w:rPr>
+          <w:rFonts w:ascii="Calibri" w:hAnsi="Calibri"/>
+          <w:b/>
+          <w:color w:val="1E293B"/>
+          <w:sz w:val="23"/>
+        </w:rPr>
+        <w:t>Concrete Worked Example 3.2: Non-Graphical Sequences &amp; Failure Proofs</w:t>
+      </w:r>
+    </w:p>
+    <w:p>
+      <w:pPr>
+        <w:spacing w:before="0" w:after="120" w:line="276" w:lineRule="auto"/>
+      </w:pPr>
+      <w:r>
+        <w:rPr>
+          <w:rFonts w:ascii="Calibri" w:hAnsi="Calibri"/>
+          <w:color w:val="1E293B"/>
+          <w:sz w:val="21"/>
+        </w:rPr>
+        <w:t>Case A (Odd Degree Sum Failure):</w:t>
+        <w:br/>
+        <w:t>Consider sequence S_A = (3, 2, 2, 1, 1). Order n = 5.</w:t>
+        <w:br/>
+        <w:t>Sum of degrees = 3 + 2 + 2 + 1 + 1 = 9 (ODD).</w:t>
+        <w:br/>
+        <w:t>Proof of impossibility: By Euler's Handshaking Lemma, sum di = 2|E|, which must be even for any graph. An odd sum cannot be partitioned into edges. GraphLab flags this instantly before running reduction.</w:t>
+        <w:br/>
+        <w:br/>
+        <w:t>Case B (Havel-Hakimi Negative Degree Failure):</w:t>
+        <w:br/>
+        <w:t>Consider sequence S_B = (3, 3, 3, 1). Order n = 4. Sum = 3+3+3+1 = 10 (even).</w:t>
+        <w:br/>
+        <w:t>• Step 1: Extract d1 = 3. Subtract 1 from the next 3 elements: (3-1, 3-1, 1-1) = (2, 2, 0). Sequence S1 = (2, 2, 0).</w:t>
+        <w:br/>
+        <w:t>• Step 2: Extract d1 = 2. Subtract 1 from next 2 elements: (2-1, 0-1) = (1, -1).</w:t>
+        <w:br/>
+        <w:t>The element -1 is strictly negative! Because negative vertex degrees are impossible in graph theory, (3, 3, 3, 1) is NOT graphical. No simple graph on 4 vertices can possess this degree sequence.</w:t>
+      </w:r>
+    </w:p>
+    <w:p>
+      <w:pPr>
+        <w:spacing w:before="160" w:after="60"/>
+        <w:jc w:val="center"/>
+      </w:pPr>
+      <w:r>
+        <w:drawing>
+          <wp:inline xmlns:a="http://schemas.openxmlformats.org/drawingml/2006/main" xmlns:pic="http://schemas.openxmlformats.org/drawingml/2006/picture">
+            <wp:extent cx="5669280" cy="2337335"/>
+            <wp:docPr id="4" name="Picture 4"/>
+            <wp:cNvGraphicFramePr>
+              <a:graphicFrameLocks noChangeAspect="1"/>
+            </wp:cNvGraphicFramePr>
+            <a:graphic>
+              <a:graphicData uri="http://schemas.openxmlformats.org/drawingml/2006/picture">
+                <pic:pic>
+                  <pic:nvPicPr>
+                    <pic:cNvPr id="0" name="diagram_3_havel_hakimi.png"/>
+                    <pic:cNvPicPr/>
+                  </pic:nvPicPr>
+                  <pic:blipFill>
+                    <a:blip r:embed="rId12"/>
+                    <a:stretch>
+                      <a:fillRect/>
+                    </a:stretch>
+                  </pic:blipFill>
+                  <pic:spPr>
+                    <a:xfrm>
+                      <a:off x="0" y="0"/>
+                      <a:ext cx="5669280" cy="2337335"/>
+                    </a:xfrm>
+                    <a:prstGeom prst="rect"/>
+                  </pic:spPr>
+                </pic:pic>
+              </a:graphicData>
+            </a:graphic>
+          </wp:inline>
+        </w:drawing>
+      </w:r>
+    </w:p>
+    <w:p>
+      <w:pPr>
+        <w:spacing w:before="0" w:after="240"/>
+        <w:jc w:val="center"/>
+      </w:pPr>
+      <w:r>
+        <w:rPr>
+          <w:rFonts w:ascii="Calibri" w:hAnsi="Calibri"/>
+          <w:i/>
+          <w:color w:val="64748B"/>
+          <w:sz w:val="19"/>
+        </w:rPr>
+        <w:t>Figure: Havel-Hakimi Constructive Graph Realization: Algorithmic Edge Wiring and Realized Graph on Canvas</w:t>
+      </w:r>
+    </w:p>
+    <w:p>
+      <w:pPr>
+        <w:keepNext/>
+        <w:spacing w:before="400" w:after="120"/>
+      </w:pPr>
+      <w:r>
+        <w:rPr>
+          <w:rFonts w:ascii="Calibri" w:hAnsi="Calibri"/>
+          <w:b/>
+          <w:color w:val="1E3A8A"/>
+          <w:sz w:val="34"/>
+        </w:rPr>
+        <w:t>Chapter 4: Subgraphs &amp; Induced Subgraphs (Theory, Types, Extraction &amp; Examples)</w:t>
+      </w:r>
+    </w:p>
+    <w:p>
+      <w:pPr>
+        <w:keepNext/>
+        <w:spacing w:before="280" w:after="80"/>
+      </w:pPr>
+      <w:r>
+        <w:rPr>
+          <w:rFonts w:ascii="Calibri" w:hAnsi="Calibri"/>
+          <w:b/>
+          <w:color w:val="0F766E"/>
+          <w:sz w:val="27"/>
+        </w:rPr>
+        <w:t>4.1 Formal Mathematical Taxonomy of Subgraphs</w:t>
+      </w:r>
+    </w:p>
+    <w:p>
+      <w:pPr>
+        <w:spacing w:before="0" w:after="120" w:line="276" w:lineRule="auto"/>
+      </w:pPr>
+      <w:r>
+        <w:rPr>
+          <w:rFonts w:ascii="Calibri" w:hAnsi="Calibri"/>
+          <w:b/>
+          <w:color w:val="1E293B"/>
+          <w:sz w:val="21"/>
+        </w:rPr>
+        <w:t xml:space="preserve">Definition 4.1 (General Subgraph): </w:t>
+      </w:r>
+      <w:r>
+        <w:rPr>
+          <w:rFonts w:ascii="Calibri" w:hAnsi="Calibri"/>
+          <w:color w:val="1E293B"/>
+          <w:sz w:val="21"/>
+        </w:rPr>
+        <w:t>Let G = (V, E) be a graph. A graph H = (V', E') is called a subgraph of G (written H &lt;= G or H subseteq G) if and only if:</w:t>
+        <w:br/>
+        <w:t xml:space="preserve">    V' subseteq V   and   E' subseteq E,</w:t>
+        <w:br/>
+        <w:t>such that every edge e = {u, v} in E' satisfies u in V' and v in V'. That is, no edge in H can dangle into a vertex outside V'.</w:t>
+      </w:r>
+    </w:p>
+    <w:p>
+      <w:pPr>
+        <w:spacing w:before="0" w:after="120" w:line="276" w:lineRule="auto"/>
+      </w:pPr>
+      <w:r>
+        <w:rPr>
+          <w:rFonts w:ascii="Calibri" w:hAnsi="Calibri"/>
+          <w:color w:val="1E293B"/>
+          <w:sz w:val="21"/>
+        </w:rPr>
+        <w:t>In graph theory and network analysis, subgraphs are classified into three primary canonical types:</w:t>
+      </w:r>
+    </w:p>
+    <w:p>
+      <w:pPr>
+        <w:pStyle w:val="ListBullet"/>
+        <w:spacing w:before="20" w:after="60" w:line="276" w:lineRule="auto"/>
+      </w:pPr>
+      <w:r>
+        <w:rPr>
+          <w:rFonts w:ascii="Calibri" w:hAnsi="Calibri"/>
+          <w:b/>
+          <w:color w:val="1E293B"/>
+          <w:sz w:val="21"/>
+        </w:rPr>
+        <w:t xml:space="preserve">1. Vertex-Induced Subgraph G[S]: </w:t>
+      </w:r>
+      <w:r>
+        <w:rPr>
+          <w:rFonts w:ascii="Calibri" w:hAnsi="Calibri"/>
+          <w:color w:val="1E293B"/>
+          <w:sz w:val="21"/>
+        </w:rPr>
+        <w:t>Let S subseteq V be a subset of vertices. The subgraph induced by S, denoted G[S], has vertex set S, and its edge set consists of ALL edges of G that have both endpoints in S:</w:t>
+        <w:br/>
+        <w:t xml:space="preserve">    E(G[S]) = { {u, v} in E(G) | u in S and v in S }.</w:t>
+        <w:br/>
+        <w:t>An induced subgraph preserves the complete local connectivity between the selected vertices. A subgraph H &lt;= G is induced if and only if no edge of G exists between vertices of H that is missing from H.</w:t>
+      </w:r>
+    </w:p>
+    <w:p>
+      <w:pPr>
+        <w:pStyle w:val="ListBullet"/>
+        <w:spacing w:before="20" w:after="60" w:line="276" w:lineRule="auto"/>
+      </w:pPr>
+      <w:r>
+        <w:rPr>
+          <w:rFonts w:ascii="Calibri" w:hAnsi="Calibri"/>
+          <w:b/>
+          <w:color w:val="1E293B"/>
+          <w:sz w:val="21"/>
+        </w:rPr>
+        <w:t xml:space="preserve">2. Edge-Induced Subgraph G[E']: </w:t>
+      </w:r>
+      <w:r>
+        <w:rPr>
+          <w:rFonts w:ascii="Calibri" w:hAnsi="Calibri"/>
+          <w:color w:val="1E293B"/>
+          <w:sz w:val="21"/>
+        </w:rPr>
+        <w:t>Let E' subseteq E be a subset of edges. The subgraph induced by E', denoted G[E'], has edge set E', and its vertex set consists of all vertices in G that are incident to at least one edge in E':</w:t>
+        <w:br/>
+        <w:t xml:space="preserve">    V(G[E']) = { v in V(G) | exists e in E' such that v is incident to e }.</w:t>
+      </w:r>
+    </w:p>
+    <w:p>
+      <w:pPr>
+        <w:pStyle w:val="ListBullet"/>
+        <w:spacing w:before="20" w:after="60" w:line="276" w:lineRule="auto"/>
+      </w:pPr>
+      <w:r>
+        <w:rPr>
+          <w:rFonts w:ascii="Calibri" w:hAnsi="Calibri"/>
+          <w:b/>
+          <w:color w:val="1E293B"/>
+          <w:sz w:val="21"/>
+        </w:rPr>
+        <w:t xml:space="preserve">3. Spanning Subgraph: </w:t>
+      </w:r>
+      <w:r>
+        <w:rPr>
+          <w:rFonts w:ascii="Calibri" w:hAnsi="Calibri"/>
+          <w:color w:val="1E293B"/>
+          <w:sz w:val="21"/>
+        </w:rPr>
+        <w:t>A subgraph H &lt;= G is a spanning subgraph if it contains ALL vertices of G (i.e., V(H) = V(G)) but a proper subset of edges (E(H) subseteq E(G)). A Spanning Tree is a minimally connected spanning subgraph of G.</w:t>
+      </w:r>
+    </w:p>
+    <w:p>
+      <w:pPr>
+        <w:pStyle w:val="ListBullet"/>
+        <w:spacing w:before="20" w:after="60" w:line="276" w:lineRule="auto"/>
+      </w:pPr>
+      <w:r>
+        <w:rPr>
+          <w:rFonts w:ascii="Calibri" w:hAnsi="Calibri"/>
+          <w:b/>
+          <w:color w:val="1E293B"/>
+          <w:sz w:val="21"/>
+        </w:rPr>
+        <w:t xml:space="preserve">Cliques &amp; Independent Sets: </w:t>
+      </w:r>
+      <w:r>
+        <w:rPr>
+          <w:rFonts w:ascii="Calibri" w:hAnsi="Calibri"/>
+          <w:color w:val="1E293B"/>
+          <w:sz w:val="21"/>
+        </w:rPr>
+        <w:t>A clique of size k in G is a subset of vertices S such that G[S] is isomorphic to the complete graph K_k. An independent set of size k is a subset of vertices S such that G[S] contains zero edges (an empty graph).</w:t>
+      </w:r>
+    </w:p>
+    <w:p>
+      <w:pPr>
+        <w:keepNext/>
+        <w:spacing w:before="280" w:after="80"/>
+      </w:pPr>
+      <w:r>
+        <w:rPr>
+          <w:rFonts w:ascii="Calibri" w:hAnsi="Calibri"/>
+          <w:b/>
+          <w:color w:val="0F766E"/>
+          <w:sz w:val="27"/>
+        </w:rPr>
+        <w:t>4.2 Subgraph Extraction Mechanics in GraphLab</w:t>
+      </w:r>
+    </w:p>
+    <w:p>
+      <w:pPr>
+        <w:spacing w:before="0" w:after="120" w:line="276" w:lineRule="auto"/>
+      </w:pPr>
+      <w:r>
+        <w:rPr>
+          <w:rFonts w:ascii="Calibri" w:hAnsi="Calibri"/>
+          <w:color w:val="1E293B"/>
+          <w:sz w:val="21"/>
+        </w:rPr>
+        <w:t>GraphLab provides interactive tools for subgraph analysis. Users can select any subset of nodes using either the Marquee Selection Box ('B' or Shift+Drag) or individual clicks. Once selected, GraphLab can:</w:t>
+        <w:br/>
+        <w:t>• Highlight the vertex-induced subgraph G[S] in real time, showing internal edges versus cut edges crossing to V \ S.</w:t>
+        <w:br/>
+        <w:t>• Extract G[S] as an independent graph component onto a dedicated canvas region.</w:t>
+        <w:br/>
+        <w:t>• Calculate the induced density: rho(S) = |E(G[S])| / C(|S|, 2).</w:t>
+        <w:br/>
+        <w:t>• Compute the cut boundary: delta(S) = { {u, v} in E | u in S, v not in S }.</w:t>
+      </w:r>
+    </w:p>
+    <w:p>
+      <w:pPr>
+        <w:keepNext/>
+        <w:spacing w:before="200" w:after="40"/>
+      </w:pPr>
+      <w:r>
+        <w:rPr>
+          <w:rFonts w:ascii="Calibri" w:hAnsi="Calibri"/>
+          <w:b/>
+          <w:color w:val="1E293B"/>
+          <w:sz w:val="23"/>
+        </w:rPr>
+        <w:t>Concrete Worked Example 4.1: Comprehensive Subgraph Extraction</w:t>
+      </w:r>
+    </w:p>
+    <w:p>
+      <w:pPr>
+        <w:spacing w:before="0" w:after="120" w:line="276" w:lineRule="auto"/>
+      </w:pPr>
+      <w:r>
+        <w:rPr>
+          <w:rFonts w:ascii="Calibri" w:hAnsi="Calibri"/>
+          <w:color w:val="1E293B"/>
+          <w:sz w:val="21"/>
+        </w:rPr>
+        <w:t>Consider a base graph G with 6 vertices V = {1, 2, 3, 4, 5, 6} and 9 edges:</w:t>
+        <w:br/>
+        <w:t>E = { (1, 2), (1, 3), (2, 3), (2, 4), (3, 4), (3, 5), (4, 5), (4, 6), (5, 6) }.</w:t>
+      </w:r>
+    </w:p>
+    <w:p>
+      <w:pPr>
+        <w:spacing w:before="0" w:after="120" w:line="276" w:lineRule="auto"/>
+      </w:pPr>
+      <w:r>
+        <w:rPr>
+          <w:rFonts w:ascii="Calibri" w:hAnsi="Calibri"/>
+          <w:color w:val="1E293B"/>
+          <w:sz w:val="21"/>
+        </w:rPr>
+        <w:t>Scenario A: Extraction of Vertex-Induced Subgraph G[S] for S = {1, 2, 3, 5}:</w:t>
+        <w:br/>
+        <w:t>To construct G[S], we evaluate each of the 9 edges in E to check if BOTH endpoints reside in S = {1, 2, 3, 5}:</w:t>
+      </w:r>
+    </w:p>
+    <w:tbl>
+      <w:tblPr>
+        <w:tblW w:type="auto" w:w="0"/>
+        <w:tblLook w:firstColumn="1" w:firstRow="1" w:lastColumn="0" w:lastRow="0" w:noHBand="0" w:noVBand="1" w:val="04A0"/>
+        <w:jc w:val="center"/>
+        <w:tblBorders>
+          <w:top w:val="single" w:sz="6" w:space="0" w:color="CBD5E1"/>
+          <w:left w:val="single" w:sz="6" w:space="0" w:color="CBD5E1"/>
+          <w:bottom w:val="single" w:sz="6" w:space="0" w:color="CBD5E1"/>
+          <w:right w:val="single" w:sz="6" w:space="0" w:color="CBD5E1"/>
+          <w:insideH w:val="single" w:sz="4" w:space="0" w:color="CBD5E1"/>
+          <w:insideV w:val="single" w:sz="4" w:space="0" w:color="CBD5E1"/>
+        </w:tblBorders>
+      </w:tblPr>
+      <w:tblGrid>
+        <w:gridCol w:w="1872"/>
+        <w:gridCol w:w="1872"/>
+        <w:gridCol w:w="1872"/>
+        <w:gridCol w:w="1872"/>
+        <w:gridCol w:w="1872"/>
+      </w:tblGrid>
+      <w:tr>
+        <w:tc>
+          <w:tcPr>
+            <w:tcW w:type="dxa" w:w="1584"/>
+            <w:shd w:fill="1E3A8A"/>
+            <w:tcMar>
+              <w:top w:w="100" w:type="dxa"/>
+              <w:bottom w:w="100" w:type="dxa"/>
+              <w:left w:w="120" w:type="dxa"/>
+              <w:right w:w="120" w:type="dxa"/>
+            </w:tcMar>
+          </w:tcPr>
+          <w:p>
+            <w:pPr>
+              <w:spacing w:before="0" w:after="0"/>
+            </w:pPr>
+            <w:r>
+              <w:rPr>
+                <w:rFonts w:ascii="Calibri" w:hAnsi="Calibri"/>
+                <w:b/>
+                <w:color w:val="FFFFFF"/>
+                <w:sz w:val="20"/>
+              </w:rPr>
+              <w:t>Edge in G</w:t>
+            </w:r>
+          </w:p>
+        </w:tc>
+        <w:tc>
+          <w:tcPr>
+            <w:tcW w:type="dxa" w:w="1872"/>
+            <w:shd w:fill="1E3A8A"/>
+            <w:tcMar>
+              <w:top w:w="100" w:type="dxa"/>
+              <w:bottom w:w="100" w:type="dxa"/>
+              <w:left w:w="120" w:type="dxa"/>
+              <w:right w:w="120" w:type="dxa"/>
+            </w:tcMar>
+          </w:tcPr>
+          <w:p>
+            <w:pPr>
+              <w:spacing w:before="0" w:after="0"/>
+            </w:pPr>
+            <w:r>
+              <w:rPr>
+                <w:rFonts w:ascii="Calibri" w:hAnsi="Calibri"/>
+                <w:b/>
+                <w:color w:val="FFFFFF"/>
+                <w:sz w:val="20"/>
+              </w:rPr>
+              <w:t>Endpoint u in S?</w:t>
+            </w:r>
+          </w:p>
+        </w:tc>
+        <w:tc>
+          <w:tcPr>
+            <w:tcW w:type="dxa" w:w="1872"/>
+            <w:shd w:fill="1E3A8A"/>
+            <w:tcMar>
+              <w:top w:w="100" w:type="dxa"/>
+              <w:bottom w:w="100" w:type="dxa"/>
+              <w:left w:w="120" w:type="dxa"/>
+              <w:right w:w="120" w:type="dxa"/>
+            </w:tcMar>
+          </w:tcPr>
+          <w:p>
+            <w:pPr>
+              <w:spacing w:before="0" w:after="0"/>
+            </w:pPr>
+            <w:r>
+              <w:rPr>
+                <w:rFonts w:ascii="Calibri" w:hAnsi="Calibri"/>
+                <w:b/>
+                <w:color w:val="FFFFFF"/>
+                <w:sz w:val="20"/>
+              </w:rPr>
+              <w:t>Endpoint v in S?</w:t>
+            </w:r>
+          </w:p>
+        </w:tc>
+        <w:tc>
+          <w:tcPr>
+            <w:tcW w:type="dxa" w:w="1440"/>
+            <w:shd w:fill="1E3A8A"/>
+            <w:tcMar>
+              <w:top w:w="100" w:type="dxa"/>
+              <w:bottom w:w="100" w:type="dxa"/>
+              <w:left w:w="120" w:type="dxa"/>
+              <w:right w:w="120" w:type="dxa"/>
+            </w:tcMar>
+          </w:tcPr>
+          <w:p>
+            <w:pPr>
+              <w:spacing w:before="0" w:after="0"/>
+            </w:pPr>
+            <w:r>
+              <w:rPr>
+                <w:rFonts w:ascii="Calibri" w:hAnsi="Calibri"/>
+                <w:b/>
+                <w:color w:val="FFFFFF"/>
+                <w:sz w:val="20"/>
+              </w:rPr>
+              <w:t>Both in S?</w:t>
+            </w:r>
+          </w:p>
+        </w:tc>
+        <w:tc>
+          <w:tcPr>
+            <w:tcW w:type="dxa" w:w="2160"/>
+            <w:shd w:fill="1E3A8A"/>
+            <w:tcMar>
+              <w:top w:w="100" w:type="dxa"/>
+              <w:bottom w:w="100" w:type="dxa"/>
+              <w:left w:w="120" w:type="dxa"/>
+              <w:right w:w="120" w:type="dxa"/>
+            </w:tcMar>
+          </w:tcPr>
+          <w:p>
+            <w:pPr>
+              <w:spacing w:before="0" w:after="0"/>
+            </w:pPr>
+            <w:r>
+              <w:rPr>
+                <w:rFonts w:ascii="Calibri" w:hAnsi="Calibri"/>
+                <w:b/>
+                <w:color w:val="FFFFFF"/>
+                <w:sz w:val="20"/>
+              </w:rPr>
+              <w:t>Status in G[S]</w:t>
+            </w:r>
+          </w:p>
+        </w:tc>
+      </w:tr>
+      <w:tr>
+        <w:tc>
+          <w:tcPr>
+            <w:tcW w:type="dxa" w:w="1584"/>
+            <w:shd w:fill="FFFFFF"/>
+            <w:tcMar>
+              <w:top w:w="80" w:type="dxa"/>
+              <w:bottom w:w="80" w:type="dxa"/>
+              <w:left w:w="120" w:type="dxa"/>
+              <w:right w:w="120" w:type="dxa"/>
+            </w:tcMar>
+          </w:tcPr>
+          <w:p>
+            <w:pPr>
+              <w:spacing w:before="0" w:after="0"/>
+            </w:pPr>
+            <w:r>
+              <w:rPr>
+                <w:rFonts w:ascii="Calibri" w:hAnsi="Calibri"/>
+                <w:color w:val="1E293B"/>
+                <w:sz w:val="19"/>
+              </w:rPr>
+              <w:t>(1, 2)</w:t>
+            </w:r>
+          </w:p>
+        </w:tc>
+        <w:tc>
+          <w:tcPr>
+            <w:tcW w:type="dxa" w:w="1872"/>
+            <w:shd w:fill="FFFFFF"/>
+            <w:tcMar>
+              <w:top w:w="80" w:type="dxa"/>
+              <w:bottom w:w="80" w:type="dxa"/>
+              <w:left w:w="120" w:type="dxa"/>
+              <w:right w:w="120" w:type="dxa"/>
+            </w:tcMar>
+          </w:tcPr>
+          <w:p>
+            <w:pPr>
+              <w:spacing w:before="0" w:after="0"/>
+            </w:pPr>
+            <w:r>
+              <w:rPr>
+                <w:rFonts w:ascii="Calibri" w:hAnsi="Calibri"/>
+                <w:color w:val="1E293B"/>
+                <w:sz w:val="19"/>
+              </w:rPr>
+              <w:t>1 in S (Yes)</w:t>
+            </w:r>
+          </w:p>
+        </w:tc>
+        <w:tc>
+          <w:tcPr>
+            <w:tcW w:type="dxa" w:w="1872"/>
+            <w:shd w:fill="FFFFFF"/>
+            <w:tcMar>
+              <w:top w:w="80" w:type="dxa"/>
+              <w:bottom w:w="80" w:type="dxa"/>
+              <w:left w:w="120" w:type="dxa"/>
+              <w:right w:w="120" w:type="dxa"/>
+            </w:tcMar>
+          </w:tcPr>
+          <w:p>
+            <w:pPr>
+              <w:spacing w:before="0" w:after="0"/>
+            </w:pPr>
+            <w:r>
+              <w:rPr>
+                <w:rFonts w:ascii="Calibri" w:hAnsi="Calibri"/>
+                <w:color w:val="1E293B"/>
+                <w:sz w:val="19"/>
+              </w:rPr>
+              <w:t>2 in S (Yes)</w:t>
+            </w:r>
+          </w:p>
+        </w:tc>
+        <w:tc>
+          <w:tcPr>
+            <w:tcW w:type="dxa" w:w="1440"/>
+            <w:shd w:fill="FFFFFF"/>
+            <w:tcMar>
+              <w:top w:w="80" w:type="dxa"/>
+              <w:bottom w:w="80" w:type="dxa"/>
+              <w:left w:w="120" w:type="dxa"/>
+              <w:right w:w="120" w:type="dxa"/>
+            </w:tcMar>
+          </w:tcPr>
+          <w:p>
+            <w:pPr>
+              <w:spacing w:before="0" w:after="0"/>
+            </w:pPr>
+            <w:r>
+              <w:rPr>
+                <w:rFonts w:ascii="Calibri" w:hAnsi="Calibri"/>
+                <w:color w:val="1E293B"/>
+                <w:sz w:val="19"/>
+              </w:rPr>
+              <w:t>Yes</w:t>
+            </w:r>
+          </w:p>
+        </w:tc>
+        <w:tc>
+          <w:tcPr>
+            <w:tcW w:type="dxa" w:w="2160"/>
+            <w:shd w:fill="FFFFFF"/>
+            <w:tcMar>
+              <w:top w:w="80" w:type="dxa"/>
+              <w:bottom w:w="80" w:type="dxa"/>
+              <w:left w:w="120" w:type="dxa"/>
+              <w:right w:w="120" w:type="dxa"/>
+            </w:tcMar>
+          </w:tcPr>
+          <w:p>
+            <w:pPr>
+              <w:spacing w:before="0" w:after="0"/>
+            </w:pPr>
+            <w:r>
+              <w:rPr>
+                <w:rFonts w:ascii="Calibri" w:hAnsi="Calibri"/>
+                <w:color w:val="1E293B"/>
+                <w:sz w:val="19"/>
+              </w:rPr>
+              <w:t>PRESERVED in G[S]</w:t>
+            </w:r>
+          </w:p>
+        </w:tc>
+      </w:tr>
+      <w:tr>
+        <w:tc>
+          <w:tcPr>
+            <w:tcW w:type="dxa" w:w="1584"/>
+            <w:shd w:fill="F8FAFC"/>
+            <w:tcMar>
+              <w:top w:w="80" w:type="dxa"/>
+              <w:bottom w:w="80" w:type="dxa"/>
+              <w:left w:w="120" w:type="dxa"/>
+              <w:right w:w="120" w:type="dxa"/>
+            </w:tcMar>
+          </w:tcPr>
+          <w:p>
+            <w:pPr>
+              <w:spacing w:before="0" w:after="0"/>
+            </w:pPr>
+            <w:r>
+              <w:rPr>
+                <w:rFonts w:ascii="Calibri" w:hAnsi="Calibri"/>
+                <w:color w:val="1E293B"/>
+                <w:sz w:val="19"/>
+              </w:rPr>
+              <w:t>(1, 3)</w:t>
+            </w:r>
+          </w:p>
+        </w:tc>
+        <w:tc>
+          <w:tcPr>
+            <w:tcW w:type="dxa" w:w="1872"/>
+            <w:shd w:fill="F8FAFC"/>
+            <w:tcMar>
+              <w:top w:w="80" w:type="dxa"/>
+              <w:bottom w:w="80" w:type="dxa"/>
+              <w:left w:w="120" w:type="dxa"/>
+              <w:right w:w="120" w:type="dxa"/>
+            </w:tcMar>
+          </w:tcPr>
+          <w:p>
+            <w:pPr>
+              <w:spacing w:before="0" w:after="0"/>
+            </w:pPr>
+            <w:r>
+              <w:rPr>
+                <w:rFonts w:ascii="Calibri" w:hAnsi="Calibri"/>
+                <w:color w:val="1E293B"/>
+                <w:sz w:val="19"/>
+              </w:rPr>
+              <w:t>1 in S (Yes)</w:t>
+            </w:r>
+          </w:p>
+        </w:tc>
+        <w:tc>
+          <w:tcPr>
+            <w:tcW w:type="dxa" w:w="1872"/>
+            <w:shd w:fill="F8FAFC"/>
+            <w:tcMar>
+              <w:top w:w="80" w:type="dxa"/>
+              <w:bottom w:w="80" w:type="dxa"/>
+              <w:left w:w="120" w:type="dxa"/>
+              <w:right w:w="120" w:type="dxa"/>
+            </w:tcMar>
+          </w:tcPr>
+          <w:p>
+            <w:pPr>
+              <w:spacing w:before="0" w:after="0"/>
+            </w:pPr>
+            <w:r>
+              <w:rPr>
+                <w:rFonts w:ascii="Calibri" w:hAnsi="Calibri"/>
+                <w:color w:val="1E293B"/>
+                <w:sz w:val="19"/>
+              </w:rPr>
+              <w:t>3 in S (Yes)</w:t>
+            </w:r>
+          </w:p>
+        </w:tc>
+        <w:tc>
+          <w:tcPr>
+            <w:tcW w:type="dxa" w:w="1440"/>
+            <w:shd w:fill="F8FAFC"/>
+            <w:tcMar>
+              <w:top w:w="80" w:type="dxa"/>
+              <w:bottom w:w="80" w:type="dxa"/>
+              <w:left w:w="120" w:type="dxa"/>
+              <w:right w:w="120" w:type="dxa"/>
+            </w:tcMar>
+          </w:tcPr>
+          <w:p>
+            <w:pPr>
+              <w:spacing w:before="0" w:after="0"/>
+            </w:pPr>
+            <w:r>
+              <w:rPr>
+                <w:rFonts w:ascii="Calibri" w:hAnsi="Calibri"/>
+                <w:color w:val="1E293B"/>
+                <w:sz w:val="19"/>
+              </w:rPr>
+              <w:t>Yes</w:t>
+            </w:r>
+          </w:p>
+        </w:tc>
+        <w:tc>
+          <w:tcPr>
+            <w:tcW w:type="dxa" w:w="2160"/>
+            <w:shd w:fill="F8FAFC"/>
+            <w:tcMar>
+              <w:top w:w="80" w:type="dxa"/>
+              <w:bottom w:w="80" w:type="dxa"/>
+              <w:left w:w="120" w:type="dxa"/>
+              <w:right w:w="120" w:type="dxa"/>
+            </w:tcMar>
+          </w:tcPr>
+          <w:p>
+            <w:pPr>
+              <w:spacing w:before="0" w:after="0"/>
+            </w:pPr>
+            <w:r>
+              <w:rPr>
+                <w:rFonts w:ascii="Calibri" w:hAnsi="Calibri"/>
+                <w:color w:val="1E293B"/>
+                <w:sz w:val="19"/>
+              </w:rPr>
+              <w:t>PRESERVED in G[S]</w:t>
+            </w:r>
+          </w:p>
+        </w:tc>
+      </w:tr>
+      <w:tr>
+        <w:tc>
+          <w:tcPr>
+            <w:tcW w:type="dxa" w:w="1584"/>
+            <w:shd w:fill="FFFFFF"/>
+            <w:tcMar>
+              <w:top w:w="80" w:type="dxa"/>
+              <w:bottom w:w="80" w:type="dxa"/>
+              <w:left w:w="120" w:type="dxa"/>
+              <w:right w:w="120" w:type="dxa"/>
+            </w:tcMar>
+          </w:tcPr>
+          <w:p>
+            <w:pPr>
+              <w:spacing w:before="0" w:after="0"/>
+            </w:pPr>
+            <w:r>
+              <w:rPr>
+                <w:rFonts w:ascii="Calibri" w:hAnsi="Calibri"/>
+                <w:color w:val="1E293B"/>
+                <w:sz w:val="19"/>
+              </w:rPr>
+              <w:t>(2, 3)</w:t>
+            </w:r>
+          </w:p>
+        </w:tc>
+        <w:tc>
+          <w:tcPr>
+            <w:tcW w:type="dxa" w:w="1872"/>
+            <w:shd w:fill="FFFFFF"/>
+            <w:tcMar>
+              <w:top w:w="80" w:type="dxa"/>
+              <w:bottom w:w="80" w:type="dxa"/>
+              <w:left w:w="120" w:type="dxa"/>
+              <w:right w:w="120" w:type="dxa"/>
+            </w:tcMar>
+          </w:tcPr>
+          <w:p>
+            <w:pPr>
+              <w:spacing w:before="0" w:after="0"/>
+            </w:pPr>
+            <w:r>
+              <w:rPr>
+                <w:rFonts w:ascii="Calibri" w:hAnsi="Calibri"/>
+                <w:color w:val="1E293B"/>
+                <w:sz w:val="19"/>
+              </w:rPr>
+              <w:t>2 in S (Yes)</w:t>
+            </w:r>
+          </w:p>
+        </w:tc>
+        <w:tc>
+          <w:tcPr>
+            <w:tcW w:type="dxa" w:w="1872"/>
+            <w:shd w:fill="FFFFFF"/>
+            <w:tcMar>
+              <w:top w:w="80" w:type="dxa"/>
+              <w:bottom w:w="80" w:type="dxa"/>
+              <w:left w:w="120" w:type="dxa"/>
+              <w:right w:w="120" w:type="dxa"/>
+            </w:tcMar>
+          </w:tcPr>
+          <w:p>
+            <w:pPr>
+              <w:spacing w:before="0" w:after="0"/>
+            </w:pPr>
+            <w:r>
+              <w:rPr>
+                <w:rFonts w:ascii="Calibri" w:hAnsi="Calibri"/>
+                <w:color w:val="1E293B"/>
+                <w:sz w:val="19"/>
+              </w:rPr>
+              <w:t>3 in S (Yes)</w:t>
+            </w:r>
+          </w:p>
+        </w:tc>
+        <w:tc>
+          <w:tcPr>
+            <w:tcW w:type="dxa" w:w="1440"/>
+            <w:shd w:fill="FFFFFF"/>
+            <w:tcMar>
+              <w:top w:w="80" w:type="dxa"/>
+              <w:bottom w:w="80" w:type="dxa"/>
+              <w:left w:w="120" w:type="dxa"/>
+              <w:right w:w="120" w:type="dxa"/>
+            </w:tcMar>
+          </w:tcPr>
+          <w:p>
+            <w:pPr>
+              <w:spacing w:before="0" w:after="0"/>
+            </w:pPr>
+            <w:r>
+              <w:rPr>
+                <w:rFonts w:ascii="Calibri" w:hAnsi="Calibri"/>
+                <w:color w:val="1E293B"/>
+                <w:sz w:val="19"/>
+              </w:rPr>
+              <w:t>Yes</w:t>
+            </w:r>
+          </w:p>
+        </w:tc>
+        <w:tc>
+          <w:tcPr>
+            <w:tcW w:type="dxa" w:w="2160"/>
+            <w:shd w:fill="FFFFFF"/>
+            <w:tcMar>
+              <w:top w:w="80" w:type="dxa"/>
+              <w:bottom w:w="80" w:type="dxa"/>
+              <w:left w:w="120" w:type="dxa"/>
+              <w:right w:w="120" w:type="dxa"/>
+            </w:tcMar>
+          </w:tcPr>
+          <w:p>
+            <w:pPr>
+              <w:spacing w:before="0" w:after="0"/>
+            </w:pPr>
+            <w:r>
+              <w:rPr>
+                <w:rFonts w:ascii="Calibri" w:hAnsi="Calibri"/>
+                <w:color w:val="1E293B"/>
+                <w:sz w:val="19"/>
+              </w:rPr>
+              <w:t>PRESERVED in G[S]</w:t>
+            </w:r>
+          </w:p>
+        </w:tc>
+      </w:tr>
+      <w:tr>
+        <w:tc>
+          <w:tcPr>
+            <w:tcW w:type="dxa" w:w="1584"/>
+            <w:shd w:fill="F8FAFC"/>
+            <w:tcMar>
+              <w:top w:w="80" w:type="dxa"/>
+              <w:bottom w:w="80" w:type="dxa"/>
+              <w:left w:w="120" w:type="dxa"/>
+              <w:right w:w="120" w:type="dxa"/>
+            </w:tcMar>
+          </w:tcPr>
+          <w:p>
+            <w:pPr>
+              <w:spacing w:before="0" w:after="0"/>
+            </w:pPr>
+            <w:r>
+              <w:rPr>
+                <w:rFonts w:ascii="Calibri" w:hAnsi="Calibri"/>
+                <w:color w:val="1E293B"/>
+                <w:sz w:val="19"/>
+              </w:rPr>
+              <w:t>(2, 4)</w:t>
+            </w:r>
+          </w:p>
+        </w:tc>
+        <w:tc>
+          <w:tcPr>
+            <w:tcW w:type="dxa" w:w="1872"/>
+            <w:shd w:fill="F8FAFC"/>
+            <w:tcMar>
+              <w:top w:w="80" w:type="dxa"/>
+              <w:bottom w:w="80" w:type="dxa"/>
+              <w:left w:w="120" w:type="dxa"/>
+              <w:right w:w="120" w:type="dxa"/>
+            </w:tcMar>
+          </w:tcPr>
+          <w:p>
+            <w:pPr>
+              <w:spacing w:before="0" w:after="0"/>
+            </w:pPr>
+            <w:r>
+              <w:rPr>
+                <w:rFonts w:ascii="Calibri" w:hAnsi="Calibri"/>
+                <w:color w:val="1E293B"/>
+                <w:sz w:val="19"/>
+              </w:rPr>
+              <w:t>2 in S (Yes)</w:t>
+            </w:r>
+          </w:p>
+        </w:tc>
+        <w:tc>
+          <w:tcPr>
+            <w:tcW w:type="dxa" w:w="1872"/>
+            <w:shd w:fill="F8FAFC"/>
+            <w:tcMar>
+              <w:top w:w="80" w:type="dxa"/>
+              <w:bottom w:w="80" w:type="dxa"/>
+              <w:left w:w="120" w:type="dxa"/>
+              <w:right w:w="120" w:type="dxa"/>
+            </w:tcMar>
+          </w:tcPr>
+          <w:p>
+            <w:pPr>
+              <w:spacing w:before="0" w:after="0"/>
+            </w:pPr>
+            <w:r>
+              <w:rPr>
+                <w:rFonts w:ascii="Calibri" w:hAnsi="Calibri"/>
+                <w:color w:val="1E293B"/>
+                <w:sz w:val="19"/>
+              </w:rPr>
+              <w:t>4 not in S (No)</w:t>
+            </w:r>
+          </w:p>
+        </w:tc>
+        <w:tc>
+          <w:tcPr>
+            <w:tcW w:type="dxa" w:w="1440"/>
+            <w:shd w:fill="F8FAFC"/>
+            <w:tcMar>
+              <w:top w:w="80" w:type="dxa"/>
+              <w:bottom w:w="80" w:type="dxa"/>
+              <w:left w:w="120" w:type="dxa"/>
+              <w:right w:w="120" w:type="dxa"/>
+            </w:tcMar>
+          </w:tcPr>
+          <w:p>
+            <w:pPr>
+              <w:spacing w:before="0" w:after="0"/>
+            </w:pPr>
+            <w:r>
+              <w:rPr>
+                <w:rFonts w:ascii="Calibri" w:hAnsi="Calibri"/>
+                <w:color w:val="1E293B"/>
+                <w:sz w:val="19"/>
+              </w:rPr>
+              <w:t>No</w:t>
+            </w:r>
+          </w:p>
+        </w:tc>
+        <w:tc>
+          <w:tcPr>
+            <w:tcW w:type="dxa" w:w="2160"/>
+            <w:shd w:fill="F8FAFC"/>
+            <w:tcMar>
+              <w:top w:w="80" w:type="dxa"/>
+              <w:bottom w:w="80" w:type="dxa"/>
+              <w:left w:w="120" w:type="dxa"/>
+              <w:right w:w="120" w:type="dxa"/>
+            </w:tcMar>
+          </w:tcPr>
+          <w:p>
+            <w:pPr>
+              <w:spacing w:before="0" w:after="0"/>
+            </w:pPr>
+            <w:r>
+              <w:rPr>
+                <w:rFonts w:ascii="Calibri" w:hAnsi="Calibri"/>
+                <w:color w:val="1E293B"/>
+                <w:sz w:val="19"/>
+              </w:rPr>
+              <w:t>DISCARDED (Cut Edge)</w:t>
+            </w:r>
+          </w:p>
+        </w:tc>
+      </w:tr>
+      <w:tr>
+        <w:tc>
+          <w:tcPr>
+            <w:tcW w:type="dxa" w:w="1584"/>
+            <w:shd w:fill="FFFFFF"/>
+            <w:tcMar>
+              <w:top w:w="80" w:type="dxa"/>
+              <w:bottom w:w="80" w:type="dxa"/>
+              <w:left w:w="120" w:type="dxa"/>
+              <w:right w:w="120" w:type="dxa"/>
+            </w:tcMar>
+          </w:tcPr>
+          <w:p>
+            <w:pPr>
+              <w:spacing w:before="0" w:after="0"/>
+            </w:pPr>
+            <w:r>
+              <w:rPr>
+                <w:rFonts w:ascii="Calibri" w:hAnsi="Calibri"/>
+                <w:color w:val="1E293B"/>
+                <w:sz w:val="19"/>
+              </w:rPr>
+              <w:t>(3, 4)</w:t>
+            </w:r>
+          </w:p>
+        </w:tc>
+        <w:tc>
+          <w:tcPr>
+            <w:tcW w:type="dxa" w:w="1872"/>
+            <w:shd w:fill="FFFFFF"/>
+            <w:tcMar>
+              <w:top w:w="80" w:type="dxa"/>
+              <w:bottom w:w="80" w:type="dxa"/>
+              <w:left w:w="120" w:type="dxa"/>
+              <w:right w:w="120" w:type="dxa"/>
+            </w:tcMar>
+          </w:tcPr>
+          <w:p>
+            <w:pPr>
+              <w:spacing w:before="0" w:after="0"/>
+            </w:pPr>
+            <w:r>
+              <w:rPr>
+                <w:rFonts w:ascii="Calibri" w:hAnsi="Calibri"/>
+                <w:color w:val="1E293B"/>
+                <w:sz w:val="19"/>
+              </w:rPr>
+              <w:t>3 in S (Yes)</w:t>
+            </w:r>
+          </w:p>
+        </w:tc>
+        <w:tc>
+          <w:tcPr>
+            <w:tcW w:type="dxa" w:w="1872"/>
+            <w:shd w:fill="FFFFFF"/>
+            <w:tcMar>
+              <w:top w:w="80" w:type="dxa"/>
+              <w:bottom w:w="80" w:type="dxa"/>
+              <w:left w:w="120" w:type="dxa"/>
+              <w:right w:w="120" w:type="dxa"/>
+            </w:tcMar>
+          </w:tcPr>
+          <w:p>
+            <w:pPr>
+              <w:spacing w:before="0" w:after="0"/>
+            </w:pPr>
+            <w:r>
+              <w:rPr>
+                <w:rFonts w:ascii="Calibri" w:hAnsi="Calibri"/>
+                <w:color w:val="1E293B"/>
+                <w:sz w:val="19"/>
+              </w:rPr>
+              <w:t>4 not in S (No)</w:t>
+            </w:r>
+          </w:p>
+        </w:tc>
+        <w:tc>
+          <w:tcPr>
+            <w:tcW w:type="dxa" w:w="1440"/>
+            <w:shd w:fill="FFFFFF"/>
+            <w:tcMar>
+              <w:top w:w="80" w:type="dxa"/>
+              <w:bottom w:w="80" w:type="dxa"/>
+              <w:left w:w="120" w:type="dxa"/>
+              <w:right w:w="120" w:type="dxa"/>
+            </w:tcMar>
+          </w:tcPr>
+          <w:p>
+            <w:pPr>
+              <w:spacing w:before="0" w:after="0"/>
+            </w:pPr>
+            <w:r>
+              <w:rPr>
+                <w:rFonts w:ascii="Calibri" w:hAnsi="Calibri"/>
+                <w:color w:val="1E293B"/>
+                <w:sz w:val="19"/>
+              </w:rPr>
+              <w:t>No</w:t>
+            </w:r>
+          </w:p>
+        </w:tc>
+        <w:tc>
+          <w:tcPr>
+            <w:tcW w:type="dxa" w:w="2160"/>
+            <w:shd w:fill="FFFFFF"/>
+            <w:tcMar>
+              <w:top w:w="80" w:type="dxa"/>
+              <w:bottom w:w="80" w:type="dxa"/>
+              <w:left w:w="120" w:type="dxa"/>
+              <w:right w:w="120" w:type="dxa"/>
+            </w:tcMar>
+          </w:tcPr>
+          <w:p>
+            <w:pPr>
+              <w:spacing w:before="0" w:after="0"/>
+            </w:pPr>
+            <w:r>
+              <w:rPr>
+                <w:rFonts w:ascii="Calibri" w:hAnsi="Calibri"/>
+                <w:color w:val="1E293B"/>
+                <w:sz w:val="19"/>
+              </w:rPr>
+              <w:t>DISCARDED (Cut Edge)</w:t>
+            </w:r>
+          </w:p>
+        </w:tc>
+      </w:tr>
+      <w:tr>
+        <w:tc>
+          <w:tcPr>
+            <w:tcW w:type="dxa" w:w="1584"/>
+            <w:shd w:fill="F8FAFC"/>
+            <w:tcMar>
+              <w:top w:w="80" w:type="dxa"/>
+              <w:bottom w:w="80" w:type="dxa"/>
+              <w:left w:w="120" w:type="dxa"/>
+              <w:right w:w="120" w:type="dxa"/>
+            </w:tcMar>
+          </w:tcPr>
+          <w:p>
+            <w:pPr>
+              <w:spacing w:before="0" w:after="0"/>
+            </w:pPr>
+            <w:r>
+              <w:rPr>
+                <w:rFonts w:ascii="Calibri" w:hAnsi="Calibri"/>
+                <w:color w:val="1E293B"/>
+                <w:sz w:val="19"/>
+              </w:rPr>
+              <w:t>(3, 5)</w:t>
+            </w:r>
+          </w:p>
+        </w:tc>
+        <w:tc>
+          <w:tcPr>
+            <w:tcW w:type="dxa" w:w="1872"/>
+            <w:shd w:fill="F8FAFC"/>
+            <w:tcMar>
+              <w:top w:w="80" w:type="dxa"/>
+              <w:bottom w:w="80" w:type="dxa"/>
+              <w:left w:w="120" w:type="dxa"/>
+              <w:right w:w="120" w:type="dxa"/>
+            </w:tcMar>
+          </w:tcPr>
+          <w:p>
+            <w:pPr>
+              <w:spacing w:before="0" w:after="0"/>
+            </w:pPr>
+            <w:r>
+              <w:rPr>
+                <w:rFonts w:ascii="Calibri" w:hAnsi="Calibri"/>
+                <w:color w:val="1E293B"/>
+                <w:sz w:val="19"/>
+              </w:rPr>
+              <w:t>3 in S (Yes)</w:t>
+            </w:r>
+          </w:p>
+        </w:tc>
+        <w:tc>
+          <w:tcPr>
+            <w:tcW w:type="dxa" w:w="1872"/>
+            <w:shd w:fill="F8FAFC"/>
+            <w:tcMar>
+              <w:top w:w="80" w:type="dxa"/>
+              <w:bottom w:w="80" w:type="dxa"/>
+              <w:left w:w="120" w:type="dxa"/>
+              <w:right w:w="120" w:type="dxa"/>
+            </w:tcMar>
+          </w:tcPr>
+          <w:p>
+            <w:pPr>
+              <w:spacing w:before="0" w:after="0"/>
+            </w:pPr>
+            <w:r>
+              <w:rPr>
+                <w:rFonts w:ascii="Calibri" w:hAnsi="Calibri"/>
+                <w:color w:val="1E293B"/>
+                <w:sz w:val="19"/>
+              </w:rPr>
+              <w:t>5 in S (Yes)</w:t>
+            </w:r>
+          </w:p>
+        </w:tc>
+        <w:tc>
+          <w:tcPr>
+            <w:tcW w:type="dxa" w:w="1440"/>
+            <w:shd w:fill="F8FAFC"/>
+            <w:tcMar>
+              <w:top w:w="80" w:type="dxa"/>
+              <w:bottom w:w="80" w:type="dxa"/>
+              <w:left w:w="120" w:type="dxa"/>
+              <w:right w:w="120" w:type="dxa"/>
+            </w:tcMar>
+          </w:tcPr>
+          <w:p>
+            <w:pPr>
+              <w:spacing w:before="0" w:after="0"/>
+            </w:pPr>
+            <w:r>
+              <w:rPr>
+                <w:rFonts w:ascii="Calibri" w:hAnsi="Calibri"/>
+                <w:color w:val="1E293B"/>
+                <w:sz w:val="19"/>
+              </w:rPr>
+              <w:t>Yes</w:t>
+            </w:r>
+          </w:p>
+        </w:tc>
+        <w:tc>
+          <w:tcPr>
+            <w:tcW w:type="dxa" w:w="2160"/>
+            <w:shd w:fill="F8FAFC"/>
+            <w:tcMar>
+              <w:top w:w="80" w:type="dxa"/>
+              <w:bottom w:w="80" w:type="dxa"/>
+              <w:left w:w="120" w:type="dxa"/>
+              <w:right w:w="120" w:type="dxa"/>
+            </w:tcMar>
+          </w:tcPr>
+          <w:p>
+            <w:pPr>
+              <w:spacing w:before="0" w:after="0"/>
+            </w:pPr>
+            <w:r>
+              <w:rPr>
+                <w:rFonts w:ascii="Calibri" w:hAnsi="Calibri"/>
+                <w:color w:val="1E293B"/>
+                <w:sz w:val="19"/>
+              </w:rPr>
+              <w:t>PRESERVED in G[S]</w:t>
+            </w:r>
+          </w:p>
+        </w:tc>
+      </w:tr>
+      <w:tr>
+        <w:tc>
+          <w:tcPr>
+            <w:tcW w:type="dxa" w:w="1584"/>
+            <w:shd w:fill="FFFFFF"/>
+            <w:tcMar>
+              <w:top w:w="80" w:type="dxa"/>
+              <w:bottom w:w="80" w:type="dxa"/>
+              <w:left w:w="120" w:type="dxa"/>
+              <w:right w:w="120" w:type="dxa"/>
+            </w:tcMar>
+          </w:tcPr>
+          <w:p>
+            <w:pPr>
+              <w:spacing w:before="0" w:after="0"/>
+            </w:pPr>
+            <w:r>
+              <w:rPr>
+                <w:rFonts w:ascii="Calibri" w:hAnsi="Calibri"/>
+                <w:color w:val="1E293B"/>
+                <w:sz w:val="19"/>
+              </w:rPr>
+              <w:t>(4, 5)</w:t>
+            </w:r>
+          </w:p>
+        </w:tc>
+        <w:tc>
+          <w:tcPr>
+            <w:tcW w:type="dxa" w:w="1872"/>
+            <w:shd w:fill="FFFFFF"/>
+            <w:tcMar>
+              <w:top w:w="80" w:type="dxa"/>
+              <w:bottom w:w="80" w:type="dxa"/>
+              <w:left w:w="120" w:type="dxa"/>
+              <w:right w:w="120" w:type="dxa"/>
+            </w:tcMar>
+          </w:tcPr>
+          <w:p>
+            <w:pPr>
+              <w:spacing w:before="0" w:after="0"/>
+            </w:pPr>
+            <w:r>
+              <w:rPr>
+                <w:rFonts w:ascii="Calibri" w:hAnsi="Calibri"/>
+                <w:color w:val="1E293B"/>
+                <w:sz w:val="19"/>
+              </w:rPr>
+              <w:t>4 not in S (No)</w:t>
+            </w:r>
+          </w:p>
+        </w:tc>
+        <w:tc>
+          <w:tcPr>
+            <w:tcW w:type="dxa" w:w="1872"/>
+            <w:shd w:fill="FFFFFF"/>
+            <w:tcMar>
+              <w:top w:w="80" w:type="dxa"/>
+              <w:bottom w:w="80" w:type="dxa"/>
+              <w:left w:w="120" w:type="dxa"/>
+              <w:right w:w="120" w:type="dxa"/>
+            </w:tcMar>
+          </w:tcPr>
+          <w:p>
+            <w:pPr>
+              <w:spacing w:before="0" w:after="0"/>
+            </w:pPr>
+            <w:r>
+              <w:rPr>
+                <w:rFonts w:ascii="Calibri" w:hAnsi="Calibri"/>
+                <w:color w:val="1E293B"/>
+                <w:sz w:val="19"/>
+              </w:rPr>
+              <w:t>5 in S (Yes)</w:t>
+            </w:r>
+          </w:p>
+        </w:tc>
+        <w:tc>
+          <w:tcPr>
+            <w:tcW w:type="dxa" w:w="1440"/>
+            <w:shd w:fill="FFFFFF"/>
+            <w:tcMar>
+              <w:top w:w="80" w:type="dxa"/>
+              <w:bottom w:w="80" w:type="dxa"/>
+              <w:left w:w="120" w:type="dxa"/>
+              <w:right w:w="120" w:type="dxa"/>
+            </w:tcMar>
+          </w:tcPr>
+          <w:p>
+            <w:pPr>
+              <w:spacing w:before="0" w:after="0"/>
+            </w:pPr>
+            <w:r>
+              <w:rPr>
+                <w:rFonts w:ascii="Calibri" w:hAnsi="Calibri"/>
+                <w:color w:val="1E293B"/>
+                <w:sz w:val="19"/>
+              </w:rPr>
+              <w:t>No</w:t>
+            </w:r>
+          </w:p>
+        </w:tc>
+        <w:tc>
+          <w:tcPr>
+            <w:tcW w:type="dxa" w:w="2160"/>
+            <w:shd w:fill="FFFFFF"/>
+            <w:tcMar>
+              <w:top w:w="80" w:type="dxa"/>
+              <w:bottom w:w="80" w:type="dxa"/>
+              <w:left w:w="120" w:type="dxa"/>
+              <w:right w:w="120" w:type="dxa"/>
+            </w:tcMar>
+          </w:tcPr>
+          <w:p>
+            <w:pPr>
+              <w:spacing w:before="0" w:after="0"/>
+            </w:pPr>
+            <w:r>
+              <w:rPr>
+                <w:rFonts w:ascii="Calibri" w:hAnsi="Calibri"/>
+                <w:color w:val="1E293B"/>
+                <w:sz w:val="19"/>
+              </w:rPr>
+              <w:t>DISCARDED (Cut Edge)</w:t>
+            </w:r>
+          </w:p>
+        </w:tc>
+      </w:tr>
+      <w:tr>
+        <w:tc>
+          <w:tcPr>
+            <w:tcW w:type="dxa" w:w="1584"/>
+            <w:shd w:fill="F8FAFC"/>
+            <w:tcMar>
+              <w:top w:w="80" w:type="dxa"/>
+              <w:bottom w:w="80" w:type="dxa"/>
+              <w:left w:w="120" w:type="dxa"/>
+              <w:right w:w="120" w:type="dxa"/>
+            </w:tcMar>
+          </w:tcPr>
+          <w:p>
+            <w:pPr>
+              <w:spacing w:before="0" w:after="0"/>
+            </w:pPr>
+            <w:r>
+              <w:rPr>
+                <w:rFonts w:ascii="Calibri" w:hAnsi="Calibri"/>
+                <w:color w:val="1E293B"/>
+                <w:sz w:val="19"/>
+              </w:rPr>
+              <w:t>(4, 6)</w:t>
+            </w:r>
+          </w:p>
+        </w:tc>
+        <w:tc>
+          <w:tcPr>
+            <w:tcW w:type="dxa" w:w="1872"/>
+            <w:shd w:fill="F8FAFC"/>
+            <w:tcMar>
+              <w:top w:w="80" w:type="dxa"/>
+              <w:bottom w:w="80" w:type="dxa"/>
+              <w:left w:w="120" w:type="dxa"/>
+              <w:right w:w="120" w:type="dxa"/>
+            </w:tcMar>
+          </w:tcPr>
+          <w:p>
+            <w:pPr>
+              <w:spacing w:before="0" w:after="0"/>
+            </w:pPr>
+            <w:r>
+              <w:rPr>
+                <w:rFonts w:ascii="Calibri" w:hAnsi="Calibri"/>
+                <w:color w:val="1E293B"/>
+                <w:sz w:val="19"/>
+              </w:rPr>
+              <w:t>4 not in S (No)</w:t>
+            </w:r>
+          </w:p>
+        </w:tc>
+        <w:tc>
+          <w:tcPr>
+            <w:tcW w:type="dxa" w:w="1872"/>
+            <w:shd w:fill="F8FAFC"/>
+            <w:tcMar>
+              <w:top w:w="80" w:type="dxa"/>
+              <w:bottom w:w="80" w:type="dxa"/>
+              <w:left w:w="120" w:type="dxa"/>
+              <w:right w:w="120" w:type="dxa"/>
+            </w:tcMar>
+          </w:tcPr>
+          <w:p>
+            <w:pPr>
+              <w:spacing w:before="0" w:after="0"/>
+            </w:pPr>
+            <w:r>
+              <w:rPr>
+                <w:rFonts w:ascii="Calibri" w:hAnsi="Calibri"/>
+                <w:color w:val="1E293B"/>
+                <w:sz w:val="19"/>
+              </w:rPr>
+              <w:t>6 not in S (No)</w:t>
+            </w:r>
+          </w:p>
+        </w:tc>
+        <w:tc>
+          <w:tcPr>
+            <w:tcW w:type="dxa" w:w="1440"/>
+            <w:shd w:fill="F8FAFC"/>
+            <w:tcMar>
+              <w:top w:w="80" w:type="dxa"/>
+              <w:bottom w:w="80" w:type="dxa"/>
+              <w:left w:w="120" w:type="dxa"/>
+              <w:right w:w="120" w:type="dxa"/>
+            </w:tcMar>
+          </w:tcPr>
+          <w:p>
+            <w:pPr>
+              <w:spacing w:before="0" w:after="0"/>
+            </w:pPr>
+            <w:r>
+              <w:rPr>
+                <w:rFonts w:ascii="Calibri" w:hAnsi="Calibri"/>
+                <w:color w:val="1E293B"/>
+                <w:sz w:val="19"/>
+              </w:rPr>
+              <w:t>No</w:t>
+            </w:r>
+          </w:p>
+        </w:tc>
+        <w:tc>
+          <w:tcPr>
+            <w:tcW w:type="dxa" w:w="2160"/>
+            <w:shd w:fill="F8FAFC"/>
+            <w:tcMar>
+              <w:top w:w="80" w:type="dxa"/>
+              <w:bottom w:w="80" w:type="dxa"/>
+              <w:left w:w="120" w:type="dxa"/>
+              <w:right w:w="120" w:type="dxa"/>
+            </w:tcMar>
+          </w:tcPr>
+          <w:p>
+            <w:pPr>
+              <w:spacing w:before="0" w:after="0"/>
+            </w:pPr>
+            <w:r>
+              <w:rPr>
+                <w:rFonts w:ascii="Calibri" w:hAnsi="Calibri"/>
+                <w:color w:val="1E293B"/>
+                <w:sz w:val="19"/>
+              </w:rPr>
+              <w:t>DISCARDED</w:t>
+            </w:r>
+          </w:p>
+        </w:tc>
+      </w:tr>
+      <w:tr>
+        <w:tc>
+          <w:tcPr>
+            <w:tcW w:type="dxa" w:w="1584"/>
+            <w:shd w:fill="FFFFFF"/>
+            <w:tcMar>
+              <w:top w:w="80" w:type="dxa"/>
+              <w:bottom w:w="80" w:type="dxa"/>
+              <w:left w:w="120" w:type="dxa"/>
+              <w:right w:w="120" w:type="dxa"/>
+            </w:tcMar>
+          </w:tcPr>
+          <w:p>
+            <w:pPr>
+              <w:spacing w:before="0" w:after="0"/>
+            </w:pPr>
+            <w:r>
+              <w:rPr>
+                <w:rFonts w:ascii="Calibri" w:hAnsi="Calibri"/>
+                <w:color w:val="1E293B"/>
+                <w:sz w:val="19"/>
+              </w:rPr>
+              <w:t>(5, 6)</w:t>
+            </w:r>
+          </w:p>
+        </w:tc>
+        <w:tc>
+          <w:tcPr>
+            <w:tcW w:type="dxa" w:w="1872"/>
+            <w:shd w:fill="FFFFFF"/>
+            <w:tcMar>
+              <w:top w:w="80" w:type="dxa"/>
+              <w:bottom w:w="80" w:type="dxa"/>
+              <w:left w:w="120" w:type="dxa"/>
+              <w:right w:w="120" w:type="dxa"/>
+            </w:tcMar>
+          </w:tcPr>
+          <w:p>
+            <w:pPr>
+              <w:spacing w:before="0" w:after="0"/>
+            </w:pPr>
+            <w:r>
+              <w:rPr>
+                <w:rFonts w:ascii="Calibri" w:hAnsi="Calibri"/>
+                <w:color w:val="1E293B"/>
+                <w:sz w:val="19"/>
+              </w:rPr>
+              <w:t>5 in S (Yes)</w:t>
+            </w:r>
+          </w:p>
+        </w:tc>
+        <w:tc>
+          <w:tcPr>
+            <w:tcW w:type="dxa" w:w="1872"/>
+            <w:shd w:fill="FFFFFF"/>
+            <w:tcMar>
+              <w:top w:w="80" w:type="dxa"/>
+              <w:bottom w:w="80" w:type="dxa"/>
+              <w:left w:w="120" w:type="dxa"/>
+              <w:right w:w="120" w:type="dxa"/>
+            </w:tcMar>
+          </w:tcPr>
+          <w:p>
+            <w:pPr>
+              <w:spacing w:before="0" w:after="0"/>
+            </w:pPr>
+            <w:r>
+              <w:rPr>
+                <w:rFonts w:ascii="Calibri" w:hAnsi="Calibri"/>
+                <w:color w:val="1E293B"/>
+                <w:sz w:val="19"/>
+              </w:rPr>
+              <w:t>6 not in S (No)</w:t>
+            </w:r>
+          </w:p>
+        </w:tc>
+        <w:tc>
+          <w:tcPr>
+            <w:tcW w:type="dxa" w:w="1440"/>
+            <w:shd w:fill="FFFFFF"/>
+            <w:tcMar>
+              <w:top w:w="80" w:type="dxa"/>
+              <w:bottom w:w="80" w:type="dxa"/>
+              <w:left w:w="120" w:type="dxa"/>
+              <w:right w:w="120" w:type="dxa"/>
+            </w:tcMar>
+          </w:tcPr>
+          <w:p>
+            <w:pPr>
+              <w:spacing w:before="0" w:after="0"/>
+            </w:pPr>
+            <w:r>
+              <w:rPr>
+                <w:rFonts w:ascii="Calibri" w:hAnsi="Calibri"/>
+                <w:color w:val="1E293B"/>
+                <w:sz w:val="19"/>
+              </w:rPr>
+              <w:t>No</w:t>
+            </w:r>
+          </w:p>
+        </w:tc>
+        <w:tc>
+          <w:tcPr>
+            <w:tcW w:type="dxa" w:w="2160"/>
+            <w:shd w:fill="FFFFFF"/>
+            <w:tcMar>
+              <w:top w:w="80" w:type="dxa"/>
+              <w:bottom w:w="80" w:type="dxa"/>
+              <w:left w:w="120" w:type="dxa"/>
+              <w:right w:w="120" w:type="dxa"/>
+            </w:tcMar>
+          </w:tcPr>
+          <w:p>
+            <w:pPr>
+              <w:spacing w:before="0" w:after="0"/>
+            </w:pPr>
+            <w:r>
+              <w:rPr>
+                <w:rFonts w:ascii="Calibri" w:hAnsi="Calibri"/>
+                <w:color w:val="1E293B"/>
+                <w:sz w:val="19"/>
+              </w:rPr>
+              <w:t>DISCARDED (Cut Edge)</w:t>
+            </w:r>
+          </w:p>
+        </w:tc>
+      </w:tr>
+    </w:tbl>
+    <w:p>
+      <w:pPr>
+        <w:spacing w:before="0" w:after="120" w:line="276" w:lineRule="auto"/>
+      </w:pPr>
+      <w:r>
+        <w:rPr>
+          <w:rFonts w:ascii="Calibri" w:hAnsi="Calibri"/>
+          <w:color w:val="1E293B"/>
+          <w:sz w:val="21"/>
+        </w:rPr>
+        <w:t>Result of Vertex-Induced Subgraph G[S]:</w:t>
+        <w:br/>
+        <w:t>• Vertex set: V(G[S]) = {1, 2, 3, 5} (Order = 4).</w:t>
+        <w:br/>
+        <w:t>• Edge set: E(G[S]) = { (1, 2), (1, 3), (2, 3), (3, 5) } (Size = 4).</w:t>
+        <w:br/>
+        <w:t>• Notice that triangle {1, 2, 3} is completely preserved as a 3-clique K3 within G[S].</w:t>
+        <w:br/>
+        <w:t>• Cut edges discarded: delta(S) = { (2, 4), (3, 4), (4, 5), (5, 6) } (4 edges connecting S to V \ S).</w:t>
+      </w:r>
+    </w:p>
+    <w:p>
+      <w:pPr>
+        <w:spacing w:before="0" w:after="120" w:line="276" w:lineRule="auto"/>
+      </w:pPr>
+      <w:r>
+        <w:rPr>
+          <w:rFonts w:ascii="Calibri" w:hAnsi="Calibri"/>
+          <w:color w:val="1E293B"/>
+          <w:sz w:val="21"/>
+        </w:rPr>
+        <w:t>Scenario B: Spanning Subgraph Construction on the Same Graph G:</w:t>
+        <w:br/>
+        <w:t>• Keep ALL 6 vertices: V(H) = {1, 2, 3, 4, 5, 6}.</w:t>
+        <w:br/>
+        <w:t>• Select edge subset: E(H) = { (1, 2), (1, 3), (2, 4), (4, 5), (5, 6) } (5 edges).</w:t>
+        <w:br/>
+        <w:t>• Because H has n = 6 vertices, |E| = 5 = n - 1 edges, and is connected without cycles, H constitutes a valid Spanning Tree of G!</w:t>
+        <w:br/>
+        <w:br/>
+        <w:t>Scenario C: Edge-Induced Subgraph G[E'] for E' = { (2, 4), (4, 6), (5, 6) }:</w:t>
+        <w:br/>
+        <w:t>• Edge set: E(G[E']) = { (2, 4), (4, 6), (5, 6) } (3 edges).</w:t>
+        <w:br/>
+        <w:t>• Incident vertices: V(G[E']) = {2, 4, 5, 6}. Note that vertices 1 and 3 are completely excluded because neither participates in any edge in E'.</w:t>
+      </w:r>
+    </w:p>
+    <w:p>
+      <w:pPr>
+        <w:spacing w:before="160" w:after="60"/>
+        <w:jc w:val="center"/>
+      </w:pPr>
+      <w:r>
+        <w:drawing>
+          <wp:inline xmlns:a="http://schemas.openxmlformats.org/drawingml/2006/main" xmlns:pic="http://schemas.openxmlformats.org/drawingml/2006/picture">
+            <wp:extent cx="5669280" cy="1862018"/>
+            <wp:docPr id="5" name="Picture 5"/>
+            <wp:cNvGraphicFramePr>
+              <a:graphicFrameLocks noChangeAspect="1"/>
+            </wp:cNvGraphicFramePr>
+            <a:graphic>
+              <a:graphicData uri="http://schemas.openxmlformats.org/drawingml/2006/picture">
+                <pic:pic>
+                  <pic:nvPicPr>
+                    <pic:cNvPr id="0" name="diagram_subgraphs.png"/>
+                    <pic:cNvPicPr/>
+                  </pic:nvPicPr>
+                  <pic:blipFill>
+                    <a:blip r:embed="rId13"/>
+                    <a:stretch>
+                      <a:fillRect/>
+                    </a:stretch>
+                  </pic:blipFill>
+                  <pic:spPr>
+                    <a:xfrm>
+                      <a:off x="0" y="0"/>
+                      <a:ext cx="5669280" cy="1862018"/>
+                    </a:xfrm>
+                    <a:prstGeom prst="rect"/>
+                  </pic:spPr>
+                </pic:pic>
+              </a:graphicData>
+            </a:graphic>
+          </wp:inline>
+        </w:drawing>
+      </w:r>
+    </w:p>
+    <w:p>
+      <w:pPr>
+        <w:spacing w:before="0" w:after="240"/>
+        <w:jc w:val="center"/>
+      </w:pPr>
+      <w:r>
+        <w:rPr>
+          <w:rFonts w:ascii="Calibri" w:hAnsi="Calibri"/>
+          <w:i/>
+          <w:color w:val="64748B"/>
+          <w:sz w:val="19"/>
+        </w:rPr>
+        <w:t>Figure: Subgraphs: Original Graph G with Subset S highlighted, Vertex-Induced Subgraph G[S], and Spanning Subgraph</w:t>
+      </w:r>
+    </w:p>
+    <w:p>
+      <w:pPr>
+        <w:keepNext/>
+        <w:spacing w:before="400" w:after="120"/>
+      </w:pPr>
+      <w:r>
+        <w:rPr>
+          <w:rFonts w:ascii="Calibri" w:hAnsi="Calibri"/>
+          <w:b/>
+          <w:color w:val="1E3A8A"/>
+          <w:sz w:val="34"/>
+        </w:rPr>
+        <w:t>Chapter 5: Graph Isomorphism &amp; Canvas Component Verification</w:t>
+      </w:r>
+    </w:p>
+    <w:p>
+      <w:pPr>
+        <w:keepNext/>
+        <w:spacing w:before="280" w:after="80"/>
+      </w:pPr>
+      <w:r>
+        <w:rPr>
+          <w:rFonts w:ascii="Calibri" w:hAnsi="Calibri"/>
+          <w:b/>
+          <w:color w:val="0F766E"/>
+          <w:sz w:val="27"/>
+        </w:rPr>
+        <w:t>5.1 Formal Definition &amp; Invariant Theory</w:t>
+      </w:r>
+    </w:p>
+    <w:p>
+      <w:pPr>
+        <w:spacing w:before="0" w:after="120" w:line="276" w:lineRule="auto"/>
+      </w:pPr>
+      <w:r>
+        <w:rPr>
+          <w:rFonts w:ascii="Calibri" w:hAnsi="Calibri"/>
+          <w:b/>
+          <w:color w:val="1E293B"/>
+          <w:sz w:val="21"/>
+        </w:rPr>
+        <w:t xml:space="preserve">Definition 5.1 (Graph Isomorphism): </w:t>
+      </w:r>
+      <w:r>
+        <w:rPr>
+          <w:rFonts w:ascii="Calibri" w:hAnsi="Calibri"/>
+          <w:color w:val="1E293B"/>
+          <w:sz w:val="21"/>
+        </w:rPr>
+        <w:t>Two graphs G1 = (V1, E1) and G2 = (V2, E2) are isomorphic (denoted G1 =~ G2) if there exists a bijective function f: V1 -&gt; V2 such that for all u, v in V1:</w:t>
+        <w:br/>
+        <w:t xml:space="preserve">    {u, v} in E1 &lt;===&gt; {f(u), f(v)} in E2.</w:t>
+        <w:br/>
+        <w:t>The bijection f is called an isomorphism. If an isomorphism exists, G1 and G2 are structurally indistinguishable; they differ solely in the naming or layout of their vertices.</w:t>
+      </w:r>
+    </w:p>
+    <w:p>
+      <w:pPr>
+        <w:spacing w:before="0" w:after="120" w:line="276" w:lineRule="auto"/>
+      </w:pPr>
+      <w:r>
+        <w:rPr>
+          <w:rFonts w:ascii="Calibri" w:hAnsi="Calibri"/>
+          <w:color w:val="1E293B"/>
+          <w:sz w:val="21"/>
+        </w:rPr>
+        <w:t>Isomorphism preserves all structural graph invariants:</w:t>
+        <w:br/>
+        <w:t>1. Vertex order: |V1| = |V2|.</w:t>
+        <w:br/>
+        <w:t>2. Edge cardinality: |E1| = |E2|.</w:t>
+        <w:br/>
+        <w:t>3. Degree multiset: sorted degree sequence of G1 must be identical to G2.</w:t>
+        <w:br/>
+        <w:t>4. Graph spectrum: eigenvalues of the adjacency matrices must match.</w:t>
+        <w:br/>
+        <w:t>5. Subgraph census: counts of triangles, k-cycles, and cliques must coincide.</w:t>
+      </w:r>
+    </w:p>
+    <w:p>
+      <w:pPr>
+        <w:keepNext/>
+        <w:spacing w:before="280" w:after="80"/>
+      </w:pPr>
+      <w:r>
+        <w:rPr>
+          <w:rFonts w:ascii="Calibri" w:hAnsi="Calibri"/>
+          <w:b/>
+          <w:color w:val="0F766E"/>
+          <w:sz w:val="27"/>
+        </w:rPr>
+        <w:t>5.2 GraphLab's Automated Two-Component Canvas Checker</w:t>
+      </w:r>
+    </w:p>
+    <w:p>
+      <w:pPr>
+        <w:spacing w:before="0" w:after="120" w:line="276" w:lineRule="auto"/>
+      </w:pPr>
+      <w:r>
+        <w:rPr>
+          <w:rFonts w:ascii="Calibri" w:hAnsi="Calibri"/>
+          <w:color w:val="1E293B"/>
+          <w:sz w:val="21"/>
+        </w:rPr>
+        <w:t>GraphLab includes an automated canvas isomorphism inspector. When a user draws multiple graphs or disconnected components on the canvas, clicking 'Isomorphism' runs a multi-tier verification engine:</w:t>
+        <w:br/>
+        <w:t>• Single Component Check: If only 1 component exists on canvas, GraphLab alerts the user: 'Only 1 graph present. Draw a second graph component or clone the current graph to test isomorphism.'</w:t>
+        <w:br/>
+        <w:t>• Invariant Filtering: Instantly checks |V1|==|V2|, |E1|==|E2|, and sorted degree multisets.</w:t>
+        <w:br/>
+        <w:t>• Constraint Satisfaction Backtracking: GraphLab explores candidate mappings f: u -&gt; v restricted by vertex degree, neighborhood degree profiles, and distance matrices.</w:t>
+        <w:br/>
+        <w:t>• Visual Proof Placement: If isomorphic, GraphLab prints the exact bijection table f(u) = v directly onto the canvas as an editable text annotation card!</w:t>
+      </w:r>
+    </w:p>
+    <w:p>
+      <w:pPr>
+        <w:keepNext/>
+        <w:spacing w:before="200" w:after="40"/>
+      </w:pPr>
+      <w:r>
+        <w:rPr>
+          <w:rFonts w:ascii="Calibri" w:hAnsi="Calibri"/>
+          <w:b/>
+          <w:color w:val="1E293B"/>
+          <w:sz w:val="23"/>
+        </w:rPr>
+        <w:t>Concrete Worked Example 5.1: Two-Graph Isomorphism Verification</w:t>
+      </w:r>
+    </w:p>
+    <w:p>
+      <w:pPr>
+        <w:spacing w:before="0" w:after="120" w:line="276" w:lineRule="auto"/>
+      </w:pPr>
+      <w:r>
+        <w:rPr>
+          <w:rFonts w:ascii="Calibri" w:hAnsi="Calibri"/>
+          <w:color w:val="1E293B"/>
+          <w:sz w:val="21"/>
+        </w:rPr>
+        <w:t>Consider two graphs on canvas: Component 1 (G1, labeled {1, 2, 3, 4, 5}) and Component 2 (G2, labeled {A, B, C, D, E}).</w:t>
+        <w:br/>
+        <w:t>• E(G1) = { (1, 2), (2, 3), (3, 4), (4, 1), (1, 3), (3, 5), (4, 5) } (7 edges).</w:t>
+        <w:br/>
+        <w:t>• E(G2) = { (A, B), (B, C), (C, D), (D, A), (A, C), (C, E), (D, E) } (7 edges).</w:t>
+        <w:br/>
+        <w:t>1. Order check: |V1| = 5, |V2| = 5 (Match).</w:t>
+        <w:br/>
+        <w:t>2. Size check: |E1| = 7, |E2| = 7 (Match).</w:t>
+        <w:br/>
+        <w:t>3. Degree Sequences:</w:t>
+        <w:br/>
+        <w:t xml:space="preserve">   G1: deg(3)=4, deg(1)=3, deg(4)=3, deg(2)=2, deg(5)=2 -&gt; (4, 3, 3, 2, 2).</w:t>
+        <w:br/>
+        <w:t xml:space="preserve">   G2: deg(C)=4, deg(A)=3, deg(D)=3, deg(B)=2, deg(E)=2 -&gt; (4, 3, 3, 2, 2). (Match!).</w:t>
+      </w:r>
+    </w:p>
+    <w:tbl>
+      <w:tblPr>
+        <w:tblW w:type="auto" w:w="0"/>
+        <w:tblLook w:firstColumn="1" w:firstRow="1" w:lastColumn="0" w:lastRow="0" w:noHBand="0" w:noVBand="1" w:val="04A0"/>
+        <w:jc w:val="center"/>
+        <w:tblBorders>
+          <w:top w:val="single" w:sz="6" w:space="0" w:color="CBD5E1"/>
+          <w:left w:val="single" w:sz="6" w:space="0" w:color="CBD5E1"/>
+          <w:bottom w:val="single" w:sz="6" w:space="0" w:color="CBD5E1"/>
+          <w:right w:val="single" w:sz="6" w:space="0" w:color="CBD5E1"/>
+          <w:insideH w:val="single" w:sz="4" w:space="0" w:color="CBD5E1"/>
+          <w:insideV w:val="single" w:sz="4" w:space="0" w:color="CBD5E1"/>
+        </w:tblBorders>
+      </w:tblPr>
+      <w:tblGrid>
+        <w:gridCol w:w="1872"/>
+        <w:gridCol w:w="1872"/>
+        <w:gridCol w:w="1872"/>
+        <w:gridCol w:w="1872"/>
+        <w:gridCol w:w="1872"/>
+      </w:tblGrid>
+      <w:tr>
+        <w:tc>
+          <w:tcPr>
+            <w:tcW w:type="dxa" w:w="1152"/>
+            <w:shd w:fill="1E3A8A"/>
+            <w:tcMar>
+              <w:top w:w="100" w:type="dxa"/>
+              <w:bottom w:w="100" w:type="dxa"/>
+              <w:left w:w="120" w:type="dxa"/>
+              <w:right w:w="120" w:type="dxa"/>
+            </w:tcMar>
+          </w:tcPr>
+          <w:p>
+            <w:pPr>
+              <w:spacing w:before="0" w:after="0"/>
+            </w:pPr>
+            <w:r>
+              <w:rPr>
+                <w:rFonts w:ascii="Calibri" w:hAnsi="Calibri"/>
+                <w:b/>
+                <w:color w:val="FFFFFF"/>
+                <w:sz w:val="20"/>
+              </w:rPr>
+              <w:t>v in V1</w:t>
+            </w:r>
+          </w:p>
+        </w:tc>
+        <w:tc>
+          <w:tcPr>
+            <w:tcW w:type="dxa" w:w="1152"/>
+            <w:shd w:fill="1E3A8A"/>
+            <w:tcMar>
+              <w:top w:w="100" w:type="dxa"/>
+              <w:bottom w:w="100" w:type="dxa"/>
+              <w:left w:w="120" w:type="dxa"/>
+              <w:right w:w="120" w:type="dxa"/>
+            </w:tcMar>
+          </w:tcPr>
+          <w:p>
+            <w:pPr>
+              <w:spacing w:before="0" w:after="0"/>
+            </w:pPr>
+            <w:r>
+              <w:rPr>
+                <w:rFonts w:ascii="Calibri" w:hAnsi="Calibri"/>
+                <w:b/>
+                <w:color w:val="FFFFFF"/>
+                <w:sz w:val="20"/>
+              </w:rPr>
+              <w:t>deg(v)</w:t>
+            </w:r>
+          </w:p>
+        </w:tc>
+        <w:tc>
+          <w:tcPr>
+            <w:tcW w:type="dxa" w:w="2160"/>
+            <w:shd w:fill="1E3A8A"/>
+            <w:tcMar>
+              <w:top w:w="100" w:type="dxa"/>
+              <w:bottom w:w="100" w:type="dxa"/>
+              <w:left w:w="120" w:type="dxa"/>
+              <w:right w:w="120" w:type="dxa"/>
+            </w:tcMar>
+          </w:tcPr>
+          <w:p>
+            <w:pPr>
+              <w:spacing w:before="0" w:after="0"/>
+            </w:pPr>
+            <w:r>
+              <w:rPr>
+                <w:rFonts w:ascii="Calibri" w:hAnsi="Calibri"/>
+                <w:b/>
+                <w:color w:val="FFFFFF"/>
+                <w:sz w:val="20"/>
+              </w:rPr>
+              <w:t>Candidate f(v) in V2</w:t>
+            </w:r>
+          </w:p>
+        </w:tc>
+        <w:tc>
+          <w:tcPr>
+            <w:tcW w:type="dxa" w:w="1440"/>
+            <w:shd w:fill="1E3A8A"/>
+            <w:tcMar>
+              <w:top w:w="100" w:type="dxa"/>
+              <w:bottom w:w="100" w:type="dxa"/>
+              <w:left w:w="120" w:type="dxa"/>
+              <w:right w:w="120" w:type="dxa"/>
+            </w:tcMar>
+          </w:tcPr>
+          <w:p>
+            <w:pPr>
+              <w:spacing w:before="0" w:after="0"/>
+            </w:pPr>
+            <w:r>
+              <w:rPr>
+                <w:rFonts w:ascii="Calibri" w:hAnsi="Calibri"/>
+                <w:b/>
+                <w:color w:val="FFFFFF"/>
+                <w:sz w:val="20"/>
+              </w:rPr>
+              <w:t>deg(f(v))</w:t>
+            </w:r>
+          </w:p>
+        </w:tc>
+        <w:tc>
+          <w:tcPr>
+            <w:tcW w:type="dxa" w:w="3024"/>
+            <w:shd w:fill="1E3A8A"/>
+            <w:tcMar>
+              <w:top w:w="100" w:type="dxa"/>
+              <w:bottom w:w="100" w:type="dxa"/>
+              <w:left w:w="120" w:type="dxa"/>
+              <w:right w:w="120" w:type="dxa"/>
+            </w:tcMar>
+          </w:tcPr>
+          <w:p>
+            <w:pPr>
+              <w:spacing w:before="0" w:after="0"/>
+            </w:pPr>
+            <w:r>
+              <w:rPr>
+                <w:rFonts w:ascii="Calibri" w:hAnsi="Calibri"/>
+                <w:b/>
+                <w:color w:val="FFFFFF"/>
+                <w:sz w:val="20"/>
+              </w:rPr>
+              <w:t>Adjacency Verification</w:t>
+            </w:r>
+          </w:p>
+        </w:tc>
+      </w:tr>
+      <w:tr>
+        <w:tc>
+          <w:tcPr>
+            <w:tcW w:type="dxa" w:w="1152"/>
+            <w:shd w:fill="FFFFFF"/>
+            <w:tcMar>
+              <w:top w:w="80" w:type="dxa"/>
+              <w:bottom w:w="80" w:type="dxa"/>
+              <w:left w:w="120" w:type="dxa"/>
+              <w:right w:w="120" w:type="dxa"/>
+            </w:tcMar>
+          </w:tcPr>
+          <w:p>
+            <w:pPr>
+              <w:spacing w:before="0" w:after="0"/>
+            </w:pPr>
+            <w:r>
+              <w:rPr>
+                <w:rFonts w:ascii="Calibri" w:hAnsi="Calibri"/>
+                <w:color w:val="1E293B"/>
+                <w:sz w:val="19"/>
+              </w:rPr>
+              <w:t>3</w:t>
+            </w:r>
+          </w:p>
+        </w:tc>
+        <w:tc>
+          <w:tcPr>
+            <w:tcW w:type="dxa" w:w="1152"/>
+            <w:shd w:fill="FFFFFF"/>
+            <w:tcMar>
+              <w:top w:w="80" w:type="dxa"/>
+              <w:bottom w:w="80" w:type="dxa"/>
+              <w:left w:w="120" w:type="dxa"/>
+              <w:right w:w="120" w:type="dxa"/>
+            </w:tcMar>
+          </w:tcPr>
+          <w:p>
+            <w:pPr>
+              <w:spacing w:before="0" w:after="0"/>
+            </w:pPr>
+            <w:r>
+              <w:rPr>
+                <w:rFonts w:ascii="Calibri" w:hAnsi="Calibri"/>
+                <w:color w:val="1E293B"/>
+                <w:sz w:val="19"/>
+              </w:rPr>
+              <w:t>4</w:t>
+            </w:r>
+          </w:p>
+        </w:tc>
+        <w:tc>
+          <w:tcPr>
+            <w:tcW w:type="dxa" w:w="2160"/>
+            <w:shd w:fill="FFFFFF"/>
+            <w:tcMar>
+              <w:top w:w="80" w:type="dxa"/>
+              <w:bottom w:w="80" w:type="dxa"/>
+              <w:left w:w="120" w:type="dxa"/>
+              <w:right w:w="120" w:type="dxa"/>
+            </w:tcMar>
+          </w:tcPr>
+          <w:p>
+            <w:pPr>
+              <w:spacing w:before="0" w:after="0"/>
+            </w:pPr>
+            <w:r>
+              <w:rPr>
+                <w:rFonts w:ascii="Calibri" w:hAnsi="Calibri"/>
+                <w:color w:val="1E293B"/>
+                <w:sz w:val="19"/>
+              </w:rPr>
+              <w:t>C</w:t>
+            </w:r>
+          </w:p>
+        </w:tc>
+        <w:tc>
+          <w:tcPr>
+            <w:tcW w:type="dxa" w:w="1440"/>
+            <w:shd w:fill="FFFFFF"/>
+            <w:tcMar>
+              <w:top w:w="80" w:type="dxa"/>
+              <w:bottom w:w="80" w:type="dxa"/>
+              <w:left w:w="120" w:type="dxa"/>
+              <w:right w:w="120" w:type="dxa"/>
+            </w:tcMar>
+          </w:tcPr>
+          <w:p>
+            <w:pPr>
+              <w:spacing w:before="0" w:after="0"/>
+            </w:pPr>
+            <w:r>
+              <w:rPr>
+                <w:rFonts w:ascii="Calibri" w:hAnsi="Calibri"/>
+                <w:color w:val="1E293B"/>
+                <w:sz w:val="19"/>
+              </w:rPr>
+              <w:t>4</w:t>
+            </w:r>
+          </w:p>
+        </w:tc>
+        <w:tc>
+          <w:tcPr>
+            <w:tcW w:type="dxa" w:w="3024"/>
+            <w:shd w:fill="FFFFFF"/>
+            <w:tcMar>
+              <w:top w:w="80" w:type="dxa"/>
+              <w:bottom w:w="80" w:type="dxa"/>
+              <w:left w:w="120" w:type="dxa"/>
+              <w:right w:w="120" w:type="dxa"/>
+            </w:tcMar>
+          </w:tcPr>
+          <w:p>
+            <w:pPr>
+              <w:spacing w:before="0" w:after="0"/>
+            </w:pPr>
+            <w:r>
+              <w:rPr>
+                <w:rFonts w:ascii="Calibri" w:hAnsi="Calibri"/>
+                <w:color w:val="1E293B"/>
+                <w:sz w:val="19"/>
+              </w:rPr>
+              <w:t>N(3)={1, 2, 4, 5} maps to N(C)={A, B, D, E} [OK]</w:t>
+            </w:r>
+          </w:p>
+        </w:tc>
+      </w:tr>
+      <w:tr>
+        <w:tc>
+          <w:tcPr>
+            <w:tcW w:type="dxa" w:w="1152"/>
+            <w:shd w:fill="F8FAFC"/>
+            <w:tcMar>
+              <w:top w:w="80" w:type="dxa"/>
+              <w:bottom w:w="80" w:type="dxa"/>
+              <w:left w:w="120" w:type="dxa"/>
+              <w:right w:w="120" w:type="dxa"/>
+            </w:tcMar>
+          </w:tcPr>
+          <w:p>
+            <w:pPr>
+              <w:spacing w:before="0" w:after="0"/>
+            </w:pPr>
+            <w:r>
+              <w:rPr>
+                <w:rFonts w:ascii="Calibri" w:hAnsi="Calibri"/>
+                <w:color w:val="1E293B"/>
+                <w:sz w:val="19"/>
+              </w:rPr>
+              <w:t>1</w:t>
             </w:r>
           </w:p>
         </w:tc>
@@ -2760,7 +5715,7 @@
         </w:tc>
         <w:tc>
           <w:tcPr>
-            <w:tcW w:type="dxa" w:w="2880"/>
+            <w:tcW w:type="dxa" w:w="2160"/>
             <w:shd w:fill="F8FAFC"/>
             <w:tcMar>
               <w:top w:w="80" w:type="dxa"/>
@@ -2779,13 +5734,13 @@
                 <w:color w:val="1E293B"/>
                 <w:sz w:val="19"/>
               </w:rPr>
-              <w:t>(B, D): d[D]=min(10, 3+5)=8</w:t>
+              <w:t>A</w:t>
             </w:r>
           </w:p>
         </w:tc>
         <w:tc>
           <w:tcPr>
-            <w:tcW w:type="dxa" w:w="2304"/>
+            <w:tcW w:type="dxa" w:w="1440"/>
             <w:shd w:fill="F8FAFC"/>
             <w:tcMar>
               <w:top w:w="80" w:type="dxa"/>
@@ -2804,7 +5759,32 @@
                 <w:color w:val="1E293B"/>
                 <w:sz w:val="19"/>
               </w:rPr>
-              <w:t>[(D, 8), (C, 2)*]</w:t>
+              <w:t>3</w:t>
+            </w:r>
+          </w:p>
+        </w:tc>
+        <w:tc>
+          <w:tcPr>
+            <w:tcW w:type="dxa" w:w="3024"/>
+            <w:shd w:fill="F8FAFC"/>
+            <w:tcMar>
+              <w:top w:w="80" w:type="dxa"/>
+              <w:bottom w:w="80" w:type="dxa"/>
+              <w:left w:w="120" w:type="dxa"/>
+              <w:right w:w="120" w:type="dxa"/>
+            </w:tcMar>
+          </w:tcPr>
+          <w:p>
+            <w:pPr>
+              <w:spacing w:before="0" w:after="0"/>
+            </w:pPr>
+            <w:r>
+              <w:rPr>
+                <w:rFonts w:ascii="Calibri" w:hAnsi="Calibri"/>
+                <w:color w:val="1E293B"/>
+                <w:sz w:val="19"/>
+              </w:rPr>
+              <w:t>N(1)={2, 3, 4} maps to N(A)={B, C, D} [OK]</w:t>
             </w:r>
           </w:p>
         </w:tc>
@@ -2812,7 +5792,7 @@
       <w:tr>
         <w:tc>
           <w:tcPr>
-            <w:tcW w:type="dxa" w:w="864"/>
+            <w:tcW w:type="dxa" w:w="1152"/>
             <w:shd w:fill="FFFFFF"/>
             <w:tcMar>
               <w:top w:w="80" w:type="dxa"/>
@@ -2837,7 +5817,32 @@
         </w:tc>
         <w:tc>
           <w:tcPr>
-            <w:tcW w:type="dxa" w:w="1728"/>
+            <w:tcW w:type="dxa" w:w="1152"/>
+            <w:shd w:fill="FFFFFF"/>
+            <w:tcMar>
+              <w:top w:w="80" w:type="dxa"/>
+              <w:bottom w:w="80" w:type="dxa"/>
+              <w:left w:w="120" w:type="dxa"/>
+              <w:right w:w="120" w:type="dxa"/>
+            </w:tcMar>
+          </w:tcPr>
+          <w:p>
+            <w:pPr>
+              <w:spacing w:before="0" w:after="0"/>
+            </w:pPr>
+            <w:r>
+              <w:rPr>
+                <w:rFonts w:ascii="Calibri" w:hAnsi="Calibri"/>
+                <w:color w:val="1E293B"/>
+                <w:sz w:val="19"/>
+              </w:rPr>
+              <w:t>3</w:t>
+            </w:r>
+          </w:p>
+        </w:tc>
+        <w:tc>
+          <w:tcPr>
+            <w:tcW w:type="dxa" w:w="2160"/>
             <w:shd w:fill="FFFFFF"/>
             <w:tcMar>
               <w:top w:w="80" w:type="dxa"/>
@@ -2862,7 +5867,7 @@
         </w:tc>
         <w:tc>
           <w:tcPr>
-            <w:tcW w:type="dxa" w:w="1152"/>
+            <w:tcW w:type="dxa" w:w="1440"/>
             <w:shd w:fill="FFFFFF"/>
             <w:tcMar>
               <w:top w:w="80" w:type="dxa"/>
@@ -2881,13 +5886,13 @@
                 <w:color w:val="1E293B"/>
                 <w:sz w:val="19"/>
               </w:rPr>
-              <w:t>8</w:t>
+              <w:t>3</w:t>
             </w:r>
           </w:p>
         </w:tc>
         <w:tc>
           <w:tcPr>
-            <w:tcW w:type="dxa" w:w="2880"/>
+            <w:tcW w:type="dxa" w:w="3024"/>
             <w:shd w:fill="FFFFFF"/>
             <w:tcMar>
               <w:top w:w="80" w:type="dxa"/>
@@ -2906,32 +5911,7 @@
                 <w:color w:val="1E293B"/>
                 <w:sz w:val="19"/>
               </w:rPr>
-              <w:t>(D, E): d[E]=8+2=10; (D, Z): d[Z]=8+6=14</w:t>
-            </w:r>
-          </w:p>
-        </w:tc>
-        <w:tc>
-          <w:tcPr>
-            <w:tcW w:type="dxa" w:w="2304"/>
-            <w:shd w:fill="FFFFFF"/>
-            <w:tcMar>
-              <w:top w:w="80" w:type="dxa"/>
-              <w:bottom w:w="80" w:type="dxa"/>
-              <w:left w:w="120" w:type="dxa"/>
-              <w:right w:w="120" w:type="dxa"/>
-            </w:tcMar>
-          </w:tcPr>
-          <w:p>
-            <w:pPr>
-              <w:spacing w:before="0" w:after="0"/>
-            </w:pPr>
-            <w:r>
-              <w:rPr>
-                <w:rFonts w:ascii="Calibri" w:hAnsi="Calibri"/>
-                <w:color w:val="1E293B"/>
-                <w:sz w:val="19"/>
-              </w:rPr>
-              <w:t>[(E, 10), (Z, 14)]</w:t>
+              <w:t>N(4)={1, 3, 5} maps to N(D)={A, C, E} [OK]</w:t>
             </w:r>
           </w:p>
         </w:tc>
@@ -2939,7 +5919,7 @@
       <w:tr>
         <w:tc>
           <w:tcPr>
-            <w:tcW w:type="dxa" w:w="864"/>
+            <w:tcW w:type="dxa" w:w="1152"/>
             <w:shd w:fill="F8FAFC"/>
             <w:tcMar>
               <w:top w:w="80" w:type="dxa"/>
@@ -2958,32 +5938,7 @@
                 <w:color w:val="1E293B"/>
                 <w:sz w:val="19"/>
               </w:rPr>
-              <w:t>5</w:t>
-            </w:r>
-          </w:p>
-        </w:tc>
-        <w:tc>
-          <w:tcPr>
-            <w:tcW w:type="dxa" w:w="1728"/>
-            <w:shd w:fill="F8FAFC"/>
-            <w:tcMar>
-              <w:top w:w="80" w:type="dxa"/>
-              <w:bottom w:w="80" w:type="dxa"/>
-              <w:left w:w="120" w:type="dxa"/>
-              <w:right w:w="120" w:type="dxa"/>
-            </w:tcMar>
-          </w:tcPr>
-          <w:p>
-            <w:pPr>
-              <w:spacing w:before="0" w:after="0"/>
-            </w:pPr>
-            <w:r>
-              <w:rPr>
-                <w:rFonts w:ascii="Calibri" w:hAnsi="Calibri"/>
-                <w:color w:val="1E293B"/>
-                <w:sz w:val="19"/>
-              </w:rPr>
-              <w:t>E</w:t>
+              <w:t>2</w:t>
             </w:r>
           </w:p>
         </w:tc>
@@ -3008,13 +5963,13 @@
                 <w:color w:val="1E293B"/>
                 <w:sz w:val="19"/>
               </w:rPr>
-              <w:t>10</w:t>
+              <w:t>2</w:t>
             </w:r>
           </w:p>
         </w:tc>
         <w:tc>
           <w:tcPr>
-            <w:tcW w:type="dxa" w:w="2880"/>
+            <w:tcW w:type="dxa" w:w="2160"/>
             <w:shd w:fill="F8FAFC"/>
             <w:tcMar>
               <w:top w:w="80" w:type="dxa"/>
@@ -3033,13 +5988,13 @@
                 <w:color w:val="1E293B"/>
                 <w:sz w:val="19"/>
               </w:rPr>
-              <w:t>(E, Z): d[Z]=min(14, 10+3)=13</w:t>
+              <w:t>B</w:t>
             </w:r>
           </w:p>
         </w:tc>
         <w:tc>
           <w:tcPr>
-            <w:tcW w:type="dxa" w:w="2304"/>
+            <w:tcW w:type="dxa" w:w="1440"/>
             <w:shd w:fill="F8FAFC"/>
             <w:tcMar>
               <w:top w:w="80" w:type="dxa"/>
@@ -3058,7 +6013,159 @@
                 <w:color w:val="1E293B"/>
                 <w:sz w:val="19"/>
               </w:rPr>
-              <w:t>[(Z, 13)]</w:t>
+              <w:t>2</w:t>
+            </w:r>
+          </w:p>
+        </w:tc>
+        <w:tc>
+          <w:tcPr>
+            <w:tcW w:type="dxa" w:w="3024"/>
+            <w:shd w:fill="F8FAFC"/>
+            <w:tcMar>
+              <w:top w:w="80" w:type="dxa"/>
+              <w:bottom w:w="80" w:type="dxa"/>
+              <w:left w:w="120" w:type="dxa"/>
+              <w:right w:w="120" w:type="dxa"/>
+            </w:tcMar>
+          </w:tcPr>
+          <w:p>
+            <w:pPr>
+              <w:spacing w:before="0" w:after="0"/>
+            </w:pPr>
+            <w:r>
+              <w:rPr>
+                <w:rFonts w:ascii="Calibri" w:hAnsi="Calibri"/>
+                <w:color w:val="1E293B"/>
+                <w:sz w:val="19"/>
+              </w:rPr>
+              <w:t>N(2)={1, 3} maps to N(B)={A, C} [OK]</w:t>
+            </w:r>
+          </w:p>
+        </w:tc>
+      </w:tr>
+      <w:tr>
+        <w:tc>
+          <w:tcPr>
+            <w:tcW w:type="dxa" w:w="1152"/>
+            <w:shd w:fill="FFFFFF"/>
+            <w:tcMar>
+              <w:top w:w="80" w:type="dxa"/>
+              <w:bottom w:w="80" w:type="dxa"/>
+              <w:left w:w="120" w:type="dxa"/>
+              <w:right w:w="120" w:type="dxa"/>
+            </w:tcMar>
+          </w:tcPr>
+          <w:p>
+            <w:pPr>
+              <w:spacing w:before="0" w:after="0"/>
+            </w:pPr>
+            <w:r>
+              <w:rPr>
+                <w:rFonts w:ascii="Calibri" w:hAnsi="Calibri"/>
+                <w:color w:val="1E293B"/>
+                <w:sz w:val="19"/>
+              </w:rPr>
+              <w:t>5</w:t>
+            </w:r>
+          </w:p>
+        </w:tc>
+        <w:tc>
+          <w:tcPr>
+            <w:tcW w:type="dxa" w:w="1152"/>
+            <w:shd w:fill="FFFFFF"/>
+            <w:tcMar>
+              <w:top w:w="80" w:type="dxa"/>
+              <w:bottom w:w="80" w:type="dxa"/>
+              <w:left w:w="120" w:type="dxa"/>
+              <w:right w:w="120" w:type="dxa"/>
+            </w:tcMar>
+          </w:tcPr>
+          <w:p>
+            <w:pPr>
+              <w:spacing w:before="0" w:after="0"/>
+            </w:pPr>
+            <w:r>
+              <w:rPr>
+                <w:rFonts w:ascii="Calibri" w:hAnsi="Calibri"/>
+                <w:color w:val="1E293B"/>
+                <w:sz w:val="19"/>
+              </w:rPr>
+              <w:t>2</w:t>
+            </w:r>
+          </w:p>
+        </w:tc>
+        <w:tc>
+          <w:tcPr>
+            <w:tcW w:type="dxa" w:w="2160"/>
+            <w:shd w:fill="FFFFFF"/>
+            <w:tcMar>
+              <w:top w:w="80" w:type="dxa"/>
+              <w:bottom w:w="80" w:type="dxa"/>
+              <w:left w:w="120" w:type="dxa"/>
+              <w:right w:w="120" w:type="dxa"/>
+            </w:tcMar>
+          </w:tcPr>
+          <w:p>
+            <w:pPr>
+              <w:spacing w:before="0" w:after="0"/>
+            </w:pPr>
+            <w:r>
+              <w:rPr>
+                <w:rFonts w:ascii="Calibri" w:hAnsi="Calibri"/>
+                <w:color w:val="1E293B"/>
+                <w:sz w:val="19"/>
+              </w:rPr>
+              <w:t>E</w:t>
+            </w:r>
+          </w:p>
+        </w:tc>
+        <w:tc>
+          <w:tcPr>
+            <w:tcW w:type="dxa" w:w="1440"/>
+            <w:shd w:fill="FFFFFF"/>
+            <w:tcMar>
+              <w:top w:w="80" w:type="dxa"/>
+              <w:bottom w:w="80" w:type="dxa"/>
+              <w:left w:w="120" w:type="dxa"/>
+              <w:right w:w="120" w:type="dxa"/>
+            </w:tcMar>
+          </w:tcPr>
+          <w:p>
+            <w:pPr>
+              <w:spacing w:before="0" w:after="0"/>
+            </w:pPr>
+            <w:r>
+              <w:rPr>
+                <w:rFonts w:ascii="Calibri" w:hAnsi="Calibri"/>
+                <w:color w:val="1E293B"/>
+                <w:sz w:val="19"/>
+              </w:rPr>
+              <w:t>2</w:t>
+            </w:r>
+          </w:p>
+        </w:tc>
+        <w:tc>
+          <w:tcPr>
+            <w:tcW w:type="dxa" w:w="3024"/>
+            <w:shd w:fill="FFFFFF"/>
+            <w:tcMar>
+              <w:top w:w="80" w:type="dxa"/>
+              <w:bottom w:w="80" w:type="dxa"/>
+              <w:left w:w="120" w:type="dxa"/>
+              <w:right w:w="120" w:type="dxa"/>
+            </w:tcMar>
+          </w:tcPr>
+          <w:p>
+            <w:pPr>
+              <w:spacing w:before="0" w:after="0"/>
+            </w:pPr>
+            <w:r>
+              <w:rPr>
+                <w:rFonts w:ascii="Calibri" w:hAnsi="Calibri"/>
+                <w:color w:val="1E293B"/>
+                <w:sz w:val="19"/>
+              </w:rPr>
+              <w:t>N(5)={3, 4} maps to N(E)={C, D} [OK]</w:t>
             </w:r>
           </w:p>
         </w:tc>
@@ -3066,142 +6173,15 @@
     </w:tbl>
     <w:p>
       <w:pPr>
-        <w:keepNext/>
-        <w:spacing w:before="280" w:after="80"/>
-      </w:pPr>
-      <w:r>
-        <w:rPr>
-          <w:rFonts w:ascii="Calibri" w:hAnsi="Calibri"/>
-          <w:b/>
-          <w:color w:val="0F766E"/>
-          <w:sz w:val="28"/>
-        </w:rPr>
-        <w:t>4.4 Bellman-Ford Algorithm (Negative Edge &amp; Cycle Detection)</w:t>
-      </w:r>
-    </w:p>
-    <w:p>
-      <w:pPr>
         <w:spacing w:before="0" w:after="120" w:line="276" w:lineRule="auto"/>
       </w:pPr>
-      <w:r>
-        <w:rPr>
-          <w:rFonts w:ascii="Calibri" w:hAnsi="Calibri"/>
-          <w:b/>
-          <w:color w:val="1E293B"/>
-          <w:sz w:val="21"/>
-        </w:rPr>
-        <w:t xml:space="preserve">Principle: </w:t>
-      </w:r>
       <w:r>
         <w:rPr>
           <w:rFonts w:ascii="Calibri" w:hAnsi="Calibri"/>
           <w:color w:val="1E293B"/>
           <w:sz w:val="21"/>
         </w:rPr>
-        <w:t>The Bellman-Ford algorithm solves the single-source shortest path problem on general directed graphs, including edges with negative weights. By dynamic programming, it iterates |V| - 1 times, relaxing all edges in each pass. If a |V|-th pass succeeds in further reducing any distance, a negative-weight cycle exists!</w:t>
-      </w:r>
-    </w:p>
-    <w:p>
-      <w:pPr>
-        <w:spacing w:before="0" w:after="120" w:line="276" w:lineRule="auto"/>
-      </w:pPr>
-      <w:r>
-        <w:rPr>
-          <w:rFonts w:ascii="Calibri" w:hAnsi="Calibri"/>
-          <w:b/>
-          <w:color w:val="1E293B"/>
-          <w:sz w:val="21"/>
-        </w:rPr>
-        <w:t xml:space="preserve">Complexity: </w:t>
-      </w:r>
-      <w:r>
-        <w:rPr>
-          <w:rFonts w:ascii="Calibri" w:hAnsi="Calibri"/>
-          <w:color w:val="1E293B"/>
-          <w:sz w:val="21"/>
-        </w:rPr>
-        <w:t>Time Complexity: O(|V| * |E|). Space Complexity: O(|V|).</w:t>
-      </w:r>
-    </w:p>
-    <w:p>
-      <w:pPr>
-        <w:keepNext/>
-        <w:spacing w:before="280" w:after="80"/>
-      </w:pPr>
-      <w:r>
-        <w:rPr>
-          <w:rFonts w:ascii="Calibri" w:hAnsi="Calibri"/>
-          <w:b/>
-          <w:color w:val="0F766E"/>
-          <w:sz w:val="28"/>
-        </w:rPr>
-        <w:t>4.5 Prim's Minimum Spanning Tree (MST)</w:t>
-      </w:r>
-    </w:p>
-    <w:p>
-      <w:pPr>
-        <w:spacing w:before="0" w:after="120" w:line="276" w:lineRule="auto"/>
-      </w:pPr>
-      <w:r>
-        <w:rPr>
-          <w:rFonts w:ascii="Calibri" w:hAnsi="Calibri"/>
-          <w:b/>
-          <w:color w:val="1E293B"/>
-          <w:sz w:val="21"/>
-        </w:rPr>
-        <w:t xml:space="preserve">Cut Property Theorem: </w:t>
-      </w:r>
-      <w:r>
-        <w:rPr>
-          <w:rFonts w:ascii="Calibri" w:hAnsi="Calibri"/>
-          <w:color w:val="1E293B"/>
-          <w:sz w:val="21"/>
-        </w:rPr>
-        <w:t>For any cut (S, V \ S) of a connected, undirected weighted graph, the minimum-weight edge crossing the cut belongs to every Minimum Spanning Tree of G.</w:t>
-      </w:r>
-    </w:p>
-    <w:p>
-      <w:pPr>
-        <w:spacing w:before="0" w:after="120" w:line="276" w:lineRule="auto"/>
-      </w:pPr>
-      <w:r>
-        <w:rPr>
-          <w:rFonts w:ascii="Calibri" w:hAnsi="Calibri"/>
-          <w:b/>
-          <w:color w:val="1E293B"/>
-          <w:sz w:val="21"/>
-        </w:rPr>
-        <w:t xml:space="preserve">Greedy Construction: </w:t>
-      </w:r>
-      <w:r>
-        <w:rPr>
-          <w:rFonts w:ascii="Calibri" w:hAnsi="Calibri"/>
-          <w:color w:val="1E293B"/>
-          <w:sz w:val="21"/>
-        </w:rPr>
-        <w:t>Prim's algorithm starts from an arbitrary root vertex, growing a single connected tree T. At each step, it selects the minimum-weight edge connecting a tree vertex in S to a non-tree vertex in V \ S using a Min-Priority Queue.</w:t>
-      </w:r>
-    </w:p>
-    <w:p>
-      <w:pPr>
-        <w:spacing w:before="0" w:after="120" w:line="276" w:lineRule="auto"/>
-      </w:pPr>
-      <w:r>
-        <w:rPr>
-          <w:rFonts w:ascii="Calibri" w:hAnsi="Calibri"/>
-          <w:b/>
-          <w:color w:val="1E293B"/>
-          <w:sz w:val="21"/>
-        </w:rPr>
-        <w:t xml:space="preserve">Complexity: </w:t>
-      </w:r>
-      <w:r>
-        <w:rPr>
-          <w:rFonts w:ascii="Calibri" w:hAnsi="Calibri"/>
-          <w:color w:val="1E293B"/>
-          <w:sz w:val="21"/>
-        </w:rPr>
-        <w:t>Time Complexity: O(|E| * log |V|). Space Complexity: O(|V|). An MST always contains exactly |V| - 1 edges.</w:t>
+        <w:t>Every edge (u, v) in E(G1) maps to an edge (f(u), f(v)) in E(G2). Thus, the bijection f = { 1-&gt;A, 2-&gt;B, 3-&gt;C, 4-&gt;D, 5-&gt;E } proves rigorously that G1 =~ G2!</w:t>
       </w:r>
     </w:p>
     <w:p>
@@ -3212,8 +6192,8 @@
       <w:r>
         <w:drawing>
           <wp:inline xmlns:a="http://schemas.openxmlformats.org/drawingml/2006/main" xmlns:pic="http://schemas.openxmlformats.org/drawingml/2006/picture">
-            <wp:extent cx="5669280" cy="3121289"/>
-            <wp:docPr id="10" name="Picture 10"/>
+            <wp:extent cx="5669280" cy="2554039"/>
+            <wp:docPr id="6" name="Picture 6"/>
             <wp:cNvGraphicFramePr>
               <a:graphicFrameLocks noChangeAspect="1"/>
             </wp:cNvGraphicFramePr>
@@ -3221,11 +6201,11 @@
               <a:graphicData uri="http://schemas.openxmlformats.org/drawingml/2006/picture">
                 <pic:pic>
                   <pic:nvPicPr>
-                    <pic:cNvPr id="0" name="diagram_9_prims_mst.png"/>
+                    <pic:cNvPr id="0" name="diagram_4_isomorphism.png"/>
                     <pic:cNvPicPr/>
                   </pic:nvPicPr>
                   <pic:blipFill>
-                    <a:blip r:embed="rId18"/>
+                    <a:blip r:embed="rId14"/>
                     <a:stretch>
                       <a:fillRect/>
                     </a:stretch>
@@ -3233,7 +6213,7 @@
                   <pic:spPr>
                     <a:xfrm>
                       <a:off x="0" y="0"/>
-                      <a:ext cx="5669280" cy="3121289"/>
+                      <a:ext cx="5669280" cy="2554039"/>
                     </a:xfrm>
                     <a:prstGeom prst="rect"/>
                   </pic:spPr>
@@ -3256,22 +6236,61 @@
           <w:color w:val="64748B"/>
           <w:sz w:val="19"/>
         </w:rPr>
-        <w:t>Figure: Prim's Minimum Spanning Tree Execution: Cut Property &amp; Final MST (Weight = 11, Edges = 5)</w:t>
+        <w:t>Figure: Two-Graph Isomorphism: Component Vertex Bijection Mapping f(u) = v</w:t>
       </w:r>
     </w:p>
     <w:p>
       <w:pPr>
         <w:keepNext/>
-        <w:spacing w:before="360" w:after="120"/>
+        <w:spacing w:before="400" w:after="120"/>
       </w:pPr>
       <w:r>
         <w:rPr>
           <w:rFonts w:ascii="Calibri" w:hAnsi="Calibri"/>
           <w:b/>
           <w:color w:val="1E3A8A"/>
-          <w:sz w:val="36"/>
+          <w:sz w:val="34"/>
         </w:rPr>
-        <w:t>Chapter 5: Comparative Algorithmic Complexity Reference</w:t>
+        <w:t>Chapter 6: Complement Graphs &amp; Invariant Theory</w:t>
+      </w:r>
+    </w:p>
+    <w:p>
+      <w:pPr>
+        <w:keepNext/>
+        <w:spacing w:before="280" w:after="80"/>
+      </w:pPr>
+      <w:r>
+        <w:rPr>
+          <w:rFonts w:ascii="Calibri" w:hAnsi="Calibri"/>
+          <w:b/>
+          <w:color w:val="0F766E"/>
+          <w:sz w:val="27"/>
+        </w:rPr>
+        <w:t>6.1 Definition &amp; Mathematical Invariants</w:t>
+      </w:r>
+    </w:p>
+    <w:p>
+      <w:pPr>
+        <w:spacing w:before="0" w:after="120" w:line="276" w:lineRule="auto"/>
+      </w:pPr>
+      <w:r>
+        <w:rPr>
+          <w:rFonts w:ascii="Calibri" w:hAnsi="Calibri"/>
+          <w:b/>
+          <w:color w:val="1E293B"/>
+          <w:sz w:val="21"/>
+        </w:rPr>
+        <w:t xml:space="preserve">Definition 6.1: </w:t>
+      </w:r>
+      <w:r>
+        <w:rPr>
+          <w:rFonts w:ascii="Calibri" w:hAnsi="Calibri"/>
+          <w:color w:val="1E293B"/>
+          <w:sz w:val="21"/>
+        </w:rPr>
+        <w:t>The complement (or inverse) of a simple graph G = (V, E), denoted G_bar, is a graph on the same vertex set V such that distinct vertices u and v are adjacent in G_bar if and only if they are NOT adjacent in G:</w:t>
+        <w:br/>
+        <w:t xml:space="preserve">    E(G_bar) = { {u, v} | u, v in V, u != v, and {u, v} not in E(G) }.</w:t>
       </w:r>
     </w:p>
     <w:p>
@@ -3284,7 +6303,844 @@
           <w:color w:val="1E293B"/>
           <w:sz w:val="21"/>
         </w:rPr>
-        <w:t>The following comprehensive matrix provides asymptotic bounds, algorithmic paradigms, and constraints across all algorithms implemented in GraphLab:</w:t>
+        <w:t>Fundamental Invariant Relations:</w:t>
+        <w:br/>
+        <w:t>1. Sum of Edges: |E(G)| + |E(G_bar)| = C(n, 2) = n(n - 1) / 2.</w:t>
+        <w:br/>
+        <w:t>2. Degree Inversion Formula: For every vertex v in V, deg_{G_bar}(v) = (n - 1) - deg_G(v).</w:t>
+        <w:br/>
+        <w:t>3. Connectivity Invariant: If a graph G is disconnected, its complement G_bar is guaranteed to be connected with diameter &lt;= 2.</w:t>
+        <w:br/>
+        <w:t>4. Self-Complementary Graphs: A graph G is called self-complementary if G =~ G_bar. A necessary condition is that |E(G)| = n(n - 1) / 4, requiring n = 0 or 1 (mod 4). Canonical examples include the 4-path P4 and the 5-cycle C5.</w:t>
+      </w:r>
+    </w:p>
+    <w:p>
+      <w:pPr>
+        <w:keepNext/>
+        <w:spacing w:before="200" w:after="40"/>
+      </w:pPr>
+      <w:r>
+        <w:rPr>
+          <w:rFonts w:ascii="Calibri" w:hAnsi="Calibri"/>
+          <w:b/>
+          <w:color w:val="1E293B"/>
+          <w:sz w:val="23"/>
+        </w:rPr>
+        <w:t>Concrete Worked Example 6.1: Complement Invariant Verification</w:t>
+      </w:r>
+    </w:p>
+    <w:p>
+      <w:pPr>
+        <w:spacing w:before="0" w:after="120" w:line="276" w:lineRule="auto"/>
+      </w:pPr>
+      <w:r>
+        <w:rPr>
+          <w:rFonts w:ascii="Calibri" w:hAnsi="Calibri"/>
+          <w:color w:val="1E293B"/>
+          <w:sz w:val="21"/>
+        </w:rPr>
+        <w:t>Let G be a graph on n = 5 vertices {0, 1, 2, 3, 4} with edge set E(G) = { (0, 1), (1, 2), (2, 3), (3, 4), (4, 0), (0, 2) } (|E| = 6).</w:t>
+        <w:br/>
+        <w:t>• Total possible edges on 5 vertices: C(5, 2) = 5 * 4 / 2 = 10 edges.</w:t>
+        <w:br/>
+        <w:t>• Expected edges in complement G_bar: 10 - 6 = 4 edges.</w:t>
+        <w:br/>
+        <w:t>• Non-adjacent pairs in G: { (0, 3), (1, 3), (1, 4), (2, 4) }.</w:t>
+        <w:br/>
+        <w:t>• Edge set of G_bar: E(G_bar) = { (0, 3), (1, 3), (1, 4), (2, 4) } (exactly 4 edges!).</w:t>
+      </w:r>
+    </w:p>
+    <w:p>
+      <w:pPr>
+        <w:spacing w:before="0" w:after="120" w:line="276" w:lineRule="auto"/>
+      </w:pPr>
+      <w:r>
+        <w:rPr>
+          <w:rFonts w:ascii="Calibri" w:hAnsi="Calibri"/>
+          <w:color w:val="1E293B"/>
+          <w:sz w:val="21"/>
+        </w:rPr>
+        <w:t>Degree Inversion Verification:</w:t>
+        <w:br/>
+        <w:t>• deg_G(0) = 3 -&gt; deg_{G_bar}(0) = (5 - 1) - 3 = 1 (incident to (0, 3))</w:t>
+        <w:br/>
+        <w:t>• deg_G(1) = 2 -&gt; deg_{G_bar}(1) = 4 - 2 = 2 (incident to (1, 3), (1, 4))</w:t>
+        <w:br/>
+        <w:t>• deg_G(2) = 3 -&gt; deg_{G_bar}(2) = 4 - 3 = 1 (incident to (2, 4))</w:t>
+        <w:br/>
+        <w:t>• deg_G(3) = 2 -&gt; deg_{G_bar}(3) = 4 - 2 = 2 (incident to (0, 3), (1, 3))</w:t>
+        <w:br/>
+        <w:t>• deg_G(4) = 2 -&gt; deg_{G_bar}(4) = 4 - 2 = 2 (incident to (1, 4), (2, 4))</w:t>
+        <w:br/>
+        <w:t>The formula deg_{G_bar}(v) = (n - 1) - deg_G(v) holds exactly across all vertices.</w:t>
+      </w:r>
+    </w:p>
+    <w:p>
+      <w:pPr>
+        <w:spacing w:before="160" w:after="60"/>
+        <w:jc w:val="center"/>
+      </w:pPr>
+      <w:r>
+        <w:drawing>
+          <wp:inline xmlns:a="http://schemas.openxmlformats.org/drawingml/2006/main" xmlns:pic="http://schemas.openxmlformats.org/drawingml/2006/picture">
+            <wp:extent cx="5669280" cy="2554039"/>
+            <wp:docPr id="7" name="Picture 7"/>
+            <wp:cNvGraphicFramePr>
+              <a:graphicFrameLocks noChangeAspect="1"/>
+            </wp:cNvGraphicFramePr>
+            <a:graphic>
+              <a:graphicData uri="http://schemas.openxmlformats.org/drawingml/2006/picture">
+                <pic:pic>
+                  <pic:nvPicPr>
+                    <pic:cNvPr id="0" name="diagram_5_complement.png"/>
+                    <pic:cNvPicPr/>
+                  </pic:nvPicPr>
+                  <pic:blipFill>
+                    <a:blip r:embed="rId15"/>
+                    <a:stretch>
+                      <a:fillRect/>
+                    </a:stretch>
+                  </pic:blipFill>
+                  <pic:spPr>
+                    <a:xfrm>
+                      <a:off x="0" y="0"/>
+                      <a:ext cx="5669280" cy="2554039"/>
+                    </a:xfrm>
+                    <a:prstGeom prst="rect"/>
+                  </pic:spPr>
+                </pic:pic>
+              </a:graphicData>
+            </a:graphic>
+          </wp:inline>
+        </w:drawing>
+      </w:r>
+    </w:p>
+    <w:p>
+      <w:pPr>
+        <w:spacing w:before="0" w:after="240"/>
+        <w:jc w:val="center"/>
+      </w:pPr>
+      <w:r>
+        <w:rPr>
+          <w:rFonts w:ascii="Calibri" w:hAnsi="Calibri"/>
+          <w:i/>
+          <w:color w:val="64748B"/>
+          <w:sz w:val="19"/>
+        </w:rPr>
+        <w:t>Figure: Complement Graph Invariant: Original G (6 edges) + Complement G' (4 edges) = C(5, 2) = 10 Edges</w:t>
+      </w:r>
+    </w:p>
+    <w:p>
+      <w:pPr>
+        <w:keepNext/>
+        <w:spacing w:before="400" w:after="120"/>
+      </w:pPr>
+      <w:r>
+        <w:rPr>
+          <w:rFonts w:ascii="Calibri" w:hAnsi="Calibri"/>
+          <w:b/>
+          <w:color w:val="1E3A8A"/>
+          <w:sz w:val="34"/>
+        </w:rPr>
+        <w:t>Chapter 7: Bipartite Graphs &amp; Kőnig's Theorem</w:t>
+      </w:r>
+    </w:p>
+    <w:p>
+      <w:pPr>
+        <w:keepNext/>
+        <w:spacing w:before="280" w:after="80"/>
+      </w:pPr>
+      <w:r>
+        <w:rPr>
+          <w:rFonts w:ascii="Calibri" w:hAnsi="Calibri"/>
+          <w:b/>
+          <w:color w:val="0F766E"/>
+          <w:sz w:val="27"/>
+        </w:rPr>
+        <w:t>7.1 Theoretical Characterization &amp; Odd Cycle Witness</w:t>
+      </w:r>
+    </w:p>
+    <w:p>
+      <w:pPr>
+        <w:spacing w:before="0" w:after="120" w:line="276" w:lineRule="auto"/>
+      </w:pPr>
+      <w:r>
+        <w:rPr>
+          <w:rFonts w:ascii="Calibri" w:hAnsi="Calibri"/>
+          <w:b/>
+          <w:color w:val="1E293B"/>
+          <w:sz w:val="21"/>
+        </w:rPr>
+        <w:t xml:space="preserve">Definition 7.1: </w:t>
+      </w:r>
+      <w:r>
+        <w:rPr>
+          <w:rFonts w:ascii="Calibri" w:hAnsi="Calibri"/>
+          <w:color w:val="1E293B"/>
+          <w:sz w:val="21"/>
+        </w:rPr>
+        <w:t>A graph G = (V, E) is bipartite if its vertex set can be partitioned into two disjoint independent sets V1 and V2 (V = V1 union V2, V1 intersect V2 = empty) such that every edge connects a vertex in V1 to a vertex in V2. Equivalently, G is bipartite if and only if its chromatic number satisfies chi(G) &lt;= 2.</w:t>
+      </w:r>
+    </w:p>
+    <w:p>
+      <w:pPr>
+        <w:spacing w:before="0" w:after="120" w:line="276" w:lineRule="auto"/>
+      </w:pPr>
+      <w:r>
+        <w:rPr>
+          <w:rFonts w:ascii="Calibri" w:hAnsi="Calibri"/>
+          <w:b/>
+          <w:color w:val="1E293B"/>
+          <w:sz w:val="21"/>
+        </w:rPr>
+        <w:t xml:space="preserve">Theorem 7.1 (Kőnig's Theorem, 1936): </w:t>
+      </w:r>
+      <w:r>
+        <w:rPr>
+          <w:rFonts w:ascii="Calibri" w:hAnsi="Calibri"/>
+          <w:color w:val="1E293B"/>
+          <w:sz w:val="21"/>
+        </w:rPr>
+        <w:t>A graph G is bipartite if and only if it contains NO odd-length cycles.</w:t>
+        <w:br/>
+        <w:t>If a graph fails to be bipartite, any cycle of odd length (e.g., C3 triangle, C5 pentagon) constitutes an irrefutable mathematical witness (counterexample) proving that a valid 2-coloring is impossible.</w:t>
+      </w:r>
+    </w:p>
+    <w:p>
+      <w:pPr>
+        <w:keepNext/>
+        <w:spacing w:before="280" w:after="80"/>
+      </w:pPr>
+      <w:r>
+        <w:rPr>
+          <w:rFonts w:ascii="Calibri" w:hAnsi="Calibri"/>
+          <w:b/>
+          <w:color w:val="0F766E"/>
+          <w:sz w:val="27"/>
+        </w:rPr>
+        <w:t>7.2 GraphLab's 2-Coloring BFS Algorithm</w:t>
+      </w:r>
+    </w:p>
+    <w:p>
+      <w:pPr>
+        <w:spacing w:before="0" w:after="120" w:line="276" w:lineRule="auto"/>
+      </w:pPr>
+      <w:r>
+        <w:rPr>
+          <w:rFonts w:ascii="Calibri" w:hAnsi="Calibri"/>
+          <w:color w:val="1E293B"/>
+          <w:sz w:val="21"/>
+        </w:rPr>
+        <w:t>GraphLab implements Breadth-First Search (BFS) for bipartite verification:</w:t>
+        <w:br/>
+        <w:t>1. Pick an unvisited vertex r and set color(r) = 0. Enqueue r.</w:t>
+        <w:br/>
+        <w:t>2. While queue is non-empty, dequeue vertex u with color c.</w:t>
+        <w:br/>
+        <w:t>3. For each neighbor v of u:</w:t>
+        <w:br/>
+        <w:t xml:space="preserve">   a. If v is uncolored, assign color(v) = 1 - c and enqueue v.</w:t>
+        <w:br/>
+        <w:t xml:space="preserve">   b. If v is already colored and color(v) == color(u), an ODD CYCLE IS DETECTED! GraphLab halts, traces the ancestor path, extracts the odd cycle, and highlights the conflicting edge.</w:t>
+        <w:br/>
+        <w:t>4. If all components are colored without conflict, GraphLab confirms bipartiteness and reorganizes the vertices into two clean vertical columns (V1 on left, V2 on right).</w:t>
+      </w:r>
+    </w:p>
+    <w:p>
+      <w:pPr>
+        <w:keepNext/>
+        <w:spacing w:before="200" w:after="40"/>
+      </w:pPr>
+      <w:r>
+        <w:rPr>
+          <w:rFonts w:ascii="Calibri" w:hAnsi="Calibri"/>
+          <w:b/>
+          <w:color w:val="1E293B"/>
+          <w:sz w:val="23"/>
+        </w:rPr>
+        <w:t>Concrete Worked Examples 7.1: Bipartite vs Non-Bipartite</w:t>
+      </w:r>
+    </w:p>
+    <w:p>
+      <w:pPr>
+        <w:spacing w:before="0" w:after="120" w:line="276" w:lineRule="auto"/>
+      </w:pPr>
+      <w:r>
+        <w:rPr>
+          <w:rFonts w:ascii="Calibri" w:hAnsi="Calibri"/>
+          <w:color w:val="1E293B"/>
+          <w:sz w:val="21"/>
+        </w:rPr>
+        <w:t>Example A (Bipartite 2-Coloring on 6 vertices):</w:t>
+        <w:br/>
+        <w:t>Graph with edges: { (U1, V1), (U1, V2), (U2, V2), (U2, V3), (U3, V1), (U3, V3) }.</w:t>
+        <w:br/>
+        <w:t>• BFS assigns Color 0 to: { U1, U2, U3 } (Blue Partition).</w:t>
+        <w:br/>
+        <w:t>• BFS assigns Color 1 to: { V1, V2, V3 } (Amber Partition).</w:t>
+        <w:br/>
+        <w:t>• Every edge runs between {U} and {V}. Zero internal edges exist. Verified bipartite!</w:t>
+        <w:br/>
+        <w:br/>
+        <w:t>Example B (Non-Bipartite Odd Cycle Witness):</w:t>
+        <w:br/>
+        <w:t>Graph containing triangle {A, B, C} with edges (A, B), (B, C), (C, A):</w:t>
+        <w:br/>
+        <w:t>1. Start at A: color(A) = 0.</w:t>
+        <w:br/>
+        <w:t>2. Explore neighbors of A: color(B) = 1, color(C) = 1.</w:t>
+        <w:br/>
+        <w:t>3. Explore neighbors of B: edge (B, C) connects B (color 1) to C (color 1). Both endpoints have Color 1! Conflict detected!</w:t>
+        <w:br/>
+        <w:t>Odd cycle witness extracted: A -&gt; B -&gt; C -&gt; A (length = 3). Non-bipartite proof complete.</w:t>
+      </w:r>
+    </w:p>
+    <w:p>
+      <w:pPr>
+        <w:spacing w:before="160" w:after="60"/>
+        <w:jc w:val="center"/>
+      </w:pPr>
+      <w:r>
+        <w:drawing>
+          <wp:inline xmlns:a="http://schemas.openxmlformats.org/drawingml/2006/main" xmlns:pic="http://schemas.openxmlformats.org/drawingml/2006/picture">
+            <wp:extent cx="5669280" cy="2398542"/>
+            <wp:docPr id="8" name="Picture 8"/>
+            <wp:cNvGraphicFramePr>
+              <a:graphicFrameLocks noChangeAspect="1"/>
+            </wp:cNvGraphicFramePr>
+            <a:graphic>
+              <a:graphicData uri="http://schemas.openxmlformats.org/drawingml/2006/picture">
+                <pic:pic>
+                  <pic:nvPicPr>
+                    <pic:cNvPr id="0" name="diagram_6_bipartite.png"/>
+                    <pic:cNvPicPr/>
+                  </pic:nvPicPr>
+                  <pic:blipFill>
+                    <a:blip r:embed="rId16"/>
+                    <a:stretch>
+                      <a:fillRect/>
+                    </a:stretch>
+                  </pic:blipFill>
+                  <pic:spPr>
+                    <a:xfrm>
+                      <a:off x="0" y="0"/>
+                      <a:ext cx="5669280" cy="2398542"/>
+                    </a:xfrm>
+                    <a:prstGeom prst="rect"/>
+                  </pic:spPr>
+                </pic:pic>
+              </a:graphicData>
+            </a:graphic>
+          </wp:inline>
+        </w:drawing>
+      </w:r>
+    </w:p>
+    <w:p>
+      <w:pPr>
+        <w:spacing w:before="0" w:after="240"/>
+        <w:jc w:val="center"/>
+      </w:pPr>
+      <w:r>
+        <w:rPr>
+          <w:rFonts w:ascii="Calibri" w:hAnsi="Calibri"/>
+          <w:i/>
+          <w:color w:val="64748B"/>
+          <w:sz w:val="19"/>
+        </w:rPr>
+        <w:t>Figure: Bipartite 2-Coloring BFS Partition vs Non-Bipartite Odd-Cycle Witness Triangle</w:t>
+      </w:r>
+    </w:p>
+    <w:p>
+      <w:pPr>
+        <w:keepNext/>
+        <w:spacing w:before="400" w:after="120"/>
+      </w:pPr>
+      <w:r>
+        <w:rPr>
+          <w:rFonts w:ascii="Calibri" w:hAnsi="Calibri"/>
+          <w:b/>
+          <w:color w:val="1E3A8A"/>
+          <w:sz w:val="34"/>
+        </w:rPr>
+        <w:t>Chapter 8: Graph Traversal, Connectivity &amp; Cycles (BFS &amp; DFS)</w:t>
+      </w:r>
+    </w:p>
+    <w:p>
+      <w:pPr>
+        <w:keepNext/>
+        <w:spacing w:before="280" w:after="80"/>
+      </w:pPr>
+      <w:r>
+        <w:rPr>
+          <w:rFonts w:ascii="Calibri" w:hAnsi="Calibri"/>
+          <w:b/>
+          <w:color w:val="0F766E"/>
+          <w:sz w:val="27"/>
+        </w:rPr>
+        <w:t>8.1 Breadth-First Search (BFS)</w:t>
+      </w:r>
+    </w:p>
+    <w:p>
+      <w:pPr>
+        <w:spacing w:before="0" w:after="120" w:line="276" w:lineRule="auto"/>
+      </w:pPr>
+      <w:r>
+        <w:rPr>
+          <w:rFonts w:ascii="Calibri" w:hAnsi="Calibri"/>
+          <w:b/>
+          <w:color w:val="1E293B"/>
+          <w:sz w:val="21"/>
+        </w:rPr>
+        <w:t xml:space="preserve">Principle: </w:t>
+      </w:r>
+      <w:r>
+        <w:rPr>
+          <w:rFonts w:ascii="Calibri" w:hAnsi="Calibri"/>
+          <w:color w:val="1E293B"/>
+          <w:sz w:val="21"/>
+        </w:rPr>
+        <w:t>Breadth-First Search explores vertices in order of increasing distance (hop count) from a designated start vertex using a First-In, First-Out (FIFO) Queue. It computes single-source shortest paths on unweighted graphs and partitions vertices into concentric frontier layers L0, L1, L2, ...</w:t>
+      </w:r>
+    </w:p>
+    <w:p>
+      <w:pPr>
+        <w:spacing w:before="0" w:after="120" w:line="276" w:lineRule="auto"/>
+      </w:pPr>
+      <w:r>
+        <w:rPr>
+          <w:rFonts w:ascii="Calibri" w:hAnsi="Calibri"/>
+          <w:b/>
+          <w:color w:val="1E293B"/>
+          <w:sz w:val="21"/>
+        </w:rPr>
+        <w:t xml:space="preserve">Complexity: </w:t>
+      </w:r>
+      <w:r>
+        <w:rPr>
+          <w:rFonts w:ascii="Calibri" w:hAnsi="Calibri"/>
+          <w:color w:val="1E293B"/>
+          <w:sz w:val="21"/>
+        </w:rPr>
+        <w:t>Time Complexity: O(|V| + |E|). Space Complexity: O(|V|) auxiliary storage for the FIFO Queue and Visited hash set.</w:t>
+      </w:r>
+    </w:p>
+    <w:p>
+      <w:pPr>
+        <w:keepNext/>
+        <w:spacing w:before="280" w:after="80"/>
+      </w:pPr>
+      <w:r>
+        <w:rPr>
+          <w:rFonts w:ascii="Calibri" w:hAnsi="Calibri"/>
+          <w:b/>
+          <w:color w:val="0F766E"/>
+          <w:sz w:val="27"/>
+        </w:rPr>
+        <w:t>8.2 Depth-First Search (DFS) &amp; Tri-Color Cycle Detection</w:t>
+      </w:r>
+    </w:p>
+    <w:p>
+      <w:pPr>
+        <w:spacing w:before="0" w:after="120" w:line="276" w:lineRule="auto"/>
+      </w:pPr>
+      <w:r>
+        <w:rPr>
+          <w:rFonts w:ascii="Calibri" w:hAnsi="Calibri"/>
+          <w:b/>
+          <w:color w:val="1E293B"/>
+          <w:sz w:val="21"/>
+        </w:rPr>
+        <w:t xml:space="preserve">Principle: </w:t>
+      </w:r>
+      <w:r>
+        <w:rPr>
+          <w:rFonts w:ascii="Calibri" w:hAnsi="Calibri"/>
+          <w:color w:val="1E293B"/>
+          <w:sz w:val="21"/>
+        </w:rPr>
+        <w:t>Depth-First Search explores as deeply as possible along each branch before backtracking using a Last-In, First-Out (LIFO) Stack or recursion. It computes discovery timestamps d[u] and finishing timestamps f[u], satisfying the Parenthesis Theorem.</w:t>
+      </w:r>
+    </w:p>
+    <w:p>
+      <w:pPr>
+        <w:spacing w:before="0" w:after="120" w:line="276" w:lineRule="auto"/>
+      </w:pPr>
+      <w:r>
+        <w:rPr>
+          <w:rFonts w:ascii="Calibri" w:hAnsi="Calibri"/>
+          <w:b/>
+          <w:color w:val="1E293B"/>
+          <w:sz w:val="21"/>
+        </w:rPr>
+        <w:t xml:space="preserve">Tri-Color Cycle Detection: </w:t>
+      </w:r>
+      <w:r>
+        <w:rPr>
+          <w:rFonts w:ascii="Calibri" w:hAnsi="Calibri"/>
+          <w:color w:val="1E293B"/>
+          <w:sz w:val="21"/>
+        </w:rPr>
+        <w:t>Cycle Detection is implemented via a Tri-Color State Machine:</w:t>
+        <w:br/>
+        <w:t>• WHITE: Vertex unvisited.</w:t>
+        <w:br/>
+        <w:t>• GRAY: Vertex currently active on the recursion call stack (ancestor).</w:t>
+        <w:br/>
+        <w:t>• BLACK: Vertex and all its descendants are fully explored.</w:t>
+        <w:br/>
+        <w:t>Theorem: A directed graph contains a cycle if and only if DFS encounters a GRAY vertex (a back-edge pointing directly to an active ancestor on the stack!).</w:t>
+      </w:r>
+    </w:p>
+    <w:p>
+      <w:pPr>
+        <w:keepNext/>
+        <w:spacing w:before="200" w:after="40"/>
+      </w:pPr>
+      <w:r>
+        <w:rPr>
+          <w:rFonts w:ascii="Calibri" w:hAnsi="Calibri"/>
+          <w:b/>
+          <w:color w:val="1E293B"/>
+          <w:sz w:val="23"/>
+        </w:rPr>
+        <w:t>Concrete Worked Example 8.1: Traversal Traces</w:t>
+      </w:r>
+    </w:p>
+    <w:p>
+      <w:pPr>
+        <w:spacing w:before="0" w:after="120" w:line="276" w:lineRule="auto"/>
+      </w:pPr>
+      <w:r>
+        <w:rPr>
+          <w:rFonts w:ascii="Calibri" w:hAnsi="Calibri"/>
+          <w:color w:val="1E293B"/>
+          <w:sz w:val="21"/>
+        </w:rPr>
+        <w:t>BFS Trace from Source S on graph with edges (S, A), (S, B), (A, C), (A, D), (B, E):</w:t>
+        <w:br/>
+        <w:t>• Layer 0: [S] (distance = 0)</w:t>
+        <w:br/>
+        <w:t>• Layer 1: [A, B] (distance = 1)</w:t>
+        <w:br/>
+        <w:t>• Layer 2: [C, D, E] (distance = 2)</w:t>
+        <w:br/>
+        <w:t>Discovered tree edges form a minimal hop spanning tree from S.</w:t>
+        <w:br/>
+        <w:br/>
+        <w:t>DFS Cycle Trace on vertices {1, 2, 3, 4} with edges (1, 2), (2, 3), (3, 4), (4, 1):</w:t>
+        <w:br/>
+        <w:t>• Visit 1 (GRAY, d[1]=1) -&gt; Visit 2 (GRAY, d[2]=2) -&gt; Visit 3 (GRAY, d[3]=3) -&gt; Visit 4 (GRAY, d[4]=4).</w:t>
+        <w:br/>
+        <w:t>• At vertex 4, neighbor 1 is examined. Vertex 1 is GRAY! Back-edge (4, 1) detected!</w:t>
+        <w:br/>
+        <w:t>• Cycle reported: 1 -&gt; 2 -&gt; 3 -&gt; 4 -&gt; 1.</w:t>
+      </w:r>
+    </w:p>
+    <w:p>
+      <w:pPr>
+        <w:spacing w:before="160" w:after="60"/>
+        <w:jc w:val="center"/>
+      </w:pPr>
+      <w:r>
+        <w:drawing>
+          <wp:inline xmlns:a="http://schemas.openxmlformats.org/drawingml/2006/main" xmlns:pic="http://schemas.openxmlformats.org/drawingml/2006/picture">
+            <wp:extent cx="5669280" cy="2549355"/>
+            <wp:docPr id="9" name="Picture 9"/>
+            <wp:cNvGraphicFramePr>
+              <a:graphicFrameLocks noChangeAspect="1"/>
+            </wp:cNvGraphicFramePr>
+            <a:graphic>
+              <a:graphicData uri="http://schemas.openxmlformats.org/drawingml/2006/picture">
+                <pic:pic>
+                  <pic:nvPicPr>
+                    <pic:cNvPr id="0" name="diagram_7_bfs_dfs.png"/>
+                    <pic:cNvPicPr/>
+                  </pic:nvPicPr>
+                  <pic:blipFill>
+                    <a:blip r:embed="rId17"/>
+                    <a:stretch>
+                      <a:fillRect/>
+                    </a:stretch>
+                  </pic:blipFill>
+                  <pic:spPr>
+                    <a:xfrm>
+                      <a:off x="0" y="0"/>
+                      <a:ext cx="5669280" cy="2549355"/>
+                    </a:xfrm>
+                    <a:prstGeom prst="rect"/>
+                  </pic:spPr>
+                </pic:pic>
+              </a:graphicData>
+            </a:graphic>
+          </wp:inline>
+        </w:drawing>
+      </w:r>
+    </w:p>
+    <w:p>
+      <w:pPr>
+        <w:spacing w:before="0" w:after="240"/>
+        <w:jc w:val="center"/>
+      </w:pPr>
+      <w:r>
+        <w:rPr>
+          <w:rFonts w:ascii="Calibri" w:hAnsi="Calibri"/>
+          <w:i/>
+          <w:color w:val="64748B"/>
+          <w:sz w:val="19"/>
+        </w:rPr>
+        <w:t>Figure: BFS Queue Discovery Tree vs DFS Stack Recursion Tree with Gray Back-Edge Cycle Witness</w:t>
+      </w:r>
+    </w:p>
+    <w:p>
+      <w:pPr>
+        <w:keepNext/>
+        <w:spacing w:before="400" w:after="120"/>
+      </w:pPr>
+      <w:r>
+        <w:rPr>
+          <w:rFonts w:ascii="Calibri" w:hAnsi="Calibri"/>
+          <w:b/>
+          <w:color w:val="1E3A8A"/>
+          <w:sz w:val="34"/>
+        </w:rPr>
+        <w:t>Chapter 9: Eulerian &amp; Hamiltonian Graph Theory</w:t>
+      </w:r>
+    </w:p>
+    <w:p>
+      <w:pPr>
+        <w:keepNext/>
+        <w:spacing w:before="280" w:after="80"/>
+      </w:pPr>
+      <w:r>
+        <w:rPr>
+          <w:rFonts w:ascii="Calibri" w:hAnsi="Calibri"/>
+          <w:b/>
+          <w:color w:val="0F766E"/>
+          <w:sz w:val="27"/>
+        </w:rPr>
+        <w:t>9.1 Eulerian Circuits &amp; Trails</w:t>
+      </w:r>
+    </w:p>
+    <w:p>
+      <w:pPr>
+        <w:spacing w:before="0" w:after="120" w:line="276" w:lineRule="auto"/>
+      </w:pPr>
+      <w:r>
+        <w:rPr>
+          <w:rFonts w:ascii="Calibri" w:hAnsi="Calibri"/>
+          <w:b/>
+          <w:color w:val="1E293B"/>
+          <w:sz w:val="21"/>
+        </w:rPr>
+        <w:t xml:space="preserve">Definition 9.1: </w:t>
+      </w:r>
+      <w:r>
+        <w:rPr>
+          <w:rFonts w:ascii="Calibri" w:hAnsi="Calibri"/>
+          <w:color w:val="1E293B"/>
+          <w:sz w:val="21"/>
+        </w:rPr>
+        <w:t>An Eulerian trail is a walk in a graph that visits every EDGE exactly once. An Eulerian circuit is an Eulerian trail that starts and ends at the same vertex.</w:t>
+      </w:r>
+    </w:p>
+    <w:p>
+      <w:pPr>
+        <w:spacing w:before="0" w:after="120" w:line="276" w:lineRule="auto"/>
+      </w:pPr>
+      <w:r>
+        <w:rPr>
+          <w:rFonts w:ascii="Calibri" w:hAnsi="Calibri"/>
+          <w:b/>
+          <w:color w:val="1E293B"/>
+          <w:sz w:val="21"/>
+        </w:rPr>
+        <w:t xml:space="preserve">Theorem 9.1 (Euler, 1736): </w:t>
+      </w:r>
+      <w:r>
+        <w:rPr>
+          <w:rFonts w:ascii="Calibri" w:hAnsi="Calibri"/>
+          <w:color w:val="1E293B"/>
+          <w:sz w:val="21"/>
+        </w:rPr>
+        <w:t>A connected undirected graph G has an Eulerian circuit if and only if EVERY vertex has an EVEN degree.</w:t>
+        <w:br/>
+        <w:t>A connected undirected graph G has an open Eulerian trail (different start and end) if and only if EXACTLY TWO vertices have ODD degree. (The trail must start at one odd vertex and terminate at the other).</w:t>
+      </w:r>
+    </w:p>
+    <w:p>
+      <w:pPr>
+        <w:keepNext/>
+        <w:spacing w:before="280" w:after="80"/>
+      </w:pPr>
+      <w:r>
+        <w:rPr>
+          <w:rFonts w:ascii="Calibri" w:hAnsi="Calibri"/>
+          <w:b/>
+          <w:color w:val="0F766E"/>
+          <w:sz w:val="27"/>
+        </w:rPr>
+        <w:t>9.2 Hamiltonian Cycles &amp; Paths</w:t>
+      </w:r>
+    </w:p>
+    <w:p>
+      <w:pPr>
+        <w:spacing w:before="0" w:after="120" w:line="276" w:lineRule="auto"/>
+      </w:pPr>
+      <w:r>
+        <w:rPr>
+          <w:rFonts w:ascii="Calibri" w:hAnsi="Calibri"/>
+          <w:b/>
+          <w:color w:val="1E293B"/>
+          <w:sz w:val="21"/>
+        </w:rPr>
+        <w:t xml:space="preserve">Definition 9.2: </w:t>
+      </w:r>
+      <w:r>
+        <w:rPr>
+          <w:rFonts w:ascii="Calibri" w:hAnsi="Calibri"/>
+          <w:color w:val="1E293B"/>
+          <w:sz w:val="21"/>
+        </w:rPr>
+        <w:t>A Hamiltonian cycle is a closed loop that visits every VERTEX in G exactly once. While finding Eulerian circuits is polynomial O(|E|) via Hierholzer's algorithm, determining whether a graph contains a Hamiltonian cycle is NP-complete.</w:t>
+      </w:r>
+    </w:p>
+    <w:p>
+      <w:pPr>
+        <w:spacing w:before="0" w:after="120" w:line="276" w:lineRule="auto"/>
+      </w:pPr>
+      <w:r>
+        <w:rPr>
+          <w:rFonts w:ascii="Calibri" w:hAnsi="Calibri"/>
+          <w:color w:val="1E293B"/>
+          <w:sz w:val="21"/>
+        </w:rPr>
+        <w:t>GraphLab provides automated verification using classical sufficient conditions:</w:t>
+        <w:br/>
+        <w:t>• Dirac's Theorem (1952): If G is a simple graph with n &gt;= 3 vertices and for every vertex v, deg(v) &gt;= n / 2, then G is Hamiltonian.</w:t>
+        <w:br/>
+        <w:t>• Ore's Theorem (1960): If G is a simple graph with n &gt;= 3 vertices and for every pair of non-adjacent vertices u and v, deg(u) + deg(v) &gt;= n, then G is Hamiltonian.</w:t>
+      </w:r>
+    </w:p>
+    <w:p>
+      <w:pPr>
+        <w:keepNext/>
+        <w:spacing w:before="200" w:after="40"/>
+      </w:pPr>
+      <w:r>
+        <w:rPr>
+          <w:rFonts w:ascii="Calibri" w:hAnsi="Calibri"/>
+          <w:b/>
+          <w:color w:val="1E293B"/>
+          <w:sz w:val="23"/>
+        </w:rPr>
+        <w:t>Concrete Worked Example 9.1: Eulerian vs Hamiltonian</w:t>
+      </w:r>
+    </w:p>
+    <w:p>
+      <w:pPr>
+        <w:spacing w:before="0" w:after="120" w:line="276" w:lineRule="auto"/>
+      </w:pPr>
+      <w:r>
+        <w:rPr>
+          <w:rFonts w:ascii="Calibri" w:hAnsi="Calibri"/>
+          <w:color w:val="1E293B"/>
+          <w:sz w:val="21"/>
+        </w:rPr>
+        <w:t>Eulerian Example: Bowtie Graph with 5 vertices {A, B, C, D, E} and edges { (C, A), (A, B), (B, C), (C, D), (D, E), (E, C) }.</w:t>
+        <w:br/>
+        <w:t>• Degrees: deg(C) = 4, deg(A) = 2, deg(B) = 2, deg(D) = 2, deg(E) = 2. ALL DEGREES ARE EVEN!</w:t>
+        <w:br/>
+        <w:t>• Verified Eulerian circuit: C -&gt; A -&gt; B -&gt; C -&gt; D -&gt; E -&gt; C (traverses all 6 edges exactly once).</w:t>
+        <w:br/>
+        <w:br/>
+        <w:t>Hamiltonian Example: 6-vertex graph with n = 6 vertices {v1, v2, v3, v4, v5, v6} forming a 6-cycle with chords (v1, v4), (v2, v5), (v3, v6).</w:t>
+        <w:br/>
+        <w:t>• Every vertex has degree 3. Minimum degree delta = 3 &gt;= 6 / 2 = 3. Dirac's condition is satisfied!</w:t>
+        <w:br/>
+        <w:t>• Verified Hamiltonian cycle: v1 -&gt; v2 -&gt; v3 -&gt; v4 -&gt; v5 -&gt; v6 -&gt; v1 (visits all 6 vertices exactly once).</w:t>
+      </w:r>
+    </w:p>
+    <w:p>
+      <w:pPr>
+        <w:spacing w:before="160" w:after="60"/>
+        <w:jc w:val="center"/>
+      </w:pPr>
+      <w:r>
+        <w:drawing>
+          <wp:inline xmlns:a="http://schemas.openxmlformats.org/drawingml/2006/main" xmlns:pic="http://schemas.openxmlformats.org/drawingml/2006/picture">
+            <wp:extent cx="5669280" cy="2443565"/>
+            <wp:docPr id="10" name="Picture 10"/>
+            <wp:cNvGraphicFramePr>
+              <a:graphicFrameLocks noChangeAspect="1"/>
+            </wp:cNvGraphicFramePr>
+            <a:graphic>
+              <a:graphicData uri="http://schemas.openxmlformats.org/drawingml/2006/picture">
+                <pic:pic>
+                  <pic:nvPicPr>
+                    <pic:cNvPr id="0" name="diagram_eulerian_hamiltonian.png"/>
+                    <pic:cNvPicPr/>
+                  </pic:nvPicPr>
+                  <pic:blipFill>
+                    <a:blip r:embed="rId18"/>
+                    <a:stretch>
+                      <a:fillRect/>
+                    </a:stretch>
+                  </pic:blipFill>
+                  <pic:spPr>
+                    <a:xfrm>
+                      <a:off x="0" y="0"/>
+                      <a:ext cx="5669280" cy="2443565"/>
+                    </a:xfrm>
+                    <a:prstGeom prst="rect"/>
+                  </pic:spPr>
+                </pic:pic>
+              </a:graphicData>
+            </a:graphic>
+          </wp:inline>
+        </w:drawing>
+      </w:r>
+    </w:p>
+    <w:p>
+      <w:pPr>
+        <w:spacing w:before="0" w:after="240"/>
+        <w:jc w:val="center"/>
+      </w:pPr>
+      <w:r>
+        <w:rPr>
+          <w:rFonts w:ascii="Calibri" w:hAnsi="Calibri"/>
+          <w:i/>
+          <w:color w:val="64748B"/>
+          <w:sz w:val="19"/>
+        </w:rPr>
+        <w:t>Figure: Eulerian Graph (All Even Degrees, Circuit Traverses Every Edge) vs Hamiltonian Graph (Cycle Visits Every Vertex)</w:t>
+      </w:r>
+    </w:p>
+    <w:p>
+      <w:pPr>
+        <w:keepNext/>
+        <w:spacing w:before="400" w:after="120"/>
+      </w:pPr>
+      <w:r>
+        <w:rPr>
+          <w:rFonts w:ascii="Calibri" w:hAnsi="Calibri"/>
+          <w:b/>
+          <w:color w:val="1E3A8A"/>
+          <w:sz w:val="34"/>
+        </w:rPr>
+        <w:t>Chapter 10: Comparative Theoretical Complexity Reference</w:t>
+      </w:r>
+    </w:p>
+    <w:p>
+      <w:pPr>
+        <w:spacing w:before="0" w:after="120" w:line="276" w:lineRule="auto"/>
+      </w:pPr>
+      <w:r>
+        <w:rPr>
+          <w:rFonts w:ascii="Calibri" w:hAnsi="Calibri"/>
+          <w:color w:val="1E293B"/>
+          <w:sz w:val="21"/>
+        </w:rPr>
+        <w:t>The following matrix summarizes the algorithmic paradigms, asymptotic time/space bounds, and theoretical constraints across all discrete mathematics solvers and traversal engines implemented in GraphLab:</w:t>
       </w:r>
     </w:p>
     <w:tbl>
@@ -3312,7 +7168,7 @@
       <w:tr>
         <w:tc>
           <w:tcPr>
-            <w:tcW w:type="dxa" w:w="1728"/>
+            <w:tcW w:type="dxa" w:w="1872"/>
             <w:shd w:fill="1E3A8A"/>
             <w:tcMar>
               <w:top w:w="100" w:type="dxa"/>
@@ -3332,7 +7188,7 @@
                 <w:color w:val="FFFFFF"/>
                 <w:sz w:val="20"/>
               </w:rPr>
-              <w:t>Algorithm</w:t>
+              <w:t>Solver / Algorithm</w:t>
             </w:r>
           </w:p>
         </w:tc>
@@ -3358,7 +7214,7 @@
                 <w:color w:val="FFFFFF"/>
                 <w:sz w:val="20"/>
               </w:rPr>
-              <w:t>Paradigm</w:t>
+              <w:t>Mathematical Paradigm</w:t>
             </w:r>
           </w:p>
         </w:tc>
@@ -3384,13 +7240,13 @@
                 <w:color w:val="FFFFFF"/>
                 <w:sz w:val="20"/>
               </w:rPr>
-              <w:t>Time</w:t>
+              <w:t>Time Complexity</w:t>
             </w:r>
           </w:p>
         </w:tc>
         <w:tc>
           <w:tcPr>
-            <w:tcW w:type="dxa" w:w="1152"/>
+            <w:tcW w:type="dxa" w:w="1008"/>
             <w:shd w:fill="1E3A8A"/>
             <w:tcMar>
               <w:top w:w="100" w:type="dxa"/>
@@ -3436,7 +7292,7 @@
                 <w:color w:val="FFFFFF"/>
                 <w:sz w:val="20"/>
               </w:rPr>
-              <w:t>Weights</w:t>
+              <w:t>Data Requirements</w:t>
             </w:r>
           </w:p>
         </w:tc>
@@ -3462,7 +7318,7 @@
                 <w:color w:val="FFFFFF"/>
                 <w:sz w:val="20"/>
               </w:rPr>
-              <w:t>Primary Goal</w:t>
+              <w:t>Primary Theoretical Goal</w:t>
             </w:r>
           </w:p>
         </w:tc>
@@ -3470,7 +7326,7 @@
       <w:tr>
         <w:tc>
           <w:tcPr>
-            <w:tcW w:type="dxa" w:w="1728"/>
+            <w:tcW w:type="dxa" w:w="1872"/>
             <w:shd w:fill="FFFFFF"/>
             <w:tcMar>
               <w:top w:w="80" w:type="dxa"/>
@@ -3489,7 +7345,7 @@
                 <w:color w:val="1E293B"/>
                 <w:sz w:val="19"/>
               </w:rPr>
-              <w:t>BFS</w:t>
+              <w:t>Havel-Hakimi Realization</w:t>
             </w:r>
           </w:p>
         </w:tc>
@@ -3514,7 +7370,615 @@
                 <w:color w:val="1E293B"/>
                 <w:sz w:val="19"/>
               </w:rPr>
-              <w:t>Queue Exploration</w:t>
+              <w:t>Greedy Degree Reduction</w:t>
+            </w:r>
+          </w:p>
+        </w:tc>
+        <w:tc>
+          <w:tcPr>
+            <w:tcW w:type="dxa" w:w="1584"/>
+            <w:shd w:fill="FFFFFF"/>
+            <w:tcMar>
+              <w:top w:w="80" w:type="dxa"/>
+              <w:bottom w:w="80" w:type="dxa"/>
+              <w:left w:w="120" w:type="dxa"/>
+              <w:right w:w="120" w:type="dxa"/>
+            </w:tcMar>
+          </w:tcPr>
+          <w:p>
+            <w:pPr>
+              <w:spacing w:before="0" w:after="0"/>
+            </w:pPr>
+            <w:r>
+              <w:rPr>
+                <w:rFonts w:ascii="Calibri" w:hAnsi="Calibri"/>
+                <w:color w:val="1E293B"/>
+                <w:sz w:val="19"/>
+              </w:rPr>
+              <w:t>O(n^2 log n)</w:t>
+            </w:r>
+          </w:p>
+        </w:tc>
+        <w:tc>
+          <w:tcPr>
+            <w:tcW w:type="dxa" w:w="1008"/>
+            <w:shd w:fill="FFFFFF"/>
+            <w:tcMar>
+              <w:top w:w="80" w:type="dxa"/>
+              <w:bottom w:w="80" w:type="dxa"/>
+              <w:left w:w="120" w:type="dxa"/>
+              <w:right w:w="120" w:type="dxa"/>
+            </w:tcMar>
+          </w:tcPr>
+          <w:p>
+            <w:pPr>
+              <w:spacing w:before="0" w:after="0"/>
+            </w:pPr>
+            <w:r>
+              <w:rPr>
+                <w:rFonts w:ascii="Calibri" w:hAnsi="Calibri"/>
+                <w:color w:val="1E293B"/>
+                <w:sz w:val="19"/>
+              </w:rPr>
+              <w:t>O(n)</w:t>
+            </w:r>
+          </w:p>
+        </w:tc>
+        <w:tc>
+          <w:tcPr>
+            <w:tcW w:type="dxa" w:w="1584"/>
+            <w:shd w:fill="FFFFFF"/>
+            <w:tcMar>
+              <w:top w:w="80" w:type="dxa"/>
+              <w:bottom w:w="80" w:type="dxa"/>
+              <w:left w:w="120" w:type="dxa"/>
+              <w:right w:w="120" w:type="dxa"/>
+            </w:tcMar>
+          </w:tcPr>
+          <w:p>
+            <w:pPr>
+              <w:spacing w:before="0" w:after="0"/>
+            </w:pPr>
+            <w:r>
+              <w:rPr>
+                <w:rFonts w:ascii="Calibri" w:hAnsi="Calibri"/>
+                <w:color w:val="1E293B"/>
+                <w:sz w:val="19"/>
+              </w:rPr>
+              <w:t>Integer Sequence</w:t>
+            </w:r>
+          </w:p>
+        </w:tc>
+        <w:tc>
+          <w:tcPr>
+            <w:tcW w:type="dxa" w:w="2304"/>
+            <w:shd w:fill="FFFFFF"/>
+            <w:tcMar>
+              <w:top w:w="80" w:type="dxa"/>
+              <w:bottom w:w="80" w:type="dxa"/>
+              <w:left w:w="120" w:type="dxa"/>
+              <w:right w:w="120" w:type="dxa"/>
+            </w:tcMar>
+          </w:tcPr>
+          <w:p>
+            <w:pPr>
+              <w:spacing w:before="0" w:after="0"/>
+            </w:pPr>
+            <w:r>
+              <w:rPr>
+                <w:rFonts w:ascii="Calibri" w:hAnsi="Calibri"/>
+                <w:color w:val="1E293B"/>
+                <w:sz w:val="19"/>
+              </w:rPr>
+              <w:t>Construct Graph Realization</w:t>
+            </w:r>
+          </w:p>
+        </w:tc>
+      </w:tr>
+      <w:tr>
+        <w:tc>
+          <w:tcPr>
+            <w:tcW w:type="dxa" w:w="1872"/>
+            <w:shd w:fill="F8FAFC"/>
+            <w:tcMar>
+              <w:top w:w="80" w:type="dxa"/>
+              <w:bottom w:w="80" w:type="dxa"/>
+              <w:left w:w="120" w:type="dxa"/>
+              <w:right w:w="120" w:type="dxa"/>
+            </w:tcMar>
+          </w:tcPr>
+          <w:p>
+            <w:pPr>
+              <w:spacing w:before="0" w:after="0"/>
+            </w:pPr>
+            <w:r>
+              <w:rPr>
+                <w:rFonts w:ascii="Calibri" w:hAnsi="Calibri"/>
+                <w:color w:val="1E293B"/>
+                <w:sz w:val="19"/>
+              </w:rPr>
+              <w:t>Subgraph Extractor</w:t>
+            </w:r>
+          </w:p>
+        </w:tc>
+        <w:tc>
+          <w:tcPr>
+            <w:tcW w:type="dxa" w:w="1728"/>
+            <w:shd w:fill="F8FAFC"/>
+            <w:tcMar>
+              <w:top w:w="80" w:type="dxa"/>
+              <w:bottom w:w="80" w:type="dxa"/>
+              <w:left w:w="120" w:type="dxa"/>
+              <w:right w:w="120" w:type="dxa"/>
+            </w:tcMar>
+          </w:tcPr>
+          <w:p>
+            <w:pPr>
+              <w:spacing w:before="0" w:after="0"/>
+            </w:pPr>
+            <w:r>
+              <w:rPr>
+                <w:rFonts w:ascii="Calibri" w:hAnsi="Calibri"/>
+                <w:color w:val="1E293B"/>
+                <w:sz w:val="19"/>
+              </w:rPr>
+              <w:t>Induced Set Filtering</w:t>
+            </w:r>
+          </w:p>
+        </w:tc>
+        <w:tc>
+          <w:tcPr>
+            <w:tcW w:type="dxa" w:w="1584"/>
+            <w:shd w:fill="F8FAFC"/>
+            <w:tcMar>
+              <w:top w:w="80" w:type="dxa"/>
+              <w:bottom w:w="80" w:type="dxa"/>
+              <w:left w:w="120" w:type="dxa"/>
+              <w:right w:w="120" w:type="dxa"/>
+            </w:tcMar>
+          </w:tcPr>
+          <w:p>
+            <w:pPr>
+              <w:spacing w:before="0" w:after="0"/>
+            </w:pPr>
+            <w:r>
+              <w:rPr>
+                <w:rFonts w:ascii="Calibri" w:hAnsi="Calibri"/>
+                <w:color w:val="1E293B"/>
+                <w:sz w:val="19"/>
+              </w:rPr>
+              <w:t>O(V + E)</w:t>
+            </w:r>
+          </w:p>
+        </w:tc>
+        <w:tc>
+          <w:tcPr>
+            <w:tcW w:type="dxa" w:w="1008"/>
+            <w:shd w:fill="F8FAFC"/>
+            <w:tcMar>
+              <w:top w:w="80" w:type="dxa"/>
+              <w:bottom w:w="80" w:type="dxa"/>
+              <w:left w:w="120" w:type="dxa"/>
+              <w:right w:w="120" w:type="dxa"/>
+            </w:tcMar>
+          </w:tcPr>
+          <w:p>
+            <w:pPr>
+              <w:spacing w:before="0" w:after="0"/>
+            </w:pPr>
+            <w:r>
+              <w:rPr>
+                <w:rFonts w:ascii="Calibri" w:hAnsi="Calibri"/>
+                <w:color w:val="1E293B"/>
+                <w:sz w:val="19"/>
+              </w:rPr>
+              <w:t>O(V + E)</w:t>
+            </w:r>
+          </w:p>
+        </w:tc>
+        <w:tc>
+          <w:tcPr>
+            <w:tcW w:type="dxa" w:w="1584"/>
+            <w:shd w:fill="F8FAFC"/>
+            <w:tcMar>
+              <w:top w:w="80" w:type="dxa"/>
+              <w:bottom w:w="80" w:type="dxa"/>
+              <w:left w:w="120" w:type="dxa"/>
+              <w:right w:w="120" w:type="dxa"/>
+            </w:tcMar>
+          </w:tcPr>
+          <w:p>
+            <w:pPr>
+              <w:spacing w:before="0" w:after="0"/>
+            </w:pPr>
+            <w:r>
+              <w:rPr>
+                <w:rFonts w:ascii="Calibri" w:hAnsi="Calibri"/>
+                <w:color w:val="1E293B"/>
+                <w:sz w:val="19"/>
+              </w:rPr>
+              <w:t>Vertex Subset S</w:t>
+            </w:r>
+          </w:p>
+        </w:tc>
+        <w:tc>
+          <w:tcPr>
+            <w:tcW w:type="dxa" w:w="2304"/>
+            <w:shd w:fill="F8FAFC"/>
+            <w:tcMar>
+              <w:top w:w="80" w:type="dxa"/>
+              <w:bottom w:w="80" w:type="dxa"/>
+              <w:left w:w="120" w:type="dxa"/>
+              <w:right w:w="120" w:type="dxa"/>
+            </w:tcMar>
+          </w:tcPr>
+          <w:p>
+            <w:pPr>
+              <w:spacing w:before="0" w:after="0"/>
+            </w:pPr>
+            <w:r>
+              <w:rPr>
+                <w:rFonts w:ascii="Calibri" w:hAnsi="Calibri"/>
+                <w:color w:val="1E293B"/>
+                <w:sz w:val="19"/>
+              </w:rPr>
+              <w:t>Extract G[S] &amp; Cut Edges</w:t>
+            </w:r>
+          </w:p>
+        </w:tc>
+      </w:tr>
+      <w:tr>
+        <w:tc>
+          <w:tcPr>
+            <w:tcW w:type="dxa" w:w="1872"/>
+            <w:shd w:fill="FFFFFF"/>
+            <w:tcMar>
+              <w:top w:w="80" w:type="dxa"/>
+              <w:bottom w:w="80" w:type="dxa"/>
+              <w:left w:w="120" w:type="dxa"/>
+              <w:right w:w="120" w:type="dxa"/>
+            </w:tcMar>
+          </w:tcPr>
+          <w:p>
+            <w:pPr>
+              <w:spacing w:before="0" w:after="0"/>
+            </w:pPr>
+            <w:r>
+              <w:rPr>
+                <w:rFonts w:ascii="Calibri" w:hAnsi="Calibri"/>
+                <w:color w:val="1E293B"/>
+                <w:sz w:val="19"/>
+              </w:rPr>
+              <w:t>Component Isomorphism</w:t>
+            </w:r>
+          </w:p>
+        </w:tc>
+        <w:tc>
+          <w:tcPr>
+            <w:tcW w:type="dxa" w:w="1728"/>
+            <w:shd w:fill="FFFFFF"/>
+            <w:tcMar>
+              <w:top w:w="80" w:type="dxa"/>
+              <w:bottom w:w="80" w:type="dxa"/>
+              <w:left w:w="120" w:type="dxa"/>
+              <w:right w:w="120" w:type="dxa"/>
+            </w:tcMar>
+          </w:tcPr>
+          <w:p>
+            <w:pPr>
+              <w:spacing w:before="0" w:after="0"/>
+            </w:pPr>
+            <w:r>
+              <w:rPr>
+                <w:rFonts w:ascii="Calibri" w:hAnsi="Calibri"/>
+                <w:color w:val="1E293B"/>
+                <w:sz w:val="19"/>
+              </w:rPr>
+              <w:t>Constraint Satisfaction</w:t>
+            </w:r>
+          </w:p>
+        </w:tc>
+        <w:tc>
+          <w:tcPr>
+            <w:tcW w:type="dxa" w:w="1584"/>
+            <w:shd w:fill="FFFFFF"/>
+            <w:tcMar>
+              <w:top w:w="80" w:type="dxa"/>
+              <w:bottom w:w="80" w:type="dxa"/>
+              <w:left w:w="120" w:type="dxa"/>
+              <w:right w:w="120" w:type="dxa"/>
+            </w:tcMar>
+          </w:tcPr>
+          <w:p>
+            <w:pPr>
+              <w:spacing w:before="0" w:after="0"/>
+            </w:pPr>
+            <w:r>
+              <w:rPr>
+                <w:rFonts w:ascii="Calibri" w:hAnsi="Calibri"/>
+                <w:color w:val="1E293B"/>
+                <w:sz w:val="19"/>
+              </w:rPr>
+              <w:t>O(V!) worst-case</w:t>
+            </w:r>
+          </w:p>
+        </w:tc>
+        <w:tc>
+          <w:tcPr>
+            <w:tcW w:type="dxa" w:w="1008"/>
+            <w:shd w:fill="FFFFFF"/>
+            <w:tcMar>
+              <w:top w:w="80" w:type="dxa"/>
+              <w:bottom w:w="80" w:type="dxa"/>
+              <w:left w:w="120" w:type="dxa"/>
+              <w:right w:w="120" w:type="dxa"/>
+            </w:tcMar>
+          </w:tcPr>
+          <w:p>
+            <w:pPr>
+              <w:spacing w:before="0" w:after="0"/>
+            </w:pPr>
+            <w:r>
+              <w:rPr>
+                <w:rFonts w:ascii="Calibri" w:hAnsi="Calibri"/>
+                <w:color w:val="1E293B"/>
+                <w:sz w:val="19"/>
+              </w:rPr>
+              <w:t>O(V + E)</w:t>
+            </w:r>
+          </w:p>
+        </w:tc>
+        <w:tc>
+          <w:tcPr>
+            <w:tcW w:type="dxa" w:w="1584"/>
+            <w:shd w:fill="FFFFFF"/>
+            <w:tcMar>
+              <w:top w:w="80" w:type="dxa"/>
+              <w:bottom w:w="80" w:type="dxa"/>
+              <w:left w:w="120" w:type="dxa"/>
+              <w:right w:w="120" w:type="dxa"/>
+            </w:tcMar>
+          </w:tcPr>
+          <w:p>
+            <w:pPr>
+              <w:spacing w:before="0" w:after="0"/>
+            </w:pPr>
+            <w:r>
+              <w:rPr>
+                <w:rFonts w:ascii="Calibri" w:hAnsi="Calibri"/>
+                <w:color w:val="1E293B"/>
+                <w:sz w:val="19"/>
+              </w:rPr>
+              <w:t>Two Graph Components</w:t>
+            </w:r>
+          </w:p>
+        </w:tc>
+        <w:tc>
+          <w:tcPr>
+            <w:tcW w:type="dxa" w:w="2304"/>
+            <w:shd w:fill="FFFFFF"/>
+            <w:tcMar>
+              <w:top w:w="80" w:type="dxa"/>
+              <w:bottom w:w="80" w:type="dxa"/>
+              <w:left w:w="120" w:type="dxa"/>
+              <w:right w:w="120" w:type="dxa"/>
+            </w:tcMar>
+          </w:tcPr>
+          <w:p>
+            <w:pPr>
+              <w:spacing w:before="0" w:after="0"/>
+            </w:pPr>
+            <w:r>
+              <w:rPr>
+                <w:rFonts w:ascii="Calibri" w:hAnsi="Calibri"/>
+                <w:color w:val="1E293B"/>
+                <w:sz w:val="19"/>
+              </w:rPr>
+              <w:t>Prove Vertex Bijection f: u-&gt;v</w:t>
+            </w:r>
+          </w:p>
+        </w:tc>
+      </w:tr>
+      <w:tr>
+        <w:tc>
+          <w:tcPr>
+            <w:tcW w:type="dxa" w:w="1872"/>
+            <w:shd w:fill="F8FAFC"/>
+            <w:tcMar>
+              <w:top w:w="80" w:type="dxa"/>
+              <w:bottom w:w="80" w:type="dxa"/>
+              <w:left w:w="120" w:type="dxa"/>
+              <w:right w:w="120" w:type="dxa"/>
+            </w:tcMar>
+          </w:tcPr>
+          <w:p>
+            <w:pPr>
+              <w:spacing w:before="0" w:after="0"/>
+            </w:pPr>
+            <w:r>
+              <w:rPr>
+                <w:rFonts w:ascii="Calibri" w:hAnsi="Calibri"/>
+                <w:color w:val="1E293B"/>
+                <w:sz w:val="19"/>
+              </w:rPr>
+              <w:t>Complement Graph</w:t>
+            </w:r>
+          </w:p>
+        </w:tc>
+        <w:tc>
+          <w:tcPr>
+            <w:tcW w:type="dxa" w:w="1728"/>
+            <w:shd w:fill="F8FAFC"/>
+            <w:tcMar>
+              <w:top w:w="80" w:type="dxa"/>
+              <w:bottom w:w="80" w:type="dxa"/>
+              <w:left w:w="120" w:type="dxa"/>
+              <w:right w:w="120" w:type="dxa"/>
+            </w:tcMar>
+          </w:tcPr>
+          <w:p>
+            <w:pPr>
+              <w:spacing w:before="0" w:after="0"/>
+            </w:pPr>
+            <w:r>
+              <w:rPr>
+                <w:rFonts w:ascii="Calibri" w:hAnsi="Calibri"/>
+                <w:color w:val="1E293B"/>
+                <w:sz w:val="19"/>
+              </w:rPr>
+              <w:t>Adjacency Inversion</w:t>
+            </w:r>
+          </w:p>
+        </w:tc>
+        <w:tc>
+          <w:tcPr>
+            <w:tcW w:type="dxa" w:w="1584"/>
+            <w:shd w:fill="F8FAFC"/>
+            <w:tcMar>
+              <w:top w:w="80" w:type="dxa"/>
+              <w:bottom w:w="80" w:type="dxa"/>
+              <w:left w:w="120" w:type="dxa"/>
+              <w:right w:w="120" w:type="dxa"/>
+            </w:tcMar>
+          </w:tcPr>
+          <w:p>
+            <w:pPr>
+              <w:spacing w:before="0" w:after="0"/>
+            </w:pPr>
+            <w:r>
+              <w:rPr>
+                <w:rFonts w:ascii="Calibri" w:hAnsi="Calibri"/>
+                <w:color w:val="1E293B"/>
+                <w:sz w:val="19"/>
+              </w:rPr>
+              <w:t>O(V^2)</w:t>
+            </w:r>
+          </w:p>
+        </w:tc>
+        <w:tc>
+          <w:tcPr>
+            <w:tcW w:type="dxa" w:w="1008"/>
+            <w:shd w:fill="F8FAFC"/>
+            <w:tcMar>
+              <w:top w:w="80" w:type="dxa"/>
+              <w:bottom w:w="80" w:type="dxa"/>
+              <w:left w:w="120" w:type="dxa"/>
+              <w:right w:w="120" w:type="dxa"/>
+            </w:tcMar>
+          </w:tcPr>
+          <w:p>
+            <w:pPr>
+              <w:spacing w:before="0" w:after="0"/>
+            </w:pPr>
+            <w:r>
+              <w:rPr>
+                <w:rFonts w:ascii="Calibri" w:hAnsi="Calibri"/>
+                <w:color w:val="1E293B"/>
+                <w:sz w:val="19"/>
+              </w:rPr>
+              <w:t>O(V^2)</w:t>
+            </w:r>
+          </w:p>
+        </w:tc>
+        <w:tc>
+          <w:tcPr>
+            <w:tcW w:type="dxa" w:w="1584"/>
+            <w:shd w:fill="F8FAFC"/>
+            <w:tcMar>
+              <w:top w:w="80" w:type="dxa"/>
+              <w:bottom w:w="80" w:type="dxa"/>
+              <w:left w:w="120" w:type="dxa"/>
+              <w:right w:w="120" w:type="dxa"/>
+            </w:tcMar>
+          </w:tcPr>
+          <w:p>
+            <w:pPr>
+              <w:spacing w:before="0" w:after="0"/>
+            </w:pPr>
+            <w:r>
+              <w:rPr>
+                <w:rFonts w:ascii="Calibri" w:hAnsi="Calibri"/>
+                <w:color w:val="1E293B"/>
+                <w:sz w:val="19"/>
+              </w:rPr>
+              <w:t>Simple Graph</w:t>
+            </w:r>
+          </w:p>
+        </w:tc>
+        <w:tc>
+          <w:tcPr>
+            <w:tcW w:type="dxa" w:w="2304"/>
+            <w:shd w:fill="F8FAFC"/>
+            <w:tcMar>
+              <w:top w:w="80" w:type="dxa"/>
+              <w:bottom w:w="80" w:type="dxa"/>
+              <w:left w:w="120" w:type="dxa"/>
+              <w:right w:w="120" w:type="dxa"/>
+            </w:tcMar>
+          </w:tcPr>
+          <w:p>
+            <w:pPr>
+              <w:spacing w:before="0" w:after="0"/>
+            </w:pPr>
+            <w:r>
+              <w:rPr>
+                <w:rFonts w:ascii="Calibri" w:hAnsi="Calibri"/>
+                <w:color w:val="1E293B"/>
+                <w:sz w:val="19"/>
+              </w:rPr>
+              <w:t>Synthesize G_bar &amp; Invariants</w:t>
+            </w:r>
+          </w:p>
+        </w:tc>
+      </w:tr>
+      <w:tr>
+        <w:tc>
+          <w:tcPr>
+            <w:tcW w:type="dxa" w:w="1872"/>
+            <w:shd w:fill="FFFFFF"/>
+            <w:tcMar>
+              <w:top w:w="80" w:type="dxa"/>
+              <w:bottom w:w="80" w:type="dxa"/>
+              <w:left w:w="120" w:type="dxa"/>
+              <w:right w:w="120" w:type="dxa"/>
+            </w:tcMar>
+          </w:tcPr>
+          <w:p>
+            <w:pPr>
+              <w:spacing w:before="0" w:after="0"/>
+            </w:pPr>
+            <w:r>
+              <w:rPr>
+                <w:rFonts w:ascii="Calibri" w:hAnsi="Calibri"/>
+                <w:color w:val="1E293B"/>
+                <w:sz w:val="19"/>
+              </w:rPr>
+              <w:t>Bipartite 2-Coloring</w:t>
+            </w:r>
+          </w:p>
+        </w:tc>
+        <w:tc>
+          <w:tcPr>
+            <w:tcW w:type="dxa" w:w="1728"/>
+            <w:shd w:fill="FFFFFF"/>
+            <w:tcMar>
+              <w:top w:w="80" w:type="dxa"/>
+              <w:bottom w:w="80" w:type="dxa"/>
+              <w:left w:w="120" w:type="dxa"/>
+              <w:right w:w="120" w:type="dxa"/>
+            </w:tcMar>
+          </w:tcPr>
+          <w:p>
+            <w:pPr>
+              <w:spacing w:before="0" w:after="0"/>
+            </w:pPr>
+            <w:r>
+              <w:rPr>
+                <w:rFonts w:ascii="Calibri" w:hAnsi="Calibri"/>
+                <w:color w:val="1E293B"/>
+                <w:sz w:val="19"/>
+              </w:rPr>
+              <w:t>Alternating BFS Search</w:t>
             </w:r>
           </w:p>
         </w:tc>
@@ -3545,7 +8009,7 @@
         </w:tc>
         <w:tc>
           <w:tcPr>
-            <w:tcW w:type="dxa" w:w="1152"/>
+            <w:tcW w:type="dxa" w:w="1008"/>
             <w:shd w:fill="FFFFFF"/>
             <w:tcMar>
               <w:top w:w="80" w:type="dxa"/>
@@ -3589,7 +8053,7 @@
                 <w:color w:val="1E293B"/>
                 <w:sz w:val="19"/>
               </w:rPr>
-              <w:t>Unweighted</w:t>
+              <w:t>Undirected Graph</w:t>
             </w:r>
           </w:p>
         </w:tc>
@@ -3614,7 +8078,7 @@
                 <w:color w:val="1E293B"/>
                 <w:sz w:val="19"/>
               </w:rPr>
-              <w:t>Shortest Hops / Connectivity</w:t>
+              <w:t>2-Coloring or Odd-Cycle Proof</w:t>
             </w:r>
           </w:p>
         </w:tc>
@@ -3622,7 +8086,7 @@
       <w:tr>
         <w:tc>
           <w:tcPr>
-            <w:tcW w:type="dxa" w:w="1728"/>
+            <w:tcW w:type="dxa" w:w="1872"/>
             <w:shd w:fill="F8FAFC"/>
             <w:tcMar>
               <w:top w:w="80" w:type="dxa"/>
@@ -3641,7 +8105,7 @@
                 <w:color w:val="1E293B"/>
                 <w:sz w:val="19"/>
               </w:rPr>
-              <w:t>DFS</w:t>
+              <w:t>BFS Traversal</w:t>
             </w:r>
           </w:p>
         </w:tc>
@@ -3666,7 +8130,7 @@
                 <w:color w:val="1E293B"/>
                 <w:sz w:val="19"/>
               </w:rPr>
-              <w:t>Recursive / Stack</w:t>
+              <w:t>FIFO Queue Frontier</w:t>
             </w:r>
           </w:p>
         </w:tc>
@@ -3697,7 +8161,7 @@
         </w:tc>
         <w:tc>
           <w:tcPr>
-            <w:tcW w:type="dxa" w:w="1152"/>
+            <w:tcW w:type="dxa" w:w="1008"/>
             <w:shd w:fill="F8FAFC"/>
             <w:tcMar>
               <w:top w:w="80" w:type="dxa"/>
@@ -3741,7 +8205,7 @@
                 <w:color w:val="1E293B"/>
                 <w:sz w:val="19"/>
               </w:rPr>
-              <w:t>Unweighted</w:t>
+              <w:t>Unweighted Graph</w:t>
             </w:r>
           </w:p>
         </w:tc>
@@ -3766,7 +8230,7 @@
                 <w:color w:val="1E293B"/>
                 <w:sz w:val="19"/>
               </w:rPr>
-              <w:t>Cycle Detection / Topological</w:t>
+              <w:t>Minimal Hop Shortest Path Tree</w:t>
             </w:r>
           </w:p>
         </w:tc>
@@ -3774,7 +8238,7 @@
       <w:tr>
         <w:tc>
           <w:tcPr>
-            <w:tcW w:type="dxa" w:w="1728"/>
+            <w:tcW w:type="dxa" w:w="1872"/>
             <w:shd w:fill="FFFFFF"/>
             <w:tcMar>
               <w:top w:w="80" w:type="dxa"/>
@@ -3793,7 +8257,7 @@
                 <w:color w:val="1E293B"/>
                 <w:sz w:val="19"/>
               </w:rPr>
-              <w:t>Dijkstra</w:t>
+              <w:t>DFS &amp; Tri-Color Cycle</w:t>
             </w:r>
           </w:p>
         </w:tc>
@@ -3818,7 +8282,7 @@
                 <w:color w:val="1E293B"/>
                 <w:sz w:val="19"/>
               </w:rPr>
-              <w:t>Greedy / Min-Heap</w:t>
+              <w:t>LIFO Call Stack</w:t>
             </w:r>
           </w:p>
         </w:tc>
@@ -3843,13 +8307,13 @@
                 <w:color w:val="1E293B"/>
                 <w:sz w:val="19"/>
               </w:rPr>
-              <w:t>O((V+E) log V)</w:t>
+              <w:t>O(V + E)</w:t>
             </w:r>
           </w:p>
         </w:tc>
         <w:tc>
           <w:tcPr>
-            <w:tcW w:type="dxa" w:w="1152"/>
+            <w:tcW w:type="dxa" w:w="1008"/>
             <w:shd w:fill="FFFFFF"/>
             <w:tcMar>
               <w:top w:w="80" w:type="dxa"/>
@@ -3893,7 +8357,7 @@
                 <w:color w:val="1E293B"/>
                 <w:sz w:val="19"/>
               </w:rPr>
-              <w:t>Non-negative (&gt;=0)</w:t>
+              <w:t>Directed / Undirected</w:t>
             </w:r>
           </w:p>
         </w:tc>
@@ -3918,7 +8382,7 @@
                 <w:color w:val="1E293B"/>
                 <w:sz w:val="19"/>
               </w:rPr>
-              <w:t>Single-Source Shortest Path</w:t>
+              <w:t>Cycle Detection via Gray Edges</w:t>
             </w:r>
           </w:p>
         </w:tc>
@@ -3926,7 +8390,7 @@
       <w:tr>
         <w:tc>
           <w:tcPr>
-            <w:tcW w:type="dxa" w:w="1728"/>
+            <w:tcW w:type="dxa" w:w="1872"/>
             <w:shd w:fill="F8FAFC"/>
             <w:tcMar>
               <w:top w:w="80" w:type="dxa"/>
@@ -3945,7 +8409,7 @@
                 <w:color w:val="1E293B"/>
                 <w:sz w:val="19"/>
               </w:rPr>
-              <w:t>Bellman-Ford</w:t>
+              <w:t>Connected Components</w:t>
             </w:r>
           </w:p>
         </w:tc>
@@ -3970,7 +8434,7 @@
                 <w:color w:val="1E293B"/>
                 <w:sz w:val="19"/>
               </w:rPr>
-              <w:t>Dynamic Programming</w:t>
+              <w:t>Disjoint Set / BFS</w:t>
             </w:r>
           </w:p>
         </w:tc>
@@ -3995,13 +8459,13 @@
                 <w:color w:val="1E293B"/>
                 <w:sz w:val="19"/>
               </w:rPr>
-              <w:t>O(V * E)</w:t>
+              <w:t>O(V + E)</w:t>
             </w:r>
           </w:p>
         </w:tc>
         <w:tc>
           <w:tcPr>
-            <w:tcW w:type="dxa" w:w="1152"/>
+            <w:tcW w:type="dxa" w:w="1008"/>
             <w:shd w:fill="F8FAFC"/>
             <w:tcMar>
               <w:top w:w="80" w:type="dxa"/>
@@ -4045,7 +8509,7 @@
                 <w:color w:val="1E293B"/>
                 <w:sz w:val="19"/>
               </w:rPr>
-              <w:t>General (+/-)</w:t>
+              <w:t>General Graph</w:t>
             </w:r>
           </w:p>
         </w:tc>
@@ -4070,7 +8534,7 @@
                 <w:color w:val="1E293B"/>
                 <w:sz w:val="19"/>
               </w:rPr>
-              <w:t>Negative Cycle Detection</w:t>
+              <w:t>Partition V into Components</w:t>
             </w:r>
           </w:p>
         </w:tc>
@@ -4078,7 +8542,7 @@
       <w:tr>
         <w:tc>
           <w:tcPr>
-            <w:tcW w:type="dxa" w:w="1728"/>
+            <w:tcW w:type="dxa" w:w="1872"/>
             <w:shd w:fill="FFFFFF"/>
             <w:tcMar>
               <w:top w:w="80" w:type="dxa"/>
@@ -4097,7 +8561,7 @@
                 <w:color w:val="1E293B"/>
                 <w:sz w:val="19"/>
               </w:rPr>
-              <w:t>Prim's MST</w:t>
+              <w:t>Eulerian Circuit</w:t>
             </w:r>
           </w:p>
         </w:tc>
@@ -4122,7 +8586,7 @@
                 <w:color w:val="1E293B"/>
                 <w:sz w:val="19"/>
               </w:rPr>
-              <w:t>Greedy Cut Property</w:t>
+              <w:t>Degree Parity / Hierholzer</w:t>
             </w:r>
           </w:p>
         </w:tc>
@@ -4147,317 +8611,13 @@
                 <w:color w:val="1E293B"/>
                 <w:sz w:val="19"/>
               </w:rPr>
-              <w:t>O(E log V)</w:t>
+              <w:t>O(V + E)</w:t>
             </w:r>
           </w:p>
         </w:tc>
         <w:tc>
           <w:tcPr>
-            <w:tcW w:type="dxa" w:w="1152"/>
-            <w:shd w:fill="FFFFFF"/>
-            <w:tcMar>
-              <w:top w:w="80" w:type="dxa"/>
-              <w:bottom w:w="80" w:type="dxa"/>
-              <w:left w:w="120" w:type="dxa"/>
-              <w:right w:w="120" w:type="dxa"/>
-            </w:tcMar>
-          </w:tcPr>
-          <w:p>
-            <w:pPr>
-              <w:spacing w:before="0" w:after="0"/>
-            </w:pPr>
-            <w:r>
-              <w:rPr>
-                <w:rFonts w:ascii="Calibri" w:hAnsi="Calibri"/>
-                <w:color w:val="1E293B"/>
-                <w:sz w:val="19"/>
-              </w:rPr>
-              <w:t>O(V)</w:t>
-            </w:r>
-          </w:p>
-        </w:tc>
-        <w:tc>
-          <w:tcPr>
-            <w:tcW w:type="dxa" w:w="1584"/>
-            <w:shd w:fill="FFFFFF"/>
-            <w:tcMar>
-              <w:top w:w="80" w:type="dxa"/>
-              <w:bottom w:w="80" w:type="dxa"/>
-              <w:left w:w="120" w:type="dxa"/>
-              <w:right w:w="120" w:type="dxa"/>
-            </w:tcMar>
-          </w:tcPr>
-          <w:p>
-            <w:pPr>
-              <w:spacing w:before="0" w:after="0"/>
-            </w:pPr>
-            <w:r>
-              <w:rPr>
-                <w:rFonts w:ascii="Calibri" w:hAnsi="Calibri"/>
-                <w:color w:val="1E293B"/>
-                <w:sz w:val="19"/>
-              </w:rPr>
-              <w:t>General (Undirected)</w:t>
-            </w:r>
-          </w:p>
-        </w:tc>
-        <w:tc>
-          <w:tcPr>
-            <w:tcW w:type="dxa" w:w="2304"/>
-            <w:shd w:fill="FFFFFF"/>
-            <w:tcMar>
-              <w:top w:w="80" w:type="dxa"/>
-              <w:bottom w:w="80" w:type="dxa"/>
-              <w:left w:w="120" w:type="dxa"/>
-              <w:right w:w="120" w:type="dxa"/>
-            </w:tcMar>
-          </w:tcPr>
-          <w:p>
-            <w:pPr>
-              <w:spacing w:before="0" w:after="0"/>
-            </w:pPr>
-            <w:r>
-              <w:rPr>
-                <w:rFonts w:ascii="Calibri" w:hAnsi="Calibri"/>
-                <w:color w:val="1E293B"/>
-                <w:sz w:val="19"/>
-              </w:rPr>
-              <w:t>Minimum Total Edge Cost</w:t>
-            </w:r>
-          </w:p>
-        </w:tc>
-      </w:tr>
-      <w:tr>
-        <w:tc>
-          <w:tcPr>
-            <w:tcW w:type="dxa" w:w="1728"/>
-            <w:shd w:fill="F8FAFC"/>
-            <w:tcMar>
-              <w:top w:w="80" w:type="dxa"/>
-              <w:bottom w:w="80" w:type="dxa"/>
-              <w:left w:w="120" w:type="dxa"/>
-              <w:right w:w="120" w:type="dxa"/>
-            </w:tcMar>
-          </w:tcPr>
-          <w:p>
-            <w:pPr>
-              <w:spacing w:before="0" w:after="0"/>
-            </w:pPr>
-            <w:r>
-              <w:rPr>
-                <w:rFonts w:ascii="Calibri" w:hAnsi="Calibri"/>
-                <w:color w:val="1E293B"/>
-                <w:sz w:val="19"/>
-              </w:rPr>
-              <w:t>Havel-Hakimi</w:t>
-            </w:r>
-          </w:p>
-        </w:tc>
-        <w:tc>
-          <w:tcPr>
-            <w:tcW w:type="dxa" w:w="1728"/>
-            <w:shd w:fill="F8FAFC"/>
-            <w:tcMar>
-              <w:top w:w="80" w:type="dxa"/>
-              <w:bottom w:w="80" w:type="dxa"/>
-              <w:left w:w="120" w:type="dxa"/>
-              <w:right w:w="120" w:type="dxa"/>
-            </w:tcMar>
-          </w:tcPr>
-          <w:p>
-            <w:pPr>
-              <w:spacing w:before="0" w:after="0"/>
-            </w:pPr>
-            <w:r>
-              <w:rPr>
-                <w:rFonts w:ascii="Calibri" w:hAnsi="Calibri"/>
-                <w:color w:val="1E293B"/>
-                <w:sz w:val="19"/>
-              </w:rPr>
-              <w:t>Degree Reduction</w:t>
-            </w:r>
-          </w:p>
-        </w:tc>
-        <w:tc>
-          <w:tcPr>
-            <w:tcW w:type="dxa" w:w="1584"/>
-            <w:shd w:fill="F8FAFC"/>
-            <w:tcMar>
-              <w:top w:w="80" w:type="dxa"/>
-              <w:bottom w:w="80" w:type="dxa"/>
-              <w:left w:w="120" w:type="dxa"/>
-              <w:right w:w="120" w:type="dxa"/>
-            </w:tcMar>
-          </w:tcPr>
-          <w:p>
-            <w:pPr>
-              <w:spacing w:before="0" w:after="0"/>
-            </w:pPr>
-            <w:r>
-              <w:rPr>
-                <w:rFonts w:ascii="Calibri" w:hAnsi="Calibri"/>
-                <w:color w:val="1E293B"/>
-                <w:sz w:val="19"/>
-              </w:rPr>
-              <w:t>O(n^2 log n)</w:t>
-            </w:r>
-          </w:p>
-        </w:tc>
-        <w:tc>
-          <w:tcPr>
-            <w:tcW w:type="dxa" w:w="1152"/>
-            <w:shd w:fill="F8FAFC"/>
-            <w:tcMar>
-              <w:top w:w="80" w:type="dxa"/>
-              <w:bottom w:w="80" w:type="dxa"/>
-              <w:left w:w="120" w:type="dxa"/>
-              <w:right w:w="120" w:type="dxa"/>
-            </w:tcMar>
-          </w:tcPr>
-          <w:p>
-            <w:pPr>
-              <w:spacing w:before="0" w:after="0"/>
-            </w:pPr>
-            <w:r>
-              <w:rPr>
-                <w:rFonts w:ascii="Calibri" w:hAnsi="Calibri"/>
-                <w:color w:val="1E293B"/>
-                <w:sz w:val="19"/>
-              </w:rPr>
-              <w:t>O(n)</w:t>
-            </w:r>
-          </w:p>
-        </w:tc>
-        <w:tc>
-          <w:tcPr>
-            <w:tcW w:type="dxa" w:w="1584"/>
-            <w:shd w:fill="F8FAFC"/>
-            <w:tcMar>
-              <w:top w:w="80" w:type="dxa"/>
-              <w:bottom w:w="80" w:type="dxa"/>
-              <w:left w:w="120" w:type="dxa"/>
-              <w:right w:w="120" w:type="dxa"/>
-            </w:tcMar>
-          </w:tcPr>
-          <w:p>
-            <w:pPr>
-              <w:spacing w:before="0" w:after="0"/>
-            </w:pPr>
-            <w:r>
-              <w:rPr>
-                <w:rFonts w:ascii="Calibri" w:hAnsi="Calibri"/>
-                <w:color w:val="1E293B"/>
-                <w:sz w:val="19"/>
-              </w:rPr>
-              <w:t>Integers</w:t>
-            </w:r>
-          </w:p>
-        </w:tc>
-        <w:tc>
-          <w:tcPr>
-            <w:tcW w:type="dxa" w:w="2304"/>
-            <w:shd w:fill="F8FAFC"/>
-            <w:tcMar>
-              <w:top w:w="80" w:type="dxa"/>
-              <w:bottom w:w="80" w:type="dxa"/>
-              <w:left w:w="120" w:type="dxa"/>
-              <w:right w:w="120" w:type="dxa"/>
-            </w:tcMar>
-          </w:tcPr>
-          <w:p>
-            <w:pPr>
-              <w:spacing w:before="0" w:after="0"/>
-            </w:pPr>
-            <w:r>
-              <w:rPr>
-                <w:rFonts w:ascii="Calibri" w:hAnsi="Calibri"/>
-                <w:color w:val="1E293B"/>
-                <w:sz w:val="19"/>
-              </w:rPr>
-              <w:t>Graphical Realizability</w:t>
-            </w:r>
-          </w:p>
-        </w:tc>
-      </w:tr>
-      <w:tr>
-        <w:tc>
-          <w:tcPr>
-            <w:tcW w:type="dxa" w:w="1728"/>
-            <w:shd w:fill="FFFFFF"/>
-            <w:tcMar>
-              <w:top w:w="80" w:type="dxa"/>
-              <w:bottom w:w="80" w:type="dxa"/>
-              <w:left w:w="120" w:type="dxa"/>
-              <w:right w:w="120" w:type="dxa"/>
-            </w:tcMar>
-          </w:tcPr>
-          <w:p>
-            <w:pPr>
-              <w:spacing w:before="0" w:after="0"/>
-            </w:pPr>
-            <w:r>
-              <w:rPr>
-                <w:rFonts w:ascii="Calibri" w:hAnsi="Calibri"/>
-                <w:color w:val="1E293B"/>
-                <w:sz w:val="19"/>
-              </w:rPr>
-              <w:t>Isomorphism</w:t>
-            </w:r>
-          </w:p>
-        </w:tc>
-        <w:tc>
-          <w:tcPr>
-            <w:tcW w:type="dxa" w:w="1728"/>
-            <w:shd w:fill="FFFFFF"/>
-            <w:tcMar>
-              <w:top w:w="80" w:type="dxa"/>
-              <w:bottom w:w="80" w:type="dxa"/>
-              <w:left w:w="120" w:type="dxa"/>
-              <w:right w:w="120" w:type="dxa"/>
-            </w:tcMar>
-          </w:tcPr>
-          <w:p>
-            <w:pPr>
-              <w:spacing w:before="0" w:after="0"/>
-            </w:pPr>
-            <w:r>
-              <w:rPr>
-                <w:rFonts w:ascii="Calibri" w:hAnsi="Calibri"/>
-                <w:color w:val="1E293B"/>
-                <w:sz w:val="19"/>
-              </w:rPr>
-              <w:t>Branch &amp; Bound</w:t>
-            </w:r>
-          </w:p>
-        </w:tc>
-        <w:tc>
-          <w:tcPr>
-            <w:tcW w:type="dxa" w:w="1584"/>
-            <w:shd w:fill="FFFFFF"/>
-            <w:tcMar>
-              <w:top w:w="80" w:type="dxa"/>
-              <w:bottom w:w="80" w:type="dxa"/>
-              <w:left w:w="120" w:type="dxa"/>
-              <w:right w:w="120" w:type="dxa"/>
-            </w:tcMar>
-          </w:tcPr>
-          <w:p>
-            <w:pPr>
-              <w:spacing w:before="0" w:after="0"/>
-            </w:pPr>
-            <w:r>
-              <w:rPr>
-                <w:rFonts w:ascii="Calibri" w:hAnsi="Calibri"/>
-                <w:color w:val="1E293B"/>
-                <w:sz w:val="19"/>
-              </w:rPr>
-              <w:t>O(V!) worst-case</w:t>
-            </w:r>
-          </w:p>
-        </w:tc>
-        <w:tc>
-          <w:tcPr>
-            <w:tcW w:type="dxa" w:w="1152"/>
+            <w:tcW w:type="dxa" w:w="1008"/>
             <w:shd w:fill="FFFFFF"/>
             <w:tcMar>
               <w:top w:w="80" w:type="dxa"/>
@@ -4501,7 +8661,7 @@
                 <w:color w:val="1E293B"/>
                 <w:sz w:val="19"/>
               </w:rPr>
-              <w:t>Structural</w:t>
+              <w:t>All Even Degrees</w:t>
             </w:r>
           </w:p>
         </w:tc>
@@ -4526,7 +8686,159 @@
                 <w:color w:val="1E293B"/>
                 <w:sz w:val="19"/>
               </w:rPr>
-              <w:t>Vertex Bijection Proof</w:t>
+              <w:t>Traverse Every Edge Exactly Once</w:t>
+            </w:r>
+          </w:p>
+        </w:tc>
+      </w:tr>
+      <w:tr>
+        <w:tc>
+          <w:tcPr>
+            <w:tcW w:type="dxa" w:w="1872"/>
+            <w:shd w:fill="F8FAFC"/>
+            <w:tcMar>
+              <w:top w:w="80" w:type="dxa"/>
+              <w:bottom w:w="80" w:type="dxa"/>
+              <w:left w:w="120" w:type="dxa"/>
+              <w:right w:w="120" w:type="dxa"/>
+            </w:tcMar>
+          </w:tcPr>
+          <w:p>
+            <w:pPr>
+              <w:spacing w:before="0" w:after="0"/>
+            </w:pPr>
+            <w:r>
+              <w:rPr>
+                <w:rFonts w:ascii="Calibri" w:hAnsi="Calibri"/>
+                <w:color w:val="1E293B"/>
+                <w:sz w:val="19"/>
+              </w:rPr>
+              <w:t>Hamiltonian Cycle</w:t>
+            </w:r>
+          </w:p>
+        </w:tc>
+        <w:tc>
+          <w:tcPr>
+            <w:tcW w:type="dxa" w:w="1728"/>
+            <w:shd w:fill="F8FAFC"/>
+            <w:tcMar>
+              <w:top w:w="80" w:type="dxa"/>
+              <w:bottom w:w="80" w:type="dxa"/>
+              <w:left w:w="120" w:type="dxa"/>
+              <w:right w:w="120" w:type="dxa"/>
+            </w:tcMar>
+          </w:tcPr>
+          <w:p>
+            <w:pPr>
+              <w:spacing w:before="0" w:after="0"/>
+            </w:pPr>
+            <w:r>
+              <w:rPr>
+                <w:rFonts w:ascii="Calibri" w:hAnsi="Calibri"/>
+                <w:color w:val="1E293B"/>
+                <w:sz w:val="19"/>
+              </w:rPr>
+              <w:t>Dirac / Ore + Backtrack</w:t>
+            </w:r>
+          </w:p>
+        </w:tc>
+        <w:tc>
+          <w:tcPr>
+            <w:tcW w:type="dxa" w:w="1584"/>
+            <w:shd w:fill="F8FAFC"/>
+            <w:tcMar>
+              <w:top w:w="80" w:type="dxa"/>
+              <w:bottom w:w="80" w:type="dxa"/>
+              <w:left w:w="120" w:type="dxa"/>
+              <w:right w:w="120" w:type="dxa"/>
+            </w:tcMar>
+          </w:tcPr>
+          <w:p>
+            <w:pPr>
+              <w:spacing w:before="0" w:after="0"/>
+            </w:pPr>
+            <w:r>
+              <w:rPr>
+                <w:rFonts w:ascii="Calibri" w:hAnsi="Calibri"/>
+                <w:color w:val="1E293B"/>
+                <w:sz w:val="19"/>
+              </w:rPr>
+              <w:t>O(2^n * n^2) worst</w:t>
+            </w:r>
+          </w:p>
+        </w:tc>
+        <w:tc>
+          <w:tcPr>
+            <w:tcW w:type="dxa" w:w="1008"/>
+            <w:shd w:fill="F8FAFC"/>
+            <w:tcMar>
+              <w:top w:w="80" w:type="dxa"/>
+              <w:bottom w:w="80" w:type="dxa"/>
+              <w:left w:w="120" w:type="dxa"/>
+              <w:right w:w="120" w:type="dxa"/>
+            </w:tcMar>
+          </w:tcPr>
+          <w:p>
+            <w:pPr>
+              <w:spacing w:before="0" w:after="0"/>
+            </w:pPr>
+            <w:r>
+              <w:rPr>
+                <w:rFonts w:ascii="Calibri" w:hAnsi="Calibri"/>
+                <w:color w:val="1E293B"/>
+                <w:sz w:val="19"/>
+              </w:rPr>
+              <w:t>O(V)</w:t>
+            </w:r>
+          </w:p>
+        </w:tc>
+        <w:tc>
+          <w:tcPr>
+            <w:tcW w:type="dxa" w:w="1584"/>
+            <w:shd w:fill="F8FAFC"/>
+            <w:tcMar>
+              <w:top w:w="80" w:type="dxa"/>
+              <w:bottom w:w="80" w:type="dxa"/>
+              <w:left w:w="120" w:type="dxa"/>
+              <w:right w:w="120" w:type="dxa"/>
+            </w:tcMar>
+          </w:tcPr>
+          <w:p>
+            <w:pPr>
+              <w:spacing w:before="0" w:after="0"/>
+            </w:pPr>
+            <w:r>
+              <w:rPr>
+                <w:rFonts w:ascii="Calibri" w:hAnsi="Calibri"/>
+                <w:color w:val="1E293B"/>
+                <w:sz w:val="19"/>
+              </w:rPr>
+              <w:t>Undirected Simple</w:t>
+            </w:r>
+          </w:p>
+        </w:tc>
+        <w:tc>
+          <w:tcPr>
+            <w:tcW w:type="dxa" w:w="2304"/>
+            <w:shd w:fill="F8FAFC"/>
+            <w:tcMar>
+              <w:top w:w="80" w:type="dxa"/>
+              <w:bottom w:w="80" w:type="dxa"/>
+              <w:left w:w="120" w:type="dxa"/>
+              <w:right w:w="120" w:type="dxa"/>
+            </w:tcMar>
+          </w:tcPr>
+          <w:p>
+            <w:pPr>
+              <w:spacing w:before="0" w:after="0"/>
+            </w:pPr>
+            <w:r>
+              <w:rPr>
+                <w:rFonts w:ascii="Calibri" w:hAnsi="Calibri"/>
+                <w:color w:val="1E293B"/>
+                <w:sz w:val="19"/>
+              </w:rPr>
+              <w:t>Visit Every Vertex Exactly Once</w:t>
             </w:r>
           </w:p>
         </w:tc>
@@ -4535,16 +8847,16 @@
     <w:p>
       <w:pPr>
         <w:keepNext/>
-        <w:spacing w:before="360" w:after="120"/>
+        <w:spacing w:before="400" w:after="120"/>
       </w:pPr>
       <w:r>
         <w:rPr>
           <w:rFonts w:ascii="Calibri" w:hAnsi="Calibri"/>
           <w:b/>
           <w:color w:val="1E3A8A"/>
-          <w:sz w:val="36"/>
+          <w:sz w:val="34"/>
         </w:rPr>
-        <w:t>Chapter 6: Software Architecture &amp; Interactive Mechanics</w:t>
+        <w:t>Chapter 11: Software Architecture &amp; Interactive Canvas Mechanics</w:t>
       </w:r>
     </w:p>
     <w:p>
@@ -4557,9 +8869,9 @@
           <w:rFonts w:ascii="Calibri" w:hAnsi="Calibri"/>
           <w:b/>
           <w:color w:val="0F766E"/>
-          <w:sz w:val="28"/>
+          <w:sz w:val="27"/>
         </w:rPr>
-        <w:t>6.1 Multi-Renderer Graphics Pipeline</w:t>
+        <w:t>11.1 Multi-Renderer Graphics Pipeline</w:t>
       </w:r>
     </w:p>
     <w:p>
@@ -4595,7 +8907,7 @@
           <w:color w:val="1E293B"/>
           <w:sz w:val="21"/>
         </w:rPr>
-        <w:t>Standard mode offering pixel-perfect mathematical curves, sub-pixel SVG markers, text anchors, and native DOM accessibility.</w:t>
+        <w:t>Default standard mode offering pixel-perfect mathematical curves, sub-pixel SVG markers, text anchors, and native DOM accessibility.</w:t>
       </w:r>
     </w:p>
     <w:p>
@@ -4654,9 +8966,9 @@
           <w:rFonts w:ascii="Calibri" w:hAnsi="Calibri"/>
           <w:b/>
           <w:color w:val="0F766E"/>
-          <w:sz w:val="28"/>
+          <w:sz w:val="27"/>
         </w:rPr>
-        <w:t>6.2 Dual Execution &amp; Time-Travel Engine</w:t>
+        <w:t>11.2 Dual Execution &amp; Time-Travel Engine</w:t>
       </w:r>
     </w:p>
     <w:p>
@@ -4708,9 +9020,9 @@
           <w:rFonts w:ascii="Calibri" w:hAnsi="Calibri"/>
           <w:b/>
           <w:color w:val="0F766E"/>
-          <w:sz w:val="28"/>
+          <w:sz w:val="27"/>
         </w:rPr>
-        <w:t>6.3 Photoshop-Style Canvas Text Box Tool</w:t>
+        <w:t>11.3 Photoshop-Style Canvas Text Box Tool &amp; Multi-Selection</w:t>
       </w:r>
     </w:p>
     <w:p>
@@ -4723,7 +9035,7 @@
           <w:color w:val="1E293B"/>
           <w:sz w:val="21"/>
         </w:rPr>
-        <w:t>The newly integrated Photoshop-Style Text Tool ('T') allows users to place rich text annotations, mathematical notes, and theorem labels anywhere on the canvas. Text boxes support:</w:t>
+        <w:t>The newly integrated Photoshop-Style Text Tool ('T') allows users to place rich text annotations, mathematical notes, and theorem labels anywhere on the canvas. Key mechanics include:</w:t>
       </w:r>
     </w:p>
     <w:p>
@@ -4784,7 +9096,7 @@
           <w:color w:val="1E293B"/>
           <w:sz w:val="21"/>
         </w:rPr>
-        <w:t xml:space="preserve">Double-Click Inline Editing: </w:t>
+        <w:t xml:space="preserve">Instant Inline Editing: </w:t>
       </w:r>
       <w:r>
         <w:rPr>
@@ -4792,7 +9104,30 @@
           <w:color w:val="1E293B"/>
           <w:sz w:val="21"/>
         </w:rPr>
-        <w:t>Fast inline editing with Enter / Cmd+Enter to confirm and Esc to cancel.</w:t>
+        <w:t>Clicking on the canvas immediately spawns a focused textarea for instant typing; Esc, ⌘+Enter, or clicking outside immediately commits the text.</w:t>
+      </w:r>
+    </w:p>
+    <w:p>
+      <w:pPr>
+        <w:pStyle w:val="ListBullet"/>
+        <w:spacing w:before="20" w:after="60" w:line="276" w:lineRule="auto"/>
+      </w:pPr>
+      <w:r>
+        <w:rPr>
+          <w:rFonts w:ascii="Calibri" w:hAnsi="Calibri"/>
+          <w:b/>
+          <w:color w:val="1E293B"/>
+          <w:sz w:val="21"/>
+        </w:rPr>
+        <w:t xml:space="preserve">Marquee Box Selection Integration: </w:t>
+      </w:r>
+      <w:r>
+        <w:rPr>
+          <w:rFonts w:ascii="Calibri" w:hAnsi="Calibri"/>
+          <w:color w:val="1E293B"/>
+          <w:sz w:val="21"/>
+        </w:rPr>
+        <w:t>The Marquee Selection tool ('B' or Shift+Drag) queries both nodes and text boxes simultaneously. Selected text boxes can be dragged together with nodes, copied, or deleted via Backspace/Delete.</w:t>
       </w:r>
     </w:p>
     <w:p>
@@ -4828,9 +9163,9 @@
           <w:rFonts w:ascii="Calibri" w:hAnsi="Calibri"/>
           <w:b/>
           <w:color w:val="0F766E"/>
-          <w:sz w:val="28"/>
+          <w:sz w:val="27"/>
         </w:rPr>
-        <w:t>6.4 Multi-Provider AI Graph Theory Tutor</w:t>
+        <w:t>11.4 Multi-Provider AI Graph Theory Tutor</w:t>
       </w:r>
     </w:p>
     <w:p>
@@ -4866,9 +9201,9 @@
           <w:rFonts w:ascii="Calibri" w:hAnsi="Calibri"/>
           <w:b/>
           <w:color w:val="0F766E"/>
-          <w:sz w:val="28"/>
+          <w:sz w:val="27"/>
         </w:rPr>
-        <w:t>6.5 Responsive Cross-Screen Design</w:t>
+        <w:t>11.5 Responsive Cross-Screen Design</w:t>
       </w:r>
     </w:p>
     <w:p>
